--- a/downloads/workbook/ai-2-week-10.docx
+++ b/downloads/workbook/ai-2-week-10.docx
@@ -1307,6 +1307,178 @@
         <w:t>Project connection: Build a transparent filtering stage for the recommender, storing each failed or unresolved requirement in its explanation.</w:t>
       </w:r>
     </w:p>
+    <w:p>
+      <w:pPr>
+        <w:pStyle w:val="Heading1"/>
+      </w:pPr>
+      <w:r>
+        <w:t>19. Project portfolio milestone</w:t>
+      </w:r>
+    </w:p>
+    <w:p>
+      <w:r>
+        <w:t>Project: Transparent Book Recommender</w:t>
+      </w:r>
+    </w:p>
+    <w:p>
+      <w:r>
+        <w:t>Current milestone: Make a transparent first version. Keep a trace of how one input becomes an output; explain the rule or learned component.</w:t>
+      </w:r>
+    </w:p>
+    <w:p>
+      <w:r>
+        <w:t>Build a transparent filtering stage for the recommender, storing each failed or unresolved requirement in its explanation.</w:t>
+      </w:r>
+    </w:p>
+    <w:tbl>
+      <w:tblPr>
+        <w:tblStyle w:val="LightShading-Accent1"/>
+        <w:tblW w:type="auto" w:w="0"/>
+        <w:tblLook w:firstColumn="1" w:firstRow="1" w:lastColumn="0" w:lastRow="0" w:noHBand="0" w:noVBand="1" w:val="04A0"/>
+      </w:tblPr>
+      <w:tblGrid>
+        <w:gridCol w:w="5112"/>
+        <w:gridCol w:w="5112"/>
+      </w:tblGrid>
+      <w:tr>
+        <w:trPr>
+          <w:tblHeader/>
+        </w:trPr>
+        <w:tc>
+          <w:tcPr>
+            <w:tcW w:type="dxa" w:w="5112"/>
+          </w:tcPr>
+          <w:p>
+            <w:r>
+              <w:t>Evidence to keep</w:t>
+            </w:r>
+          </w:p>
+        </w:tc>
+        <w:tc>
+          <w:tcPr>
+            <w:tcW w:type="dxa" w:w="5112"/>
+          </w:tcPr>
+          <w:p>
+            <w:r>
+              <w:t>My record</w:t>
+            </w:r>
+          </w:p>
+        </w:tc>
+      </w:tr>
+      <w:tr>
+        <w:tc>
+          <w:tcPr>
+            <w:tcW w:type="dxa" w:w="5112"/>
+          </w:tcPr>
+          <w:p>
+            <w:r>
+              <w:t>This week’s input and deciding step</w:t>
+            </w:r>
+          </w:p>
+        </w:tc>
+        <w:tc>
+          <w:tcPr>
+            <w:tcW w:type="dxa" w:w="5112"/>
+          </w:tcPr>
+          <w:p>
+            <w:r/>
+          </w:p>
+        </w:tc>
+      </w:tr>
+      <w:tr>
+        <w:tc>
+          <w:tcPr>
+            <w:tcW w:type="dxa" w:w="5112"/>
+          </w:tcPr>
+          <w:p>
+            <w:r>
+              <w:t>Prediction and actual result (or labelled paper trace)</w:t>
+            </w:r>
+          </w:p>
+        </w:tc>
+        <w:tc>
+          <w:tcPr>
+            <w:tcW w:type="dxa" w:w="5112"/>
+          </w:tcPr>
+          <w:p>
+            <w:r/>
+          </w:p>
+        </w:tc>
+      </w:tr>
+      <w:tr>
+        <w:tc>
+          <w:tcPr>
+            <w:tcW w:type="dxa" w:w="5112"/>
+          </w:tcPr>
+          <w:p>
+            <w:r>
+              <w:t>One change since the previous checkpoint and why</w:t>
+            </w:r>
+          </w:p>
+        </w:tc>
+        <w:tc>
+          <w:tcPr>
+            <w:tcW w:type="dxa" w:w="5112"/>
+          </w:tcPr>
+          <w:p>
+            <w:r/>
+          </w:p>
+        </w:tc>
+      </w:tr>
+      <w:tr>
+        <w:tc>
+          <w:tcPr>
+            <w:tcW w:type="dxa" w:w="5112"/>
+          </w:tcPr>
+          <w:p>
+            <w:r>
+              <w:t>One error or limit and the next test</w:t>
+            </w:r>
+          </w:p>
+        </w:tc>
+        <w:tc>
+          <w:tcPr>
+            <w:tcW w:type="dxa" w:w="5112"/>
+          </w:tcPr>
+          <w:p>
+            <w:r/>
+          </w:p>
+        </w:tc>
+      </w:tr>
+    </w:tbl>
+    <w:p>
+      <w:pPr>
+        <w:pStyle w:val="Heading3"/>
+      </w:pPr>
+      <w:r>
+        <w:t>Explain what this week adds to your project. Reuse last week’s record rather than starting again.</w:t>
+      </w:r>
+    </w:p>
+    <w:p>
+      <w:r>
+        <w:t>________________________________________________________________</w:t>
+      </w:r>
+    </w:p>
+    <w:p>
+      <w:r>
+        <w:t>________________________________________________________________</w:t>
+      </w:r>
+    </w:p>
+    <w:p>
+      <w:r>
+        <w:t>________________________________________________________________</w:t>
+      </w:r>
+    </w:p>
+    <w:p>
+      <w:r>
+        <w:t>________________________________________________________________</w:t>
+      </w:r>
+    </w:p>
+    <w:p>
+      <w:r>
+        <w:t>________________________________________________________________</w:t>
+      </w:r>
+    </w:p>
     <w:sectPr>
       <w:pgSz w:w="12240" w:h="15840"/>
       <w:pgMar w:top="936" w:right="1008" w:bottom="936" w:left="1008" w:header="720" w:footer="720" w:gutter="0"/>

--- a/downloads/workbook/ai-2-week-10.docx
+++ b/downloads/workbook/ai-2-week-10.docx
@@ -1479,6 +1479,240 @@
         <w:t>________________________________________________________________</w:t>
       </w:r>
     </w:p>
+    <w:p>
+      <w:pPr>
+        <w:pStyle w:val="Heading1"/>
+      </w:pPr>
+      <w:r>
+        <w:t>20. Supported practice and learning evidence</w:t>
+      </w:r>
+    </w:p>
+    <w:p>
+      <w:r>
+        <w:t>Use this supported practice once, in the browser or on paper. Keep the reserved independent assessment for a separate first attempt before teacher feedback.</w:t>
+      </w:r>
+    </w:p>
+    <w:p>
+      <w:r>
+        <w:t>A fictional librarian wants illustrated mystery books with at most 100 pages.</w:t>
+      </w:r>
+    </w:p>
+    <w:p>
+      <w:pPr>
+        <w:pStyle w:val="Heading3"/>
+      </w:pPr>
+      <w:r>
+        <w:t>Practice 1: explain the deciding evidence</w:t>
+      </w:r>
+    </w:p>
+    <w:p>
+      <w:r>
+        <w:t>Which labelled step matches this detail? Missing pages means review rather than assuming it is short.</w:t>
+      </w:r>
+    </w:p>
+    <w:p>
+      <w:r>
+        <w:t>1. Read all conditions</w:t>
+      </w:r>
+    </w:p>
+    <w:p>
+      <w:r>
+        <w:t>2. Trace M</w:t>
+      </w:r>
+    </w:p>
+    <w:p>
+      <w:r>
+        <w:t>3. Trace J</w:t>
+      </w:r>
+    </w:p>
+    <w:p>
+      <w:r>
+        <w:t>4. Trace K and L</w:t>
+      </w:r>
+    </w:p>
+    <w:p>
+      <w:pPr>
+        <w:pStyle w:val="Heading3"/>
+      </w:pPr>
+      <w:r>
+        <w:t>My selected conclusion, deciding fact and explanation</w:t>
+      </w:r>
+    </w:p>
+    <w:p>
+      <w:r>
+        <w:t>________________________________________________________________</w:t>
+      </w:r>
+    </w:p>
+    <w:p>
+      <w:r>
+        <w:t>________________________________________________________________</w:t>
+      </w:r>
+    </w:p>
+    <w:p>
+      <w:r>
+        <w:t>________________________________________________________________</w:t>
+      </w:r>
+    </w:p>
+    <w:p>
+      <w:r>
+        <w:t>________________________________________________________________</w:t>
+      </w:r>
+    </w:p>
+    <w:p>
+      <w:r>
+        <w:t>________________________________________________________________</w:t>
+      </w:r>
+    </w:p>
+    <w:p>
+      <w:r>
+        <w:t>Hint if needed: Read the steps in the pictorial case. Match the supplied detail to the stage that performs or records it.</w:t>
+      </w:r>
+    </w:p>
+    <w:p>
+      <w:r>
+        <w:t>After your attempt, compare with the supported explanation: Trace M Missing pages means review rather than assuming it is short. This human simulation lets students inspect every decision without needing a trained model. Equality matters at 100. Known failures give reasons for rejection; M lacks enough information for the page check. The order should not turn blank into zero or quietly ignore a required field.</w:t>
+      </w:r>
+    </w:p>
+    <w:p>
+      <w:pPr>
+        <w:pStyle w:val="Heading3"/>
+      </w:pPr>
+      <w:r>
+        <w:t>Practice 2: explain the deciding evidence</w:t>
+      </w:r>
+    </w:p>
+    <w:p>
+      <w:r>
+        <w:t>Changed-case practice: Supply M’s pages as 101. Which conclusion is supported by the supplied facts?</w:t>
+      </w:r>
+    </w:p>
+    <w:p>
+      <w:r>
+        <w:t>1. M is now rejected rather than awaiting page review.</w:t>
+      </w:r>
+    </w:p>
+    <w:p>
+      <w:r>
+        <w:t>2. We can decide the result without examining the changed input or the procedure.</w:t>
+      </w:r>
+    </w:p>
+    <w:p>
+      <w:r>
+        <w:t>3. This one example guarantees correct results for every future input.</w:t>
+      </w:r>
+    </w:p>
+    <w:p>
+      <w:pPr>
+        <w:pStyle w:val="Heading3"/>
+      </w:pPr>
+      <w:r>
+        <w:t>My selected conclusion, deciding fact and explanation</w:t>
+      </w:r>
+    </w:p>
+    <w:p>
+      <w:r>
+        <w:t>________________________________________________________________</w:t>
+      </w:r>
+    </w:p>
+    <w:p>
+      <w:r>
+        <w:t>________________________________________________________________</w:t>
+      </w:r>
+    </w:p>
+    <w:p>
+      <w:r>
+        <w:t>________________________________________________________________</w:t>
+      </w:r>
+    </w:p>
+    <w:p>
+      <w:r>
+        <w:t>________________________________________________________________</w:t>
+      </w:r>
+    </w:p>
+    <w:p>
+      <w:r>
+        <w:t>________________________________________________________________</w:t>
+      </w:r>
+    </w:p>
+    <w:p>
+      <w:r>
+        <w:t>Hint if needed: Use the changed condition and the deciding step in the pictorial trace. The answer must say what follows from those facts.</w:t>
+      </w:r>
+    </w:p>
+    <w:p>
+      <w:r>
+        <w:t>After your attempt, compare with the supported explanation: M is now rejected rather than awaiting page review. The required field is known but fails the maximum-length condition.</w:t>
+      </w:r>
+    </w:p>
+    <w:p>
+      <w:pPr>
+        <w:pStyle w:val="Heading3"/>
+      </w:pPr>
+      <w:r>
+        <w:t>Repair a missing building block</w:t>
+      </w:r>
+    </w:p>
+    <w:p>
+      <w:r>
+        <w:t>Review Features and Distractors (ai-2/9). Goal: Choose recorded properties that preserve distinctions needed for a stated task. Short practice: Does this one pair prove the classifier always ignores subject? Explain a narrower claim.. Return to this week and explain what you changed.</w:t>
+      </w:r>
+    </w:p>
+    <w:p>
+      <w:r>
+        <w:t>Review Rows Columns and Data Types (ai-2/7). Goal: Specify a table schema. Short practice: Which two rows originally fail, and do they fail for the same reason?. Return to this week and explain what you changed.</w:t>
+      </w:r>
+    </w:p>
+    <w:p>
+      <w:r>
+        <w:t>Review Trace Tables (ai-2/4). Goal: Trace variable values before and after each loop iteration. Short practice: Move print inside the original loop. What sequence is displayed?. Return to this week and explain what you changed.</w:t>
+      </w:r>
+    </w:p>
+    <w:p>
+      <w:pPr>
+        <w:pStyle w:val="Heading3"/>
+      </w:pPr>
+      <w:r>
+        <w:t>Keep your completed work</w:t>
+      </w:r>
+    </w:p>
+    <w:p>
+      <w:r>
+        <w:t>Use Download completed work in the hosted lesson to export your answers, reflections, practice feedback and code-run evidence. Open the HTML copy to read or print it. Drafts stay in this browser when storage is available; clear drafts on a shared device.</w:t>
+      </w:r>
+    </w:p>
+    <w:p>
+      <w:pPr>
+        <w:pStyle w:val="Heading3"/>
+      </w:pPr>
+      <w:r>
+        <w:t>What I repaired, the evidence I kept and the next test</w:t>
+      </w:r>
+    </w:p>
+    <w:p>
+      <w:r>
+        <w:t>________________________________________________________________</w:t>
+      </w:r>
+    </w:p>
+    <w:p>
+      <w:r>
+        <w:t>________________________________________________________________</w:t>
+      </w:r>
+    </w:p>
+    <w:p>
+      <w:r>
+        <w:t>________________________________________________________________</w:t>
+      </w:r>
+    </w:p>
+    <w:p>
+      <w:r>
+        <w:t>________________________________________________________________</w:t>
+      </w:r>
+    </w:p>
+    <w:p>
+      <w:r>
+        <w:t>________________________________________________________________</w:t>
+      </w:r>
+    </w:p>
     <w:sectPr>
       <w:pgSz w:w="12240" w:h="15840"/>
       <w:pgMar w:top="936" w:right="1008" w:bottom="936" w:left="1008" w:header="720" w:footer="720" w:gutter="0"/>

--- a/downloads/workbook/ai-2-week-10.docx
+++ b/downloads/workbook/ai-2-week-10.docx
@@ -30,6 +30,17 @@
     </w:p>
     <w:p>
       <w:r>
+        <w:t>Record your starting explanation for Human Classifier Simulation before opening notes. Show any later correction separately.</w:t>
+      </w:r>
+    </w:p>
+    <w:p>
+      <w:pPr>
+        <w:spacing w:line="336" w:lineRule="auto" w:after="180"/>
+      </w:pPr>
+      <w:r>
+        <w:rPr>
+          <w:b w:val="0"/>
+        </w:rPr>
         <w:t>Try the recall before opening notes. Then use a different colour or a labelled second line to correct your explanation.</w:t>
       </w:r>
     </w:p>
@@ -42,7 +53,13 @@
       </w:r>
     </w:p>
     <w:p>
-      <w:r>
+      <w:pPr>
+        <w:spacing w:line="336" w:lineRule="auto" w:after="180"/>
+      </w:pPr>
+      <w:r>
+        <w:rPr>
+          <w:b w:val="0"/>
+        </w:rPr>
         <w:t>Without opening the old lesson, explain one key idea from Features and Distractors. Give an example and a mistake that the idea helps you avoid.</w:t>
       </w:r>
     </w:p>
@@ -78,7 +95,13 @@
       </w:r>
     </w:p>
     <w:p>
-      <w:r>
+      <w:pPr>
+        <w:spacing w:line="336" w:lineRule="auto" w:after="180"/>
+      </w:pPr>
+      <w:r>
+        <w:rPr>
+          <w:b w:val="0"/>
+        </w:rPr>
         <w:t>Without opening the old lesson, explain one key idea from Rows Columns and Data Types. Give an example and a mistake that the idea helps you avoid.</w:t>
       </w:r>
     </w:p>
@@ -114,7 +137,13 @@
       </w:r>
     </w:p>
     <w:p>
-      <w:r>
+      <w:pPr>
+        <w:spacing w:line="336" w:lineRule="auto" w:after="180"/>
+      </w:pPr>
+      <w:r>
+        <w:rPr>
+          <w:b w:val="0"/>
+        </w:rPr>
         <w:t>Without opening the old lesson, explain one key idea from Trace Tables. Give an example and a mistake that the idea helps you avoid.</w:t>
       </w:r>
     </w:p>
@@ -151,7 +180,30 @@
     </w:p>
     <w:p>
       <w:r>
-        <w:t>Use W2: Construct both outcome paths for Constructing a classifier. Record the answer once; the lesson and workbook refer to the same attempt.</w:t>
+        <w:t>Complete the supported Human Classifier Simulation trace and record the first step you can explain without help.</w:t>
+      </w:r>
+    </w:p>
+    <w:p>
+      <w:pPr>
+        <w:spacing w:line="336" w:lineRule="auto" w:after="180"/>
+      </w:pPr>
+      <w:r>
+        <w:rPr>
+          <w:b w:val="0"/>
+        </w:rPr>
+        <w:t xml:space="preserve">Use W2: Construct both outcome paths for Constructing a </w:t>
+      </w:r>
+      <w:r>
+        <w:rPr>
+          <w:b/>
+        </w:rPr>
+        <w:t>classifier</w:t>
+      </w:r>
+      <w:r>
+        <w:rPr>
+          <w:b w:val="0"/>
+        </w:rPr>
+        <w:t>. Record the answer once; the lesson and workbook refer to the same attempt.</w:t>
       </w:r>
     </w:p>
     <w:tbl>
@@ -279,7 +331,53 @@
     </w:p>
     <w:p>
       <w:r>
-        <w:t>Use the worked case for Constructing a classifier. Proposed explanation: “Any numeric input must receive a category”. Decide whether this explanation is supported. Point to the step or supplied fact that decides; explain your repair if needed.</w:t>
+        <w:t>Check the proposed Human Classifier Simulation explanation against the supplied facts before discussing it.</w:t>
+      </w:r>
+    </w:p>
+    <w:p>
+      <w:pPr>
+        <w:spacing w:line="336" w:lineRule="auto" w:after="180"/>
+      </w:pPr>
+      <w:r>
+        <w:rPr>
+          <w:b w:val="0"/>
+        </w:rPr>
+        <w:t xml:space="preserve">Use the worked case for Constructing a </w:t>
+      </w:r>
+      <w:r>
+        <w:rPr>
+          <w:b/>
+        </w:rPr>
+        <w:t>classifier</w:t>
+      </w:r>
+      <w:r>
+        <w:rPr>
+          <w:b w:val="0"/>
+        </w:rPr>
+        <w:t xml:space="preserve">. Proposed explanation: “Any numeric </w:t>
+      </w:r>
+      <w:r>
+        <w:rPr>
+          <w:b/>
+        </w:rPr>
+        <w:t>input</w:t>
+      </w:r>
+      <w:r>
+        <w:rPr>
+          <w:b w:val="0"/>
+        </w:rPr>
+        <w:t xml:space="preserve"> must receive a category”. Decide whether this explanation is supported.</w:t>
+      </w:r>
+    </w:p>
+    <w:p>
+      <w:pPr>
+        <w:spacing w:line="336" w:lineRule="auto" w:after="180"/>
+      </w:pPr>
+      <w:r>
+        <w:rPr>
+          <w:b w:val="0"/>
+        </w:rPr>
+        <w:t>Point to the step or supplied fact that decides; explain your repair if needed.</w:t>
       </w:r>
     </w:p>
     <w:p>
@@ -319,6 +417,11 @@
       </w:r>
     </w:p>
     <w:p>
+      <w:r>
+        <w:t>Write one first attempt at the reserved independent case before feedback. Repeated copies of that case refer to the same recorded attempt.</w:t>
+      </w:r>
+    </w:p>
+    <w:p>
       <w:pPr>
         <w:pStyle w:val="Heading3"/>
       </w:pPr>
@@ -327,8 +430,26 @@
       </w:r>
     </w:p>
     <w:p>
-      <w:r>
-        <w:t>A written rule selects science books with fewer than 140 pages. Trace science/139, science/140, history/90 and missing-genre/90. Policy: missing required information means request it.</w:t>
+      <w:pPr>
+        <w:spacing w:line="336" w:lineRule="auto" w:after="180"/>
+      </w:pPr>
+      <w:r>
+        <w:rPr>
+          <w:b w:val="0"/>
+        </w:rPr>
+        <w:t xml:space="preserve">A </w:t>
+      </w:r>
+      <w:r>
+        <w:rPr>
+          <w:b/>
+        </w:rPr>
+        <w:t>written rule</w:t>
+      </w:r>
+      <w:r>
+        <w:rPr>
+          <w:b w:val="0"/>
+        </w:rPr>
+        <w:t xml:space="preserve"> selects science books with fewer than 140 pages. Trace science/139, science/140, history/90 and missing-genre/90. Policy: missing required information means request it.</w:t>
       </w:r>
     </w:p>
     <w:p>
@@ -375,7 +496,13 @@
       </w:r>
     </w:p>
     <w:p>
-      <w:r>
+      <w:pPr>
+        <w:spacing w:line="336" w:lineRule="auto" w:after="180"/>
+      </w:pPr>
+      <w:r>
+        <w:rPr>
+          <w:b w:val="0"/>
+        </w:rPr>
         <w:t>Attempt this case before feedback. Record any help. Earlier examples below are further practice; a case already practised with feedback cannot establish fresh transfer.</w:t>
       </w:r>
     </w:p>
@@ -389,6 +516,17 @@
     </w:p>
     <w:p>
       <w:r>
+        <w:t>Connect the Human Classifier Simulation target to a trace and a justified conclusion.</w:t>
+      </w:r>
+    </w:p>
+    <w:p>
+      <w:pPr>
+        <w:spacing w:line="336" w:lineRule="auto" w:after="180"/>
+      </w:pPr>
+      <w:r>
+        <w:rPr>
+          <w:b w:val="0"/>
+        </w:rPr>
         <w:t>Recommend a book only if genre is science AND pages&lt;=150. Classify science/150, science/151, mystery/90 and missing-genre/80. State a missing-data policy.</w:t>
       </w:r>
     </w:p>
@@ -402,17 +540,46 @@
     </w:p>
     <w:p>
       <w:r>
+        <w:t>Solve the supplied Human Classifier Simulation case and show the deciding evidence.</w:t>
+      </w:r>
+    </w:p>
+    <w:p>
+      <w:pPr>
+        <w:spacing w:line="336" w:lineRule="auto" w:after="180"/>
+      </w:pPr>
+      <w:r>
+        <w:rPr>
+          <w:b w:val="0"/>
+        </w:rPr>
         <w:t>Recommend if adventure AND pages&lt;150; otherwise Other.</w:t>
       </w:r>
     </w:p>
     <w:p>
-      <w:r>
+      <w:pPr>
+        <w:spacing w:line="336" w:lineRule="auto" w:after="180"/>
+      </w:pPr>
+      <w:r>
+        <w:rPr>
+          <w:b w:val="0"/>
+        </w:rPr>
         <w:t>Trace A=(adventure,120), B=(adventure,180), C=(science,90).</w:t>
       </w:r>
     </w:p>
     <w:p>
-      <w:r>
-        <w:t>Show your trace, calculation or evidence</w:t>
+      <w:pPr>
+        <w:spacing w:line="336" w:lineRule="auto" w:after="180"/>
+      </w:pPr>
+      <w:r>
+        <w:rPr>
+          <w:b w:val="0"/>
+        </w:rPr>
+        <w:t xml:space="preserve">Show your trace, calculation or </w:t>
+      </w:r>
+      <w:r>
+        <w:rPr>
+          <w:b/>
+        </w:rPr>
+        <w:t>evidence</w:t>
       </w:r>
     </w:p>
     <w:p>
@@ -458,11 +625,52 @@
     </w:p>
     <w:p>
       <w:r>
-        <w:t>A human classifier uses sports topic means sports shelf. Classify a sports book and an unreadable cover. State what evidence is missing in the second case.</w:t>
-      </w:r>
-    </w:p>
-    <w:p>
-      <w:r>
+        <w:t>Apply the procedure to the changed case and record why the conclusion follows.</w:t>
+      </w:r>
+    </w:p>
+    <w:p>
+      <w:pPr>
+        <w:spacing w:line="336" w:lineRule="auto" w:after="180"/>
+      </w:pPr>
+      <w:r>
+        <w:rPr>
+          <w:b w:val="0"/>
+        </w:rPr>
+        <w:t xml:space="preserve">A human </w:t>
+      </w:r>
+      <w:r>
+        <w:rPr>
+          <w:b/>
+        </w:rPr>
+        <w:t>classifier</w:t>
+      </w:r>
+      <w:r>
+        <w:rPr>
+          <w:b w:val="0"/>
+        </w:rPr>
+        <w:t xml:space="preserve"> uses sports topic means sports shelf. Classify a sports book and an unreadable cover. State what </w:t>
+      </w:r>
+      <w:r>
+        <w:rPr>
+          <w:b/>
+        </w:rPr>
+        <w:t>evidence</w:t>
+      </w:r>
+      <w:r>
+        <w:rPr>
+          <w:b w:val="0"/>
+        </w:rPr>
+        <w:t xml:space="preserve"> is missing in the second case.</w:t>
+      </w:r>
+    </w:p>
+    <w:p>
+      <w:pPr>
+        <w:spacing w:line="336" w:lineRule="auto" w:after="180"/>
+      </w:pPr>
+      <w:r>
+        <w:rPr>
+          <w:b w:val="0"/>
+        </w:rPr>
         <w:t>My independent answer and reason</w:t>
       </w:r>
     </w:p>
@@ -517,7 +725,42 @@
     </w:p>
     <w:p>
       <w:r>
-        <w:t>Create a changed input, boundary case or missing-information case. Write the expected answer or safe response before testing.</w:t>
+        <w:t>Specify a changed input, expected result and observation separately.</w:t>
+      </w:r>
+    </w:p>
+    <w:p>
+      <w:pPr>
+        <w:spacing w:line="336" w:lineRule="auto" w:after="180"/>
+      </w:pPr>
+      <w:r>
+        <w:rPr>
+          <w:b w:val="0"/>
+        </w:rPr>
+        <w:t xml:space="preserve">Create a changed </w:t>
+      </w:r>
+      <w:r>
+        <w:rPr>
+          <w:b/>
+        </w:rPr>
+        <w:t>input</w:t>
+      </w:r>
+      <w:r>
+        <w:rPr>
+          <w:b w:val="0"/>
+        </w:rPr>
+        <w:t xml:space="preserve">, </w:t>
+      </w:r>
+      <w:r>
+        <w:rPr>
+          <w:b/>
+        </w:rPr>
+        <w:t>boundary</w:t>
+      </w:r>
+      <w:r>
+        <w:rPr>
+          <w:b w:val="0"/>
+        </w:rPr>
+        <w:t xml:space="preserve"> case or missing-information case. Write the expected answer or safe response before testing.</w:t>
       </w:r>
     </w:p>
     <w:tbl>
@@ -646,12 +889,41 @@
     </w:p>
     <w:p>
       <w:r>
+        <w:t>Justify what Human Classifier Simulation adds to Transparent Book Recommender and keep the evidence.</w:t>
+      </w:r>
+    </w:p>
+    <w:p>
+      <w:pPr>
+        <w:spacing w:line="336" w:lineRule="auto" w:after="180"/>
+      </w:pPr>
+      <w:r>
+        <w:rPr>
+          <w:b w:val="0"/>
+        </w:rPr>
         <w:t>Turn score thresholds into visible boundaries such as recommend / maybe / not now.</w:t>
       </w:r>
     </w:p>
     <w:p>
-      <w:r>
-        <w:t>The project change and evidence I will keep</w:t>
+      <w:pPr>
+        <w:spacing w:line="336" w:lineRule="auto" w:after="180"/>
+      </w:pPr>
+      <w:r>
+        <w:rPr>
+          <w:b w:val="0"/>
+        </w:rPr>
+        <w:t xml:space="preserve">The project change and </w:t>
+      </w:r>
+      <w:r>
+        <w:rPr>
+          <w:b/>
+        </w:rPr>
+        <w:t>evidence</w:t>
+      </w:r>
+      <w:r>
+        <w:rPr>
+          <w:b w:val="0"/>
+        </w:rPr>
+        <w:t xml:space="preserve"> I will keep</w:t>
       </w:r>
     </w:p>
     <w:p>
@@ -697,11 +969,54 @@
     </w:p>
     <w:p>
       <w:r>
-        <w:t>I can explain the mechanism. I can show evidence. I can handle a changed case. I can name a limit. Mark each as not yet, with help or independently, and attach supporting work.</w:t>
-      </w:r>
-    </w:p>
-    <w:p>
-      <w:r>
+        <w:t>Judge explanation, evidence, transfer and limits separately; attach the work behind your judgement.</w:t>
+      </w:r>
+    </w:p>
+    <w:p>
+      <w:pPr>
+        <w:pStyle w:val="ListBullet"/>
+      </w:pPr>
+      <w:r>
+        <w:t>I can explain the mechanism.</w:t>
+      </w:r>
+    </w:p>
+    <w:p>
+      <w:pPr>
+        <w:pStyle w:val="ListBullet"/>
+      </w:pPr>
+      <w:r>
+        <w:t>I can show evidence.</w:t>
+      </w:r>
+    </w:p>
+    <w:p>
+      <w:pPr>
+        <w:pStyle w:val="ListBullet"/>
+      </w:pPr>
+      <w:r>
+        <w:t>I can handle a changed case.</w:t>
+      </w:r>
+    </w:p>
+    <w:p>
+      <w:pPr>
+        <w:pStyle w:val="ListBullet"/>
+      </w:pPr>
+      <w:r>
+        <w:t>I can name a limit.</w:t>
+      </w:r>
+    </w:p>
+    <w:p>
+      <w:r>
+        <w:t>Mark each as not yet, with help or independently, and attach supporting work.</w:t>
+      </w:r>
+    </w:p>
+    <w:p>
+      <w:pPr>
+        <w:spacing w:line="336" w:lineRule="auto" w:after="180"/>
+      </w:pPr>
+      <w:r>
+        <w:rPr>
+          <w:b w:val="0"/>
+        </w:rPr>
         <w:t>Teacher review ____________________  Next step ____________________</w:t>
       </w:r>
     </w:p>
@@ -715,6 +1030,17 @@
     </w:p>
     <w:p>
       <w:r>
+        <w:t>Use this earlier case as transfer practice. A case already discussed with feedback is not fresh assessment evidence.</w:t>
+      </w:r>
+    </w:p>
+    <w:p>
+      <w:pPr>
+        <w:spacing w:line="336" w:lineRule="auto" w:after="180"/>
+      </w:pPr>
+      <w:r>
+        <w:rPr>
+          <w:b w:val="0"/>
+        </w:rPr>
         <w:t>Recommend a book only if genre is science AND pages&lt;=150. Classify science/150, science/151, mystery/90 and missing-genre/80. State a missing-data policy.</w:t>
       </w:r>
     </w:p>
@@ -762,7 +1088,13 @@
       </w:r>
     </w:p>
     <w:p>
-      <w:r>
+      <w:pPr>
+        <w:spacing w:line="336" w:lineRule="auto" w:after="180"/>
+      </w:pPr>
+      <w:r>
+        <w:rPr>
+          <w:b w:val="0"/>
+        </w:rPr>
         <w:t>Record support used: none, hint or teacher explanation.</w:t>
       </w:r>
     </w:p>
@@ -776,7 +1108,42 @@
     </w:p>
     <w:p>
       <w:r>
-        <w:t>Write the complete Tower1 input contract. Give one accepted example and three different rejected examples, each with its reason. Explain why an accepted input does not have to be one of the examples used to fit the threshold.</w:t>
+        <w:t>Write an input contract. Apply the supplied Human Classifier Simulation facts and keep your reasoning.</w:t>
+      </w:r>
+    </w:p>
+    <w:p>
+      <w:pPr>
+        <w:spacing w:line="336" w:lineRule="auto" w:after="180"/>
+      </w:pPr>
+      <w:r>
+        <w:rPr>
+          <w:b w:val="0"/>
+        </w:rPr>
+        <w:t xml:space="preserve">Write the complete Tower1 </w:t>
+      </w:r>
+      <w:r>
+        <w:rPr>
+          <w:b/>
+        </w:rPr>
+        <w:t>input contract</w:t>
+      </w:r>
+      <w:r>
+        <w:rPr>
+          <w:b w:val="0"/>
+        </w:rPr>
+        <w:t xml:space="preserve">. Give one accepted example and three different rejected examples, each with its reason. Explain why an accepted </w:t>
+      </w:r>
+      <w:r>
+        <w:rPr>
+          <w:b/>
+        </w:rPr>
+        <w:t>input</w:t>
+      </w:r>
+      <w:r>
+        <w:rPr>
+          <w:b w:val="0"/>
+        </w:rPr>
+        <w:t xml:space="preserve"> does not have to be one of the examples used to fit the threshold.</w:t>
       </w:r>
     </w:p>
     <w:p>
@@ -832,7 +1199,30 @@
     </w:p>
     <w:p>
       <w:r>
-        <w:t>Write numbered instructions for Tower1, including input checks, the stopping path after a failed check, the threshold rule and the record to keep. Your partner must be able to use them without supplying an unstated rule.</w:t>
+        <w:t>Construct both outcome paths. Apply the supplied Human Classifier Simulation facts and keep your reasoning.</w:t>
+      </w:r>
+    </w:p>
+    <w:p>
+      <w:pPr>
+        <w:spacing w:line="336" w:lineRule="auto" w:after="180"/>
+      </w:pPr>
+      <w:r>
+        <w:rPr>
+          <w:b w:val="0"/>
+        </w:rPr>
+        <w:t xml:space="preserve">Write numbered instructions for Tower1, including </w:t>
+      </w:r>
+      <w:r>
+        <w:rPr>
+          <w:b/>
+        </w:rPr>
+        <w:t>input</w:t>
+      </w:r>
+      <w:r>
+        <w:rPr>
+          <w:b w:val="0"/>
+        </w:rPr>
+        <w:t xml:space="preserve"> checks, the stopping path after a failed check, the threshold rule and the record to keep. Your partner must be able to use them without supplying an unstated rule.</w:t>
       </w:r>
     </w:p>
     <w:p>
@@ -893,7 +1283,41 @@
     </w:p>
     <w:p>
       <w:r>
-        <w:t>Trace 1 cm, 5 cm, 6 cm, 10 cm and 11 cm using Tower1. A faulty procedure records no prediction for a blank, then continues and treats the blank as zero to report short. Identify the missing instruction and the proper final outcome.</w:t>
+        <w:t>Trace boundaries and a broken path. Apply the supplied Human Classifier Simulation facts and keep your reasoning.</w:t>
+      </w:r>
+    </w:p>
+    <w:p>
+      <w:pPr>
+        <w:spacing w:line="336" w:lineRule="auto" w:after="180"/>
+      </w:pPr>
+      <w:r>
+        <w:rPr>
+          <w:b w:val="0"/>
+        </w:rPr>
+        <w:t xml:space="preserve">Trace 1 cm, 5 cm, 6 cm, 10 cm and 11 cm using Tower1. A faulty procedure records </w:t>
+      </w:r>
+      <w:r>
+        <w:rPr>
+          <w:b/>
+        </w:rPr>
+        <w:t>no prediction</w:t>
+      </w:r>
+      <w:r>
+        <w:rPr>
+          <w:b w:val="0"/>
+        </w:rPr>
+        <w:t xml:space="preserve"> for a blank, then continues and treats the blank as zero to report short.</w:t>
+      </w:r>
+    </w:p>
+    <w:p>
+      <w:pPr>
+        <w:spacing w:line="336" w:lineRule="auto" w:after="180"/>
+      </w:pPr>
+      <w:r>
+        <w:rPr>
+          <w:b w:val="0"/>
+        </w:rPr>
+        <w:t>Identify the missing instruction and the proper final outcome.</w:t>
       </w:r>
     </w:p>
     <w:p>
@@ -944,7 +1368,53 @@
     </w:p>
     <w:p>
       <w:r>
-        <w:t>Design Ribbon1 for ribbon lengths recorded as whole centimetres from 1 through 12 inclusive, with unit cm required. Predict long at 8 cm or more and short otherwise. Write complete instructions and trace 7 cm, 8 cm, a blank length and 13 cm. Include reasons for no prediction and the model version in each record.</w:t>
+        <w:t>Attempt before feedback. If this repeats the selected independent case, reuse that first attempt; otherwise keep a separate record. Build an independent ribbon classifier. Apply the supplied Human Classifier Simulation facts and keep your reasoning.</w:t>
+      </w:r>
+    </w:p>
+    <w:p>
+      <w:pPr>
+        <w:spacing w:line="336" w:lineRule="auto" w:after="180"/>
+      </w:pPr>
+      <w:r>
+        <w:rPr>
+          <w:b w:val="0"/>
+        </w:rPr>
+        <w:t>Design Ribbon1 for ribbon lengths recorded as whole centimetres from 1 through 12 inclusive, with unit cm required. Predict long at 8 cm or more and short otherwise.</w:t>
+      </w:r>
+    </w:p>
+    <w:p>
+      <w:pPr>
+        <w:spacing w:line="336" w:lineRule="auto" w:after="180"/>
+      </w:pPr>
+      <w:r>
+        <w:rPr>
+          <w:b w:val="0"/>
+        </w:rPr>
+        <w:t xml:space="preserve">Write complete instructions and trace 7 cm, 8 cm, a blank length and 13 cm. Include reasons for </w:t>
+      </w:r>
+      <w:r>
+        <w:rPr>
+          <w:b/>
+        </w:rPr>
+        <w:t>no prediction</w:t>
+      </w:r>
+      <w:r>
+        <w:rPr>
+          <w:b w:val="0"/>
+        </w:rPr>
+        <w:t xml:space="preserve"> and the </w:t>
+      </w:r>
+      <w:r>
+        <w:rPr>
+          <w:b/>
+        </w:rPr>
+        <w:t>model version</w:t>
+      </w:r>
+      <w:r>
+        <w:rPr>
+          <w:b w:val="0"/>
+        </w:rPr>
+        <w:t xml:space="preserve"> in each record.</w:t>
       </w:r>
     </w:p>
     <w:p>
@@ -1005,7 +1475,29 @@
     </w:p>
     <w:p>
       <w:r>
-        <w:t>Ribbon1 accepts 12 cm and predicts long. No comparison label has been supplied for that record. State what has been checked and what remains unknown. Explain why changing a blank to 1 cm just to produce a category would be a mistake.</w:t>
+        <w:t>Explain what your procedure establishes. Apply the supplied Human Classifier Simulation facts and keep your reasoning.</w:t>
+      </w:r>
+    </w:p>
+    <w:p>
+      <w:pPr>
+        <w:spacing w:line="336" w:lineRule="auto" w:after="180"/>
+      </w:pPr>
+      <w:r>
+        <w:rPr>
+          <w:b w:val="0"/>
+        </w:rPr>
+        <w:t>Ribbon1 accepts 12 cm and predicts long. No comparison label has been supplied for that record. State what has been checked and what remains unknown.</w:t>
+      </w:r>
+    </w:p>
+    <w:p>
+      <w:pPr>
+        <w:spacing w:line="336" w:lineRule="auto" w:after="180"/>
+      </w:pPr>
+      <w:r>
+        <w:rPr>
+          <w:b w:val="0"/>
+        </w:rPr>
+        <w:t>Explain why changing a blank to 1 cm just to produce a category would be a mistake.</w:t>
       </w:r>
     </w:p>
     <w:p>
@@ -1052,6 +1544,11 @@
       </w:pPr>
       <w:r>
         <w:t>17. Feedback, return check and learning record</w:t>
+      </w:r>
+    </w:p>
+    <w:p>
+      <w:r>
+        <w:t>Record the first repaired step and a different case to revisit after a delay.</w:t>
       </w:r>
     </w:p>
     <w:tbl>
@@ -1191,7 +1688,13 @@
       </w:tr>
     </w:tbl>
     <w:p>
-      <w:r>
+      <w:pPr>
+        <w:spacing w:line="336" w:lineRule="auto" w:after="180"/>
+      </w:pPr>
+      <w:r>
+        <w:rPr>
+          <w:b w:val="0"/>
+        </w:rPr>
         <w:t>Revisit this idea with your teacher after a delay. Familiarity is different from explaining and using it on a changed case.</w:t>
       </w:r>
     </w:p>
@@ -1205,16 +1708,45 @@
     </w:p>
     <w:p>
       <w:r>
+        <w:t>A fictional librarian wants illustrated mystery books with at most 100 pages. Explain the labelled step before checking the changed condition.</w:t>
+      </w:r>
+    </w:p>
+    <w:p>
+      <w:pPr>
+        <w:spacing w:line="336" w:lineRule="auto" w:after="180"/>
+      </w:pPr>
+      <w:r>
+        <w:rPr>
+          <w:b w:val="0"/>
+        </w:rPr>
         <w:t>A fictional librarian wants illustrated mystery books with at most 100 pages.</w:t>
       </w:r>
     </w:p>
     <w:p>
-      <w:r>
-        <w:t>Written rule: choose only genre mystery AND illustrated True AND pages&lt;=100.</w:t>
-      </w:r>
-    </w:p>
-    <w:p>
-      <w:r>
+      <w:pPr>
+        <w:spacing w:line="336" w:lineRule="auto" w:after="180"/>
+      </w:pPr>
+      <w:r>
+        <w:rPr>
+          <w:b/>
+        </w:rPr>
+        <w:t>Written rule</w:t>
+      </w:r>
+      <w:r>
+        <w:rPr>
+          <w:b w:val="0"/>
+        </w:rPr>
+        <w:t>: choose only genre mystery AND illustrated True AND pages&lt;=100.</w:t>
+      </w:r>
+    </w:p>
+    <w:p>
+      <w:pPr>
+        <w:spacing w:line="336" w:lineRule="auto" w:after="180"/>
+      </w:pPr>
+      <w:r>
+        <w:rPr>
+          <w:b w:val="0"/>
+        </w:rPr>
         <w:t>Rows J=(mystery,True,100), K=(mystery,False,90), L=(science,True,80), M=(mystery,True,blank). Missing required fields request review.</w:t>
       </w:r>
     </w:p>
@@ -1255,7 +1787,14 @@
       </w:r>
     </w:p>
     <w:p>
-      <w:r>
+      <w:pPr>
+        <w:spacing w:line="336" w:lineRule="auto" w:after="180"/>
+        <w:shd w:fill="F5F1FB"/>
+      </w:pPr>
+      <w:r>
+        <w:rPr>
+          <w:b w:val="0"/>
+        </w:rPr>
         <w:t>Why are J and M initially treated differently even though both are illustrated mysteries?</w:t>
       </w:r>
     </w:p>
@@ -1298,12 +1837,45 @@
       </w:r>
     </w:p>
     <w:p>
-      <w:r>
-        <w:t>Support used: alone / hint / worked example. This record is practice evidence.</w:t>
-      </w:r>
-    </w:p>
-    <w:p>
-      <w:r>
+      <w:pPr>
+        <w:pStyle w:val="Heading3"/>
+      </w:pPr>
+      <w:r>
+        <w:t>Record the help used</w:t>
+      </w:r>
+    </w:p>
+    <w:p>
+      <w:pPr>
+        <w:spacing w:line="336" w:lineRule="auto" w:after="180"/>
+        <w:shd w:fill="F1F6F8"/>
+      </w:pPr>
+      <w:r>
+        <w:rPr>
+          <w:b w:val="0"/>
+        </w:rPr>
+        <w:t xml:space="preserve">Support used: alone / hint / worked example. This record is practice </w:t>
+      </w:r>
+      <w:r>
+        <w:rPr>
+          <w:b/>
+        </w:rPr>
+        <w:t>evidence</w:t>
+      </w:r>
+      <w:r>
+        <w:rPr>
+          <w:b w:val="0"/>
+        </w:rPr>
+        <w:t>.</w:t>
+      </w:r>
+    </w:p>
+    <w:p>
+      <w:pPr>
+        <w:spacing w:line="336" w:lineRule="auto" w:after="180"/>
+      </w:pPr>
+      <w:r>
+        <w:rPr>
+          <w:b w:val="0"/>
+        </w:rPr>
         <w:t>Project connection: Build a transparent filtering stage for the recommender, storing each failed or unresolved requirement in its explanation.</w:t>
       </w:r>
     </w:p>
@@ -1317,16 +1889,63 @@
     </w:p>
     <w:p>
       <w:r>
+        <w:t>Keep this week’s input, deciding step, result and limit together in the Transparent Book Recommender record.</w:t>
+      </w:r>
+    </w:p>
+    <w:p>
+      <w:pPr>
+        <w:spacing w:line="336" w:lineRule="auto" w:after="180"/>
+      </w:pPr>
+      <w:r>
+        <w:rPr>
+          <w:b w:val="0"/>
+        </w:rPr>
         <w:t>Project: Transparent Book Recommender</w:t>
       </w:r>
     </w:p>
     <w:p>
-      <w:r>
-        <w:t>Current milestone: Make a transparent first version. Keep a trace of how one input becomes an output; explain the rule or learned component.</w:t>
-      </w:r>
-    </w:p>
-    <w:p>
-      <w:r>
+      <w:pPr>
+        <w:spacing w:line="336" w:lineRule="auto" w:after="180"/>
+      </w:pPr>
+      <w:r>
+        <w:rPr>
+          <w:b w:val="0"/>
+        </w:rPr>
+        <w:t xml:space="preserve">Current milestone: Make a transparent first version. Keep a trace of how one </w:t>
+      </w:r>
+      <w:r>
+        <w:rPr>
+          <w:b/>
+        </w:rPr>
+        <w:t>input</w:t>
+      </w:r>
+      <w:r>
+        <w:rPr>
+          <w:b w:val="0"/>
+        </w:rPr>
+        <w:t xml:space="preserve"> becomes an </w:t>
+      </w:r>
+      <w:r>
+        <w:rPr>
+          <w:b/>
+        </w:rPr>
+        <w:t>output</w:t>
+      </w:r>
+      <w:r>
+        <w:rPr>
+          <w:b w:val="0"/>
+        </w:rPr>
+        <w:t>; explain the rule or learned component.</w:t>
+      </w:r>
+    </w:p>
+    <w:p>
+      <w:pPr>
+        <w:spacing w:line="336" w:lineRule="auto" w:after="180"/>
+      </w:pPr>
+      <w:r>
+        <w:rPr>
+          <w:b w:val="0"/>
+        </w:rPr>
         <w:t>Build a transparent filtering stage for the recommender, storing each failed or unresolved requirement in its explanation.</w:t>
       </w:r>
     </w:p>
@@ -1489,11 +2108,28 @@
     </w:p>
     <w:p>
       <w:r>
+        <w:t>Try the supported questions before comparing with hints and feedback. Record what you repaired and the evidence you retained.</w:t>
+      </w:r>
+    </w:p>
+    <w:p>
+      <w:pPr>
+        <w:spacing w:line="336" w:lineRule="auto" w:after="180"/>
+      </w:pPr>
+      <w:r>
+        <w:rPr>
+          <w:b w:val="0"/>
+        </w:rPr>
         <w:t>Use this supported practice once, in the browser or on paper. Keep the reserved independent assessment for a separate first attempt before teacher feedback.</w:t>
       </w:r>
     </w:p>
     <w:p>
-      <w:r>
+      <w:pPr>
+        <w:spacing w:line="336" w:lineRule="auto" w:after="180"/>
+      </w:pPr>
+      <w:r>
+        <w:rPr>
+          <w:b w:val="0"/>
+        </w:rPr>
         <w:t>A fictional librarian wants illustrated mystery books with at most 100 pages.</w:t>
       </w:r>
     </w:p>
@@ -1506,27 +2142,61 @@
       </w:r>
     </w:p>
     <w:p>
-      <w:r>
+      <w:pPr>
+        <w:spacing w:line="336" w:lineRule="auto" w:after="180"/>
+      </w:pPr>
+      <w:r>
+        <w:rPr>
+          <w:b w:val="0"/>
+        </w:rPr>
         <w:t>Which labelled step matches this detail? Missing pages means review rather than assuming it is short.</w:t>
       </w:r>
     </w:p>
     <w:p>
-      <w:r>
+      <w:pPr>
+        <w:spacing w:line="336" w:lineRule="auto" w:after="180"/>
+        <w:shd w:fill="F4F9FC"/>
+      </w:pPr>
+      <w:r>
+        <w:rPr>
+          <w:b w:val="0"/>
+        </w:rPr>
         <w:t>1. Read all conditions</w:t>
       </w:r>
     </w:p>
     <w:p>
-      <w:r>
+      <w:pPr>
+        <w:spacing w:line="336" w:lineRule="auto" w:after="180"/>
+        <w:shd w:fill="F4F9FC"/>
+      </w:pPr>
+      <w:r>
+        <w:rPr>
+          <w:b w:val="0"/>
+        </w:rPr>
         <w:t>2. Trace M</w:t>
       </w:r>
     </w:p>
     <w:p>
-      <w:r>
+      <w:pPr>
+        <w:spacing w:line="336" w:lineRule="auto" w:after="180"/>
+        <w:shd w:fill="F4F9FC"/>
+      </w:pPr>
+      <w:r>
+        <w:rPr>
+          <w:b w:val="0"/>
+        </w:rPr>
         <w:t>3. Trace J</w:t>
       </w:r>
     </w:p>
     <w:p>
-      <w:r>
+      <w:pPr>
+        <w:spacing w:line="336" w:lineRule="auto" w:after="180"/>
+        <w:shd w:fill="F4F9FC"/>
+      </w:pPr>
+      <w:r>
+        <w:rPr>
+          <w:b w:val="0"/>
+        </w:rPr>
         <w:t>4. Trace K and L</w:t>
       </w:r>
     </w:p>
@@ -1564,41 +2234,143 @@
       </w:r>
     </w:p>
     <w:p>
-      <w:r>
+      <w:pPr>
+        <w:pStyle w:val="Heading3"/>
+      </w:pPr>
+      <w:r>
+        <w:t>Hint · try first</w:t>
+      </w:r>
+    </w:p>
+    <w:p>
+      <w:pPr>
+        <w:spacing w:line="336" w:lineRule="auto" w:after="180"/>
+        <w:shd w:fill="F1F6F8"/>
+      </w:pPr>
+      <w:r>
+        <w:rPr>
+          <w:b w:val="0"/>
+        </w:rPr>
         <w:t>Hint if needed: Read the steps in the pictorial case. Match the supplied detail to the stage that performs or records it.</w:t>
       </w:r>
     </w:p>
     <w:p>
-      <w:r>
-        <w:t>After your attempt, compare with the supported explanation: Trace M Missing pages means review rather than assuming it is short. This human simulation lets students inspect every decision without needing a trained model. Equality matters at 100. Known failures give reasons for rejection; M lacks enough information for the page check. The order should not turn blank into zero or quietly ignore a required field.</w:t>
-      </w:r>
-    </w:p>
-    <w:p>
       <w:pPr>
         <w:pStyle w:val="Heading3"/>
       </w:pPr>
       <w:r>
+        <w:t>Feedback · compare after trying</w:t>
+      </w:r>
+    </w:p>
+    <w:p>
+      <w:pPr>
+        <w:spacing w:line="336" w:lineRule="auto" w:after="180"/>
+        <w:shd w:fill="F1F6FC"/>
+      </w:pPr>
+      <w:r>
+        <w:rPr>
+          <w:b w:val="0"/>
+        </w:rPr>
+        <w:t>After your attempt, compare with the supported explanation: Trace M Missing pages means review rather than assuming it is short. This human simulation lets students inspect every decision without needing a trained model.</w:t>
+      </w:r>
+    </w:p>
+    <w:p>
+      <w:pPr>
+        <w:spacing w:line="336" w:lineRule="auto" w:after="180"/>
+        <w:shd w:fill="F1F6FC"/>
+      </w:pPr>
+      <w:r>
+        <w:rPr>
+          <w:b w:val="0"/>
+        </w:rPr>
+        <w:t>Equality matters at 100. Known failures give reasons for rejection; M lacks enough information for the page check. The order should not turn blank into zero or quietly ignore a required field.</w:t>
+      </w:r>
+    </w:p>
+    <w:p>
+      <w:pPr>
+        <w:pStyle w:val="Heading3"/>
+      </w:pPr>
+      <w:r>
         <w:t>Practice 2: explain the deciding evidence</w:t>
       </w:r>
     </w:p>
     <w:p>
-      <w:r>
+      <w:pPr>
+        <w:pStyle w:val="Heading3"/>
+      </w:pPr>
+      <w:r>
+        <w:t>Changed case · predict first</w:t>
+      </w:r>
+    </w:p>
+    <w:p>
+      <w:pPr>
+        <w:spacing w:line="336" w:lineRule="auto" w:after="180"/>
+        <w:shd w:fill="F5F1FB"/>
+      </w:pPr>
+      <w:r>
+        <w:rPr>
+          <w:b w:val="0"/>
+        </w:rPr>
         <w:t>Changed-case practice: Supply M’s pages as 101. Which conclusion is supported by the supplied facts?</w:t>
       </w:r>
     </w:p>
     <w:p>
-      <w:r>
+      <w:pPr>
+        <w:spacing w:line="336" w:lineRule="auto" w:after="180"/>
+        <w:shd w:fill="F4F9FC"/>
+      </w:pPr>
+      <w:r>
+        <w:rPr>
+          <w:b w:val="0"/>
+        </w:rPr>
         <w:t>1. M is now rejected rather than awaiting page review.</w:t>
       </w:r>
     </w:p>
     <w:p>
-      <w:r>
-        <w:t>2. We can decide the result without examining the changed input or the procedure.</w:t>
-      </w:r>
-    </w:p>
-    <w:p>
-      <w:r>
-        <w:t>3. This one example guarantees correct results for every future input.</w:t>
+      <w:pPr>
+        <w:spacing w:line="336" w:lineRule="auto" w:after="180"/>
+        <w:shd w:fill="F4F9FC"/>
+      </w:pPr>
+      <w:r>
+        <w:rPr>
+          <w:b w:val="0"/>
+        </w:rPr>
+        <w:t xml:space="preserve">2. We can decide the result without examining the changed </w:t>
+      </w:r>
+      <w:r>
+        <w:rPr>
+          <w:b/>
+        </w:rPr>
+        <w:t>input</w:t>
+      </w:r>
+      <w:r>
+        <w:rPr>
+          <w:b w:val="0"/>
+        </w:rPr>
+        <w:t xml:space="preserve"> or the procedure.</w:t>
+      </w:r>
+    </w:p>
+    <w:p>
+      <w:pPr>
+        <w:spacing w:line="336" w:lineRule="auto" w:after="180"/>
+        <w:shd w:fill="F4F9FC"/>
+      </w:pPr>
+      <w:r>
+        <w:rPr>
+          <w:b w:val="0"/>
+        </w:rPr>
+        <w:t xml:space="preserve">3. This one example guarantees correct results for every future </w:t>
+      </w:r>
+      <w:r>
+        <w:rPr>
+          <w:b/>
+        </w:rPr>
+        <w:t>input</w:t>
+      </w:r>
+      <w:r>
+        <w:rPr>
+          <w:b w:val="0"/>
+        </w:rPr>
+        <w:t>.</w:t>
       </w:r>
     </w:p>
     <w:p>
@@ -1635,12 +2407,42 @@
       </w:r>
     </w:p>
     <w:p>
-      <w:r>
+      <w:pPr>
+        <w:pStyle w:val="Heading3"/>
+      </w:pPr>
+      <w:r>
+        <w:t>Hint · try first</w:t>
+      </w:r>
+    </w:p>
+    <w:p>
+      <w:pPr>
+        <w:spacing w:line="336" w:lineRule="auto" w:after="180"/>
+        <w:shd w:fill="F1F6F8"/>
+      </w:pPr>
+      <w:r>
+        <w:rPr>
+          <w:b w:val="0"/>
+        </w:rPr>
         <w:t>Hint if needed: Use the changed condition and the deciding step in the pictorial trace. The answer must say what follows from those facts.</w:t>
       </w:r>
     </w:p>
     <w:p>
-      <w:r>
+      <w:pPr>
+        <w:pStyle w:val="Heading3"/>
+      </w:pPr>
+      <w:r>
+        <w:t>Feedback · compare after trying</w:t>
+      </w:r>
+    </w:p>
+    <w:p>
+      <w:pPr>
+        <w:spacing w:line="336" w:lineRule="auto" w:after="180"/>
+        <w:shd w:fill="F1F6FC"/>
+      </w:pPr>
+      <w:r>
+        <w:rPr>
+          <w:b w:val="0"/>
+        </w:rPr>
         <w:t>After your attempt, compare with the supported explanation: M is now rejected rather than awaiting page review. The required field is known but fails the maximum-length condition.</w:t>
       </w:r>
     </w:p>
@@ -1653,18 +2455,70 @@
       </w:r>
     </w:p>
     <w:p>
-      <w:r>
-        <w:t>Review Features and Distractors (ai-2/9). Goal: Choose recorded properties that preserve distinctions needed for a stated task. Short practice: Does this one pair prove the classifier always ignores subject? Explain a narrower claim.. Return to this week and explain what you changed.</w:t>
-      </w:r>
-    </w:p>
-    <w:p>
-      <w:r>
+      <w:pPr>
+        <w:spacing w:line="336" w:lineRule="auto" w:after="180"/>
+      </w:pPr>
+      <w:r>
+        <w:rPr>
+          <w:b w:val="0"/>
+        </w:rPr>
+        <w:t xml:space="preserve">Review Features and Distractors (ai-2/9). Goal: Choose recorded properties that preserve distinctions needed for a stated task. Short practice: Does this one pair prove the </w:t>
+      </w:r>
+      <w:r>
+        <w:rPr>
+          <w:b/>
+        </w:rPr>
+        <w:t>classifier</w:t>
+      </w:r>
+      <w:r>
+        <w:rPr>
+          <w:b w:val="0"/>
+        </w:rPr>
+        <w:t xml:space="preserve"> always ignores subject?</w:t>
+      </w:r>
+    </w:p>
+    <w:p>
+      <w:pPr>
+        <w:spacing w:line="336" w:lineRule="auto" w:after="180"/>
+      </w:pPr>
+      <w:r>
+        <w:rPr>
+          <w:b w:val="0"/>
+        </w:rPr>
+        <w:t>Explain a narrower claim.. Return to this week and explain what you changed.</w:t>
+      </w:r>
+    </w:p>
+    <w:p>
+      <w:pPr>
+        <w:spacing w:line="336" w:lineRule="auto" w:after="180"/>
+      </w:pPr>
+      <w:r>
+        <w:rPr>
+          <w:b w:val="0"/>
+        </w:rPr>
         <w:t>Review Rows Columns and Data Types (ai-2/7). Goal: Specify a table schema. Short practice: Which two rows originally fail, and do they fail for the same reason?. Return to this week and explain what you changed.</w:t>
       </w:r>
     </w:p>
     <w:p>
-      <w:r>
-        <w:t>Review Trace Tables (ai-2/4). Goal: Trace variable values before and after each loop iteration. Short practice: Move print inside the original loop. What sequence is displayed?. Return to this week and explain what you changed.</w:t>
+      <w:pPr>
+        <w:spacing w:line="336" w:lineRule="auto" w:after="180"/>
+      </w:pPr>
+      <w:r>
+        <w:rPr>
+          <w:b w:val="0"/>
+        </w:rPr>
+        <w:t>Review Trace Tables (ai-2/4). Goal: Trace variable values before and after each loop iteration. Short practice: Move print inside the original loop. What sequence is displayed?.</w:t>
+      </w:r>
+    </w:p>
+    <w:p>
+      <w:pPr>
+        <w:spacing w:line="336" w:lineRule="auto" w:after="180"/>
+      </w:pPr>
+      <w:r>
+        <w:rPr>
+          <w:b w:val="0"/>
+        </w:rPr>
+        <w:t>Return to this week and explain what you changed.</w:t>
       </w:r>
     </w:p>
     <w:p>
@@ -1676,8 +2530,37 @@
       </w:r>
     </w:p>
     <w:p>
-      <w:r>
-        <w:t>Use Download completed work in the hosted lesson to export your answers, reflections, practice feedback and code-run evidence. Open the HTML copy to read or print it. Drafts stay in this browser when storage is available; clear drafts on a shared device.</w:t>
+      <w:pPr>
+        <w:spacing w:line="336" w:lineRule="auto" w:after="180"/>
+      </w:pPr>
+      <w:r>
+        <w:rPr>
+          <w:b w:val="0"/>
+        </w:rPr>
+        <w:t xml:space="preserve">Use Download completed work in the hosted lesson to export your answers, reflections, practice feedback and code-run </w:t>
+      </w:r>
+      <w:r>
+        <w:rPr>
+          <w:b/>
+        </w:rPr>
+        <w:t>evidence</w:t>
+      </w:r>
+      <w:r>
+        <w:rPr>
+          <w:b w:val="0"/>
+        </w:rPr>
+        <w:t>. Open the HTML copy to read or print it.</w:t>
+      </w:r>
+    </w:p>
+    <w:p>
+      <w:pPr>
+        <w:spacing w:line="336" w:lineRule="auto" w:after="180"/>
+      </w:pPr>
+      <w:r>
+        <w:rPr>
+          <w:b w:val="0"/>
+        </w:rPr>
+        <w:t>Drafts stay in this browser when storage is available; clear drafts on a shared device.</w:t>
       </w:r>
     </w:p>
     <w:p>
@@ -1691,6 +2574,710 @@
     <w:p>
       <w:r>
         <w:t>________________________________________________________________</w:t>
+      </w:r>
+    </w:p>
+    <w:p>
+      <w:r>
+        <w:t>________________________________________________________________</w:t>
+      </w:r>
+    </w:p>
+    <w:p>
+      <w:r>
+        <w:t>________________________________________________________________</w:t>
+      </w:r>
+    </w:p>
+    <w:p>
+      <w:r>
+        <w:t>________________________________________________________________</w:t>
+      </w:r>
+    </w:p>
+    <w:p>
+      <w:r>
+        <w:t>________________________________________________________________</w:t>
+      </w:r>
+    </w:p>
+    <w:p>
+      <w:pPr>
+        <w:pStyle w:val="Heading1"/>
+      </w:pPr>
+      <w:r>
+        <w:t>21. Visual concept journey</w:t>
+      </w:r>
+    </w:p>
+    <w:p>
+      <w:r>
+        <w:t>Explain each Human Classifier Simulation picture from its labels, then record a relevant limit.</w:t>
+      </w:r>
+    </w:p>
+    <w:p>
+      <w:pPr>
+        <w:pStyle w:val="Heading3"/>
+      </w:pPr>
+      <w:r>
+        <w:t>01. Human Classifier Simulation: the case</w:t>
+      </w:r>
+    </w:p>
+    <w:p>
+      <w:r>
+        <w:drawing>
+          <wp:inline xmlns:a="http://schemas.openxmlformats.org/drawingml/2006/main" xmlns:pic="http://schemas.openxmlformats.org/drawingml/2006/picture">
+            <wp:extent cx="5486400" cy="2990088"/>
+            <wp:docPr id="2" name="Picture 2" descr="A fictional librarian wants illustrated mystery books with at most 100 pages. Supplied facts: Written rule: choose only genre mystery AND illustrated True AND pages&lt;=100. Rows J=(mystery,True,100), K=(mystery,False,90), L=(science,True,80), M=(mystery,True,blank). Missing required fields request review."/>
+            <wp:cNvGraphicFramePr>
+              <a:graphicFrameLocks noChangeAspect="1"/>
+            </wp:cNvGraphicFramePr>
+            <a:graphic>
+              <a:graphicData uri="http://schemas.openxmlformats.org/drawingml/2006/picture">
+                <pic:pic>
+                  <pic:nvPicPr>
+                    <pic:cNvPr id="0" name="academy-story-ai-2-10-01.png"/>
+                    <pic:cNvPicPr/>
+                  </pic:nvPicPr>
+                  <pic:blipFill>
+                    <a:blip r:embed="rId10"/>
+                    <a:stretch>
+                      <a:fillRect/>
+                    </a:stretch>
+                  </pic:blipFill>
+                  <pic:spPr>
+                    <a:xfrm>
+                      <a:off x="0" y="0"/>
+                      <a:ext cx="5486400" cy="2990088"/>
+                    </a:xfrm>
+                    <a:prstGeom prst="rect"/>
+                  </pic:spPr>
+                </pic:pic>
+              </a:graphicData>
+            </a:graphic>
+          </wp:inline>
+        </w:drawing>
+      </w:r>
+    </w:p>
+    <w:p>
+      <w:pPr>
+        <w:spacing w:line="336" w:lineRule="auto" w:after="180"/>
+      </w:pPr>
+      <w:r>
+        <w:rPr>
+          <w:b w:val="0"/>
+        </w:rPr>
+        <w:t xml:space="preserve">A fictional librarian wants illustrated mystery books with at most 100 pages. Supplied facts: </w:t>
+      </w:r>
+      <w:r>
+        <w:rPr>
+          <w:b/>
+        </w:rPr>
+        <w:t>Written rule</w:t>
+      </w:r>
+      <w:r>
+        <w:rPr>
+          <w:b w:val="0"/>
+        </w:rPr>
+        <w:t>: choose only genre mystery AND illustrated True AND pages&lt;=100.</w:t>
+      </w:r>
+    </w:p>
+    <w:p>
+      <w:pPr>
+        <w:spacing w:line="336" w:lineRule="auto" w:after="180"/>
+      </w:pPr>
+      <w:r>
+        <w:rPr>
+          <w:b w:val="0"/>
+        </w:rPr>
+        <w:t>Rows J=(mystery,True,100), K=(mystery,False,90), L=(science,True,80), M=(mystery,True,blank). Missing required fields request review.</w:t>
+      </w:r>
+    </w:p>
+    <w:p>
+      <w:pPr>
+        <w:spacing w:line="336" w:lineRule="auto" w:after="180"/>
+        <w:shd w:fill="F5F1FB"/>
+      </w:pPr>
+      <w:r>
+        <w:rPr>
+          <w:b w:val="0"/>
+        </w:rPr>
+        <w:t>Point to the given fact that matters most. Explain why it matters.</w:t>
+      </w:r>
+    </w:p>
+    <w:p>
+      <w:pPr>
+        <w:pStyle w:val="Heading3"/>
+      </w:pPr>
+      <w:r>
+        <w:t>My picture explanation, deciding evidence and one limit</w:t>
+      </w:r>
+    </w:p>
+    <w:p>
+      <w:r>
+        <w:t>________________________________________________________________</w:t>
+      </w:r>
+    </w:p>
+    <w:p>
+      <w:r>
+        <w:t>________________________________________________________________</w:t>
+      </w:r>
+    </w:p>
+    <w:p>
+      <w:r>
+        <w:t>________________________________________________________________</w:t>
+      </w:r>
+    </w:p>
+    <w:p>
+      <w:r>
+        <w:t>________________________________________________________________</w:t>
+      </w:r>
+    </w:p>
+    <w:p>
+      <w:pPr>
+        <w:pStyle w:val="Heading3"/>
+      </w:pPr>
+      <w:r>
+        <w:t>02. Follow the deciding steps</w:t>
+      </w:r>
+    </w:p>
+    <w:p>
+      <w:r>
+        <w:drawing>
+          <wp:inline xmlns:a="http://schemas.openxmlformats.org/drawingml/2006/main" xmlns:pic="http://schemas.openxmlformats.org/drawingml/2006/picture">
+            <wp:extent cx="5486400" cy="4005072"/>
+            <wp:docPr id="3" name="Picture 3" descr="Read all conditions: Three requirements must pass, not just a high preference score. → Trace J: Mystery, illustrated and exactly 100 pages: choose. → Trace K and L: K fails illustration; L fails genre: do not choose. → Trace M: Missing pages means review rather than assuming it is short."/>
+            <wp:cNvGraphicFramePr>
+              <a:graphicFrameLocks noChangeAspect="1"/>
+            </wp:cNvGraphicFramePr>
+            <a:graphic>
+              <a:graphicData uri="http://schemas.openxmlformats.org/drawingml/2006/picture">
+                <pic:pic>
+                  <pic:nvPicPr>
+                    <pic:cNvPr id="0" name="academy-story-ai-2-10-02.png"/>
+                    <pic:cNvPicPr/>
+                  </pic:nvPicPr>
+                  <pic:blipFill>
+                    <a:blip r:embed="rId11"/>
+                    <a:stretch>
+                      <a:fillRect/>
+                    </a:stretch>
+                  </pic:blipFill>
+                  <pic:spPr>
+                    <a:xfrm>
+                      <a:off x="0" y="0"/>
+                      <a:ext cx="5486400" cy="4005072"/>
+                    </a:xfrm>
+                    <a:prstGeom prst="rect"/>
+                  </pic:spPr>
+                </pic:pic>
+              </a:graphicData>
+            </a:graphic>
+          </wp:inline>
+        </w:drawing>
+      </w:r>
+    </w:p>
+    <w:p>
+      <w:pPr>
+        <w:spacing w:line="336" w:lineRule="auto" w:after="180"/>
+      </w:pPr>
+      <w:r>
+        <w:rPr>
+          <w:b w:val="0"/>
+        </w:rPr>
+        <w:t>Read all conditions: Three requirements must pass, not just a high preference score. → Trace J: Mystery, illustrated and exactly 100 pages: choose. → Trace K and L: K fails illustration; L fails genre: do not choose. → Trace M: Missing pages means review rather than assuming it is short.</w:t>
+      </w:r>
+    </w:p>
+    <w:p>
+      <w:pPr>
+        <w:spacing w:line="336" w:lineRule="auto" w:after="180"/>
+        <w:shd w:fill="F5F1FB"/>
+      </w:pPr>
+      <w:r>
+        <w:rPr>
+          <w:b w:val="0"/>
+        </w:rPr>
+        <w:t xml:space="preserve">Point to each numbered stage and explain which recorded </w:t>
+      </w:r>
+      <w:r>
+        <w:rPr>
+          <w:b/>
+        </w:rPr>
+        <w:t>input</w:t>
+      </w:r>
+      <w:r>
+        <w:rPr>
+          <w:b w:val="0"/>
+        </w:rPr>
+        <w:t xml:space="preserve"> it uses.</w:t>
+      </w:r>
+    </w:p>
+    <w:p>
+      <w:pPr>
+        <w:pStyle w:val="Heading3"/>
+      </w:pPr>
+      <w:r>
+        <w:t>My picture explanation, deciding evidence and one limit</w:t>
+      </w:r>
+    </w:p>
+    <w:p>
+      <w:r>
+        <w:t>________________________________________________________________</w:t>
+      </w:r>
+    </w:p>
+    <w:p>
+      <w:r>
+        <w:t>________________________________________________________________</w:t>
+      </w:r>
+    </w:p>
+    <w:p>
+      <w:r>
+        <w:t>________________________________________________________________</w:t>
+      </w:r>
+    </w:p>
+    <w:p>
+      <w:r>
+        <w:t>________________________________________________________________</w:t>
+      </w:r>
+    </w:p>
+    <w:p>
+      <w:pPr>
+        <w:pStyle w:val="Heading3"/>
+      </w:pPr>
+      <w:r>
+        <w:t>03. Three records through the Tower1 classifier</w:t>
+      </w:r>
+    </w:p>
+    <w:p>
+      <w:r>
+        <w:drawing>
+          <wp:inline xmlns:a="http://schemas.openxmlformats.org/drawingml/2006/main" xmlns:pic="http://schemas.openxmlformats.org/drawingml/2006/picture">
+            <wp:extent cx="5486400" cy="2834640"/>
+            <wp:docPr id="4" name="Picture 4" descr="Three records through the Tower1 classifier. 5 cm | Accepted; 5 is below 6 | Tower1 predicts short. 6 cm | Accepted; 6 is at least 6 | Tower1 predicts tall. Height blank | Missing height; stop before rule | Tower1; no prediction"/>
+            <wp:cNvGraphicFramePr>
+              <a:graphicFrameLocks noChangeAspect="1"/>
+            </wp:cNvGraphicFramePr>
+            <a:graphic>
+              <a:graphicData uri="http://schemas.openxmlformats.org/drawingml/2006/picture">
+                <pic:pic>
+                  <pic:nvPicPr>
+                    <pic:cNvPr id="0" name="academy-story-ai-2-10-03.png"/>
+                    <pic:cNvPicPr/>
+                  </pic:nvPicPr>
+                  <pic:blipFill>
+                    <a:blip r:embed="rId12"/>
+                    <a:stretch>
+                      <a:fillRect/>
+                    </a:stretch>
+                  </pic:blipFill>
+                  <pic:spPr>
+                    <a:xfrm>
+                      <a:off x="0" y="0"/>
+                      <a:ext cx="5486400" cy="2834640"/>
+                    </a:xfrm>
+                    <a:prstGeom prst="rect"/>
+                  </pic:spPr>
+                </pic:pic>
+              </a:graphicData>
+            </a:graphic>
+          </wp:inline>
+        </w:drawing>
+      </w:r>
+    </w:p>
+    <w:p>
+      <w:pPr>
+        <w:spacing w:line="336" w:lineRule="auto" w:after="180"/>
+      </w:pPr>
+      <w:r>
+        <w:rPr>
+          <w:b w:val="0"/>
+        </w:rPr>
+        <w:t xml:space="preserve">Three records through the Tower1 </w:t>
+      </w:r>
+      <w:r>
+        <w:rPr>
+          <w:b/>
+        </w:rPr>
+        <w:t>classifier</w:t>
+      </w:r>
+      <w:r>
+        <w:rPr>
+          <w:b w:val="0"/>
+        </w:rPr>
+        <w:t>. 5 cm | Accepted; 5 is below 6 | Tower1 predicts short. 6 cm | Accepted; 6 is at least 6 | Tower1 predicts tall.</w:t>
+      </w:r>
+    </w:p>
+    <w:p>
+      <w:pPr>
+        <w:spacing w:line="336" w:lineRule="auto" w:after="180"/>
+      </w:pPr>
+      <w:r>
+        <w:rPr>
+          <w:b w:val="0"/>
+        </w:rPr>
+        <w:t xml:space="preserve">Height blank | Missing height; stop before rule | Tower1; </w:t>
+      </w:r>
+      <w:r>
+        <w:rPr>
+          <w:b/>
+        </w:rPr>
+        <w:t>no prediction</w:t>
+      </w:r>
+    </w:p>
+    <w:p>
+      <w:pPr>
+        <w:spacing w:line="336" w:lineRule="auto" w:after="180"/>
+        <w:shd w:fill="F5F1FB"/>
+      </w:pPr>
+      <w:r>
+        <w:rPr>
+          <w:b w:val="0"/>
+        </w:rPr>
+        <w:t>Read the labels and values. Explain the relationship the model shows.</w:t>
+      </w:r>
+    </w:p>
+    <w:p>
+      <w:pPr>
+        <w:pStyle w:val="Heading3"/>
+      </w:pPr>
+      <w:r>
+        <w:t>My picture explanation, deciding evidence and one limit</w:t>
+      </w:r>
+    </w:p>
+    <w:p>
+      <w:r>
+        <w:t>________________________________________________________________</w:t>
+      </w:r>
+    </w:p>
+    <w:p>
+      <w:r>
+        <w:t>________________________________________________________________</w:t>
+      </w:r>
+    </w:p>
+    <w:p>
+      <w:r>
+        <w:t>________________________________________________________________</w:t>
+      </w:r>
+    </w:p>
+    <w:p>
+      <w:r>
+        <w:t>________________________________________________________________</w:t>
+      </w:r>
+    </w:p>
+    <w:p>
+      <w:pPr>
+        <w:pStyle w:val="Heading3"/>
+      </w:pPr>
+      <w:r>
+        <w:t>04. Change one thing. Trace what follows.</w:t>
+      </w:r>
+    </w:p>
+    <w:p>
+      <w:r>
+        <w:drawing>
+          <wp:inline xmlns:a="http://schemas.openxmlformats.org/drawingml/2006/main" xmlns:pic="http://schemas.openxmlformats.org/drawingml/2006/picture">
+            <wp:extent cx="5486400" cy="3026664"/>
+            <wp:docPr id="5" name="Picture 5" descr="Original case: Missing pages means review rather than assuming it is short. Changed condition: Supply M’s pages as 101. Expected result: M is now rejected rather than awaiting page review. Reason: The required field is known but fails the maximum-length condition."/>
+            <wp:cNvGraphicFramePr>
+              <a:graphicFrameLocks noChangeAspect="1"/>
+            </wp:cNvGraphicFramePr>
+            <a:graphic>
+              <a:graphicData uri="http://schemas.openxmlformats.org/drawingml/2006/picture">
+                <pic:pic>
+                  <pic:nvPicPr>
+                    <pic:cNvPr id="0" name="academy-story-ai-2-10-04.png"/>
+                    <pic:cNvPicPr/>
+                  </pic:nvPicPr>
+                  <pic:blipFill>
+                    <a:blip r:embed="rId13"/>
+                    <a:stretch>
+                      <a:fillRect/>
+                    </a:stretch>
+                  </pic:blipFill>
+                  <pic:spPr>
+                    <a:xfrm>
+                      <a:off x="0" y="0"/>
+                      <a:ext cx="5486400" cy="3026664"/>
+                    </a:xfrm>
+                    <a:prstGeom prst="rect"/>
+                  </pic:spPr>
+                </pic:pic>
+              </a:graphicData>
+            </a:graphic>
+          </wp:inline>
+        </w:drawing>
+      </w:r>
+    </w:p>
+    <w:p>
+      <w:pPr>
+        <w:spacing w:line="336" w:lineRule="auto" w:after="180"/>
+      </w:pPr>
+      <w:r>
+        <w:rPr>
+          <w:b w:val="0"/>
+        </w:rPr>
+        <w:t>Original case: Missing pages means review rather than assuming it is short. Changed condition: Supply M’s pages as 101. Expected result: M is now rejected rather than awaiting page review.</w:t>
+      </w:r>
+    </w:p>
+    <w:p>
+      <w:pPr>
+        <w:spacing w:line="336" w:lineRule="auto" w:after="180"/>
+      </w:pPr>
+      <w:r>
+        <w:rPr>
+          <w:b w:val="0"/>
+        </w:rPr>
+        <w:t>Reason: The required field is known but fails the maximum-length condition.</w:t>
+      </w:r>
+    </w:p>
+    <w:p>
+      <w:pPr>
+        <w:spacing w:line="336" w:lineRule="auto" w:after="180"/>
+        <w:shd w:fill="F5F1FB"/>
+      </w:pPr>
+      <w:r>
+        <w:rPr>
+          <w:b w:val="0"/>
+        </w:rPr>
+        <w:t>Predict before checking the worked changed-case result. Name what changed and what the supplied facts allow you to conclude.</w:t>
+      </w:r>
+    </w:p>
+    <w:p>
+      <w:pPr>
+        <w:pStyle w:val="Heading3"/>
+      </w:pPr>
+      <w:r>
+        <w:t>My picture explanation, deciding evidence and one limit</w:t>
+      </w:r>
+    </w:p>
+    <w:p>
+      <w:r>
+        <w:t>________________________________________________________________</w:t>
+      </w:r>
+    </w:p>
+    <w:p>
+      <w:r>
+        <w:t>________________________________________________________________</w:t>
+      </w:r>
+    </w:p>
+    <w:p>
+      <w:r>
+        <w:t>________________________________________________________________</w:t>
+      </w:r>
+    </w:p>
+    <w:p>
+      <w:r>
+        <w:t>________________________________________________________________</w:t>
+      </w:r>
+    </w:p>
+    <w:p>
+      <w:pPr>
+        <w:pStyle w:val="Heading3"/>
+      </w:pPr>
+      <w:r>
+        <w:t>05. Connect the explanation to its limit</w:t>
+      </w:r>
+    </w:p>
+    <w:p>
+      <w:r>
+        <w:drawing>
+          <wp:inline xmlns:a="http://schemas.openxmlformats.org/drawingml/2006/main" xmlns:pic="http://schemas.openxmlformats.org/drawingml/2006/picture">
+            <wp:extent cx="5486400" cy="2834640"/>
+            <wp:docPr id="6" name="Picture 6" descr="This human simulation lets students inspect every decision without needing a trained model. Equality matters at 100. Known failures give reasons for rejection; M lacks enough information for the page check. The order should not turn blank into zero or quietly ignore a required field. Limit: This declared rule checks eligibility, not whether an eligible book will actually be enjoyed."/>
+            <wp:cNvGraphicFramePr>
+              <a:graphicFrameLocks noChangeAspect="1"/>
+            </wp:cNvGraphicFramePr>
+            <a:graphic>
+              <a:graphicData uri="http://schemas.openxmlformats.org/drawingml/2006/picture">
+                <pic:pic>
+                  <pic:nvPicPr>
+                    <pic:cNvPr id="0" name="academy-story-ai-2-10-05.png"/>
+                    <pic:cNvPicPr/>
+                  </pic:nvPicPr>
+                  <pic:blipFill>
+                    <a:blip r:embed="rId14"/>
+                    <a:stretch>
+                      <a:fillRect/>
+                    </a:stretch>
+                  </pic:blipFill>
+                  <pic:spPr>
+                    <a:xfrm>
+                      <a:off x="0" y="0"/>
+                      <a:ext cx="5486400" cy="2834640"/>
+                    </a:xfrm>
+                    <a:prstGeom prst="rect"/>
+                  </pic:spPr>
+                </pic:pic>
+              </a:graphicData>
+            </a:graphic>
+          </wp:inline>
+        </w:drawing>
+      </w:r>
+    </w:p>
+    <w:p>
+      <w:pPr>
+        <w:spacing w:line="336" w:lineRule="auto" w:after="180"/>
+      </w:pPr>
+      <w:r>
+        <w:rPr>
+          <w:b w:val="0"/>
+        </w:rPr>
+        <w:t>This human simulation lets students inspect every decision without needing a trained model. Equality matters at 100. Known failures give reasons for rejection; M lacks enough information for the page check.</w:t>
+      </w:r>
+    </w:p>
+    <w:p>
+      <w:pPr>
+        <w:spacing w:line="336" w:lineRule="auto" w:after="180"/>
+      </w:pPr>
+      <w:r>
+        <w:rPr>
+          <w:b w:val="0"/>
+        </w:rPr>
+        <w:t>The order should not turn blank into zero or quietly ignore a required field. Limit: This declared rule checks eligibility, not whether an eligible book will actually be enjoyed.</w:t>
+      </w:r>
+    </w:p>
+    <w:p>
+      <w:pPr>
+        <w:spacing w:line="336" w:lineRule="auto" w:after="180"/>
+        <w:shd w:fill="F5F1FB"/>
+      </w:pPr>
+      <w:r>
+        <w:rPr>
+          <w:b w:val="0"/>
+        </w:rPr>
+        <w:t>Explain the case, then point to a limit on the claim.</w:t>
+      </w:r>
+    </w:p>
+    <w:p>
+      <w:pPr>
+        <w:pStyle w:val="Heading3"/>
+      </w:pPr>
+      <w:r>
+        <w:t>My picture explanation, deciding evidence and one limit</w:t>
+      </w:r>
+    </w:p>
+    <w:p>
+      <w:r>
+        <w:t>________________________________________________________________</w:t>
+      </w:r>
+    </w:p>
+    <w:p>
+      <w:r>
+        <w:t>________________________________________________________________</w:t>
+      </w:r>
+    </w:p>
+    <w:p>
+      <w:r>
+        <w:t>________________________________________________________________</w:t>
+      </w:r>
+    </w:p>
+    <w:p>
+      <w:r>
+        <w:t>________________________________________________________________</w:t>
+      </w:r>
+    </w:p>
+    <w:p>
+      <w:pPr>
+        <w:pStyle w:val="Heading3"/>
+      </w:pPr>
+      <w:r>
+        <w:t>06. Make the idea visible in your project</w:t>
+      </w:r>
+    </w:p>
+    <w:p>
+      <w:r>
+        <w:drawing>
+          <wp:inline xmlns:a="http://schemas.openxmlformats.org/drawingml/2006/main" xmlns:pic="http://schemas.openxmlformats.org/drawingml/2006/picture">
+            <wp:extent cx="5486400" cy="3380232"/>
+            <wp:docPr id="7" name="Picture 7" descr="Build a transparent filtering stage for the recommender, storing each failed or unresolved requirement in its explanation. Draw your input, deciding step, result and limit. Supported question: Why are J and M initially treated differently even though both are illustrated mysteries?"/>
+            <wp:cNvGraphicFramePr>
+              <a:graphicFrameLocks noChangeAspect="1"/>
+            </wp:cNvGraphicFramePr>
+            <a:graphic>
+              <a:graphicData uri="http://schemas.openxmlformats.org/drawingml/2006/picture">
+                <pic:pic>
+                  <pic:nvPicPr>
+                    <pic:cNvPr id="0" name="academy-story-ai-2-10-06.png"/>
+                    <pic:cNvPicPr/>
+                  </pic:nvPicPr>
+                  <pic:blipFill>
+                    <a:blip r:embed="rId15"/>
+                    <a:stretch>
+                      <a:fillRect/>
+                    </a:stretch>
+                  </pic:blipFill>
+                  <pic:spPr>
+                    <a:xfrm>
+                      <a:off x="0" y="0"/>
+                      <a:ext cx="5486400" cy="3380232"/>
+                    </a:xfrm>
+                    <a:prstGeom prst="rect"/>
+                  </pic:spPr>
+                </pic:pic>
+              </a:graphicData>
+            </a:graphic>
+          </wp:inline>
+        </w:drawing>
+      </w:r>
+    </w:p>
+    <w:p>
+      <w:pPr>
+        <w:spacing w:line="336" w:lineRule="auto" w:after="180"/>
+      </w:pPr>
+      <w:r>
+        <w:rPr>
+          <w:b w:val="0"/>
+        </w:rPr>
+        <w:t xml:space="preserve">Build a transparent filtering stage for the recommender, storing each failed or unresolved requirement in its explanation. Draw your </w:t>
+      </w:r>
+      <w:r>
+        <w:rPr>
+          <w:b/>
+        </w:rPr>
+        <w:t>input</w:t>
+      </w:r>
+      <w:r>
+        <w:rPr>
+          <w:b w:val="0"/>
+        </w:rPr>
+        <w:t>, deciding step, result and limit.</w:t>
+      </w:r>
+    </w:p>
+    <w:p>
+      <w:pPr>
+        <w:spacing w:line="336" w:lineRule="auto" w:after="180"/>
+      </w:pPr>
+      <w:r>
+        <w:rPr>
+          <w:b w:val="0"/>
+        </w:rPr>
+        <w:t>Supported question: Why are J and M initially treated differently even though both are illustrated mysteries?</w:t>
+      </w:r>
+    </w:p>
+    <w:p>
+      <w:pPr>
+        <w:spacing w:line="336" w:lineRule="auto" w:after="180"/>
+        <w:shd w:fill="F5F1FB"/>
+      </w:pPr>
+      <w:r>
+        <w:rPr>
+          <w:b w:val="0"/>
+        </w:rPr>
+        <w:t xml:space="preserve">Draw your project trace and justify the deciding step using </w:t>
+      </w:r>
+      <w:r>
+        <w:rPr>
+          <w:b/>
+        </w:rPr>
+        <w:t>evidence</w:t>
+      </w:r>
+      <w:r>
+        <w:rPr>
+          <w:b w:val="0"/>
+        </w:rPr>
+        <w:t>.</w:t>
+      </w:r>
+    </w:p>
+    <w:p>
+      <w:pPr>
+        <w:pStyle w:val="Heading3"/>
+      </w:pPr>
+      <w:r>
+        <w:t>My picture explanation, deciding evidence and one limit</w:t>
       </w:r>
     </w:p>
     <w:p>

--- a/downloads/workbook/ai-2-week-10.docx
+++ b/downloads/workbook/ai-2-week-10.docx
@@ -25,50 +25,216 @@
         <w:pStyle w:val="Heading1"/>
       </w:pPr>
       <w:r>
-        <w:t>01. Recall and choose your starting point</w:t>
-      </w:r>
-    </w:p>
-    <w:p>
-      <w:r>
-        <w:t>Record your starting explanation for Human Classifier Simulation before opening notes. Show any later correction separately.</w:t>
-      </w:r>
-    </w:p>
-    <w:p>
-      <w:pPr>
-        <w:spacing w:line="336" w:lineRule="auto" w:after="180"/>
-      </w:pPr>
-      <w:r>
-        <w:rPr>
-          <w:b w:val="0"/>
-        </w:rPr>
+        <w:t>One connected classifier-procedure record.</w:t>
+      </w:r>
+    </w:p>
+    <w:p>
+      <w:r>
+        <w:t>Write a contract, construct both paths, repair a missing stop and distinguish validation from evaluation.</w:t>
+      </w:r>
+    </w:p>
+    <w:p>
+      <w:r>
+        <w:t>Preserve the original input, rule version, first trace, repair and remaining unknowns.</w:t>
+      </w:r>
+    </w:p>
+    <w:p>
+      <w:pPr>
+        <w:pStyle w:val="Heading1"/>
+      </w:pPr>
+      <w:r>
+        <w:t>01. Recall: reconnect earlier ideas</w:t>
+      </w:r>
+    </w:p>
+    <w:p>
+      <w:r>
+        <w:t>Retrieve before opening notes.</w:t>
+      </w:r>
+    </w:p>
+    <w:p>
+      <w:pPr>
+        <w:pStyle w:val="Heading2"/>
+      </w:pPr>
+      <w:r>
+        <w:t>Retrieve and explain</w:t>
+      </w:r>
+    </w:p>
+    <w:p>
+      <w:pPr>
+        <w:pStyle w:val="ListBullet"/>
+      </w:pPr>
+      <w:r>
         <w:t>Try the recall before opening notes. Then use a different colour or a labelled second line to correct your explanation.</w:t>
       </w:r>
     </w:p>
     <w:p>
       <w:pPr>
+        <w:pStyle w:val="ListBullet"/>
+      </w:pPr>
+      <w:r>
+        <w:t>Without opening the old lesson, explain one key idea from Features and Distractors. Give an example and a mistake that the idea helps you avoid.</w:t>
+      </w:r>
+    </w:p>
+    <w:p>
+      <w:pPr>
         <w:pStyle w:val="Heading3"/>
       </w:pPr>
       <w:r>
+        <w:t>My remembered idea, example and correction</w:t>
+      </w:r>
+    </w:p>
+    <w:p>
+      <w:r>
+        <w:t>________________________________________________________________</w:t>
+      </w:r>
+    </w:p>
+    <w:p>
+      <w:r>
+        <w:t>________________________________________________________________</w:t>
+      </w:r>
+    </w:p>
+    <w:p>
+      <w:r>
+        <w:t>________________________________________________________________</w:t>
+      </w:r>
+    </w:p>
+    <w:p>
+      <w:pPr>
+        <w:pStyle w:val="ListBullet"/>
+      </w:pPr>
+      <w:r>
+        <w:t>Without opening the old lesson, explain one key idea from Rows Columns and Data Types. Give an example and a mistake that the idea helps you avoid.</w:t>
+      </w:r>
+    </w:p>
+    <w:p>
+      <w:pPr>
+        <w:pStyle w:val="Heading3"/>
+      </w:pPr>
+      <w:r>
+        <w:t>My remembered idea, example and correction</w:t>
+      </w:r>
+    </w:p>
+    <w:p>
+      <w:r>
+        <w:t>________________________________________________________________</w:t>
+      </w:r>
+    </w:p>
+    <w:p>
+      <w:r>
+        <w:t>________________________________________________________________</w:t>
+      </w:r>
+    </w:p>
+    <w:p>
+      <w:r>
+        <w:t>________________________________________________________________</w:t>
+      </w:r>
+    </w:p>
+    <w:p>
+      <w:pPr>
+        <w:pStyle w:val="ListBullet"/>
+      </w:pPr>
+      <w:r>
+        <w:t>Without opening the old lesson, explain one key idea from Trace Tables. Give an example and a mistake that the idea helps you avoid.</w:t>
+      </w:r>
+    </w:p>
+    <w:p>
+      <w:pPr>
+        <w:pStyle w:val="Heading3"/>
+      </w:pPr>
+      <w:r>
+        <w:t>My remembered idea, example and correction</w:t>
+      </w:r>
+    </w:p>
+    <w:p>
+      <w:r>
+        <w:t>________________________________________________________________</w:t>
+      </w:r>
+    </w:p>
+    <w:p>
+      <w:r>
+        <w:t>________________________________________________________________</w:t>
+      </w:r>
+    </w:p>
+    <w:p>
+      <w:r>
+        <w:t>________________________________________________________________</w:t>
+      </w:r>
+    </w:p>
+    <w:p>
+      <w:pPr>
+        <w:pStyle w:val="Heading2"/>
+      </w:pPr>
+      <w:r>
+        <w:t>Earlier wording, alternatives and picture transcripts · reference / check after trying</w:t>
+      </w:r>
+    </w:p>
+    <w:p>
+      <w:pPr>
+        <w:pStyle w:val="Heading3"/>
+      </w:pPr>
+      <w:r>
         <w:t>Features and Distractors</w:t>
       </w:r>
     </w:p>
     <w:p>
       <w:pPr>
-        <w:spacing w:line="336" w:lineRule="auto" w:after="180"/>
-      </w:pPr>
-      <w:r>
-        <w:rPr>
-          <w:b w:val="0"/>
-        </w:rPr>
-        <w:t>Without opening the old lesson, explain one key idea from Features and Distractors. Give an example and a mistake that the idea helps you avoid.</w:t>
-      </w:r>
-    </w:p>
-    <w:p>
-      <w:pPr>
         <w:pStyle w:val="Heading3"/>
       </w:pPr>
       <w:r>
-        <w:t>My remembered idea, example and correction</w:t>
+        <w:t>Rows Columns and Data Types</w:t>
+      </w:r>
+    </w:p>
+    <w:p>
+      <w:pPr>
+        <w:pStyle w:val="Heading3"/>
+      </w:pPr>
+      <w:r>
+        <w:t>Trace Tables</w:t>
+      </w:r>
+    </w:p>
+    <w:p>
+      <w:pPr>
+        <w:pStyle w:val="Heading1"/>
+      </w:pPr>
+      <w:r>
+        <w:t>12. W1 · State the complete Tower1 input contract</w:t>
+      </w:r>
+    </w:p>
+    <w:p>
+      <w:r>
+        <w:t>The accepted range is a declared rule, not a list of past fitting examples.</w:t>
+      </w:r>
+    </w:p>
+    <w:p>
+      <w:pPr>
+        <w:pStyle w:val="Heading2"/>
+      </w:pPr>
+      <w:r>
+        <w:t>Reference, question and your record</w:t>
+      </w:r>
+    </w:p>
+    <w:p>
+      <w:pPr>
+        <w:pStyle w:val="ListBullet"/>
+      </w:pPr>
+      <w:r>
+        <w:t>Tower1 reference for W1–W3: height is present, unit cm, whole number 1–10 inclusive. Check in that order. On a failed check record original input, Tower1, no prediction and the reason; stop that record. On acceptance predict tall at height &gt;=6, otherwise short, and record original input, Tower1 and prediction. The threshold is supplied for this exercise, not fitted in this week.</w:t>
+      </w:r>
+    </w:p>
+    <w:p>
+      <w:pPr>
+        <w:pStyle w:val="ListBullet"/>
+      </w:pPr>
+      <w:r>
+        <w:t>Write the complete Tower1 input contract. Give one accepted example and three different rejected examples, each with its reason. Explain why an accepted input does not have to be one of the examples used to fit the threshold.</w:t>
+      </w:r>
+    </w:p>
+    <w:p>
+      <w:pPr>
+        <w:pStyle w:val="Heading3"/>
+      </w:pPr>
+      <w:r>
+        <w:t>My reasoning and evidence</w:t>
       </w:r>
     </w:p>
     <w:p>
@@ -87,22 +253,153 @@
       </w:r>
     </w:p>
     <w:p>
+      <w:r>
+        <w:t>________________________________________________________________</w:t>
+      </w:r>
+    </w:p>
+    <w:p>
+      <w:r>
+        <w:t>________________________________________________________________</w:t>
+      </w:r>
+    </w:p>
+    <w:p>
+      <w:r>
+        <w:t>________________________________________________________________</w:t>
+      </w:r>
+    </w:p>
+    <w:p>
+      <w:r>
+        <w:t>________________________________________________________________</w:t>
+      </w:r>
+    </w:p>
+    <w:p>
+      <w:pPr>
+        <w:pStyle w:val="ListBullet"/>
+      </w:pPr>
+      <w:r>
+        <w:t>The threshold is given in this week. In your last explanation distinguish the accepted-input contract from whatever examples a future fitting exercise might use; no previous fitting record is needed to apply Tower1 here.</w:t>
+      </w:r>
+    </w:p>
+    <w:p>
+      <w:pPr>
+        <w:pStyle w:val="Heading1"/>
+      </w:pPr>
+      <w:r>
+        <w:t>13. W2 · Write both paths and the output record</w:t>
+      </w:r>
+    </w:p>
+    <w:p>
+      <w:r>
+        <w:t>A partner should not need to invent an instruction.</w:t>
+      </w:r>
+    </w:p>
+    <w:p>
+      <w:pPr>
+        <w:pStyle w:val="Heading2"/>
+      </w:pPr>
+      <w:r>
+        <w:t>Your evidence record</w:t>
+      </w:r>
+    </w:p>
+    <w:p>
+      <w:pPr>
+        <w:pStyle w:val="ListBullet"/>
+      </w:pPr>
+      <w:r>
+        <w:t>Tower1 reference for W1–W3: height is present, unit cm, whole number 1–10 inclusive. Check in that order. On a failed check record original input, Tower1, no prediction and the reason; stop that record. On acceptance predict tall at height &gt;=6, otherwise short, and record original input, Tower1 and prediction. The threshold is supplied for this exercise, not fitted in this week.</w:t>
+      </w:r>
+    </w:p>
+    <w:p>
+      <w:pPr>
+        <w:pStyle w:val="ListBullet"/>
+      </w:pPr>
+      <w:r>
+        <w:t>Write numbered instructions for Tower1, including input checks, the stopping path after a failed check, the threshold rule and the record to keep. Your partner must be able to use them without supplying an unstated rule.</w:t>
+      </w:r>
+    </w:p>
+    <w:p>
       <w:pPr>
         <w:pStyle w:val="Heading3"/>
       </w:pPr>
       <w:r>
-        <w:t>Rows Columns and Data Types</w:t>
-      </w:r>
-    </w:p>
-    <w:p>
-      <w:pPr>
-        <w:spacing w:line="336" w:lineRule="auto" w:after="180"/>
-      </w:pPr>
-      <w:r>
-        <w:rPr>
-          <w:b w:val="0"/>
-        </w:rPr>
-        <w:t>Without opening the old lesson, explain one key idea from Rows Columns and Data Types. Give an example and a mistake that the idea helps you avoid.</w:t>
+        <w:t>My reasoning and evidence</w:t>
+      </w:r>
+    </w:p>
+    <w:p>
+      <w:r>
+        <w:t>________________________________________________________________</w:t>
+      </w:r>
+    </w:p>
+    <w:p>
+      <w:r>
+        <w:t>________________________________________________________________</w:t>
+      </w:r>
+    </w:p>
+    <w:p>
+      <w:r>
+        <w:t>________________________________________________________________</w:t>
+      </w:r>
+    </w:p>
+    <w:p>
+      <w:r>
+        <w:t>________________________________________________________________</w:t>
+      </w:r>
+    </w:p>
+    <w:p>
+      <w:r>
+        <w:t>________________________________________________________________</w:t>
+      </w:r>
+    </w:p>
+    <w:p>
+      <w:r>
+        <w:t>________________________________________________________________</w:t>
+      </w:r>
+    </w:p>
+    <w:p>
+      <w:r>
+        <w:t>________________________________________________________________</w:t>
+      </w:r>
+    </w:p>
+    <w:p>
+      <w:r>
+        <w:t>________________________________________________________________</w:t>
+      </w:r>
+    </w:p>
+    <w:p>
+      <w:pPr>
+        <w:pStyle w:val="Heading1"/>
+      </w:pPr>
+      <w:r>
+        <w:t>14. W3 · Trace the boundary and repair a missing stop</w:t>
+      </w:r>
+    </w:p>
+    <w:p>
+      <w:r>
+        <w:t>Preserve the faulty path and its correct final outcome.</w:t>
+      </w:r>
+    </w:p>
+    <w:p>
+      <w:pPr>
+        <w:pStyle w:val="Heading2"/>
+      </w:pPr>
+      <w:r>
+        <w:t>Your evidence record</w:t>
+      </w:r>
+    </w:p>
+    <w:p>
+      <w:pPr>
+        <w:pStyle w:val="ListBullet"/>
+      </w:pPr>
+      <w:r>
+        <w:t>Tower1 reference for W1–W3: height is present, unit cm, whole number 1–10 inclusive. Check in that order. On a failed check record original input, Tower1, no prediction and the reason; stop that record. On acceptance predict tall at height &gt;=6, otherwise short, and record original input, Tower1 and prediction. The threshold is supplied for this exercise, not fitted in this week.</w:t>
+      </w:r>
+    </w:p>
+    <w:p>
+      <w:pPr>
+        <w:pStyle w:val="ListBullet"/>
+      </w:pPr>
+      <w:r>
+        <w:t>Trace 1 cm, 5 cm, 6 cm, 10 cm and 11 cm using Tower1. A faulty procedure records no prediction for a blank, then continues and treats the blank as zero to report short. Identify the missing instruction and the proper final outcome.</w:t>
       </w:r>
     </w:p>
     <w:p>
@@ -110,7 +407,7 @@
         <w:pStyle w:val="Heading3"/>
       </w:pPr>
       <w:r>
-        <w:t>My remembered idea, example and correction</w:t>
+        <w:t>My reasoning and evidence</w:t>
       </w:r>
     </w:p>
     <w:p>
@@ -129,30 +426,63 @@
       </w:r>
     </w:p>
     <w:p>
+      <w:r>
+        <w:t>________________________________________________________________</w:t>
+      </w:r>
+    </w:p>
+    <w:p>
+      <w:r>
+        <w:t>________________________________________________________________</w:t>
+      </w:r>
+    </w:p>
+    <w:p>
+      <w:r>
+        <w:t>________________________________________________________________</w:t>
+      </w:r>
+    </w:p>
+    <w:p>
+      <w:pPr>
+        <w:pStyle w:val="Heading1"/>
+      </w:pPr>
+      <w:r>
+        <w:t>16. W5 · Distinguish a valid Ribbon1 run from correctness</w:t>
+      </w:r>
+    </w:p>
+    <w:p>
+      <w:r>
+        <w:t>Use the separate reference supplied here; do not invent a comparison label.</w:t>
+      </w:r>
+    </w:p>
+    <w:p>
+      <w:pPr>
+        <w:pStyle w:val="Heading2"/>
+      </w:pPr>
+      <w:r>
+        <w:t>Your evidence record</w:t>
+      </w:r>
+    </w:p>
+    <w:p>
+      <w:pPr>
+        <w:pStyle w:val="ListBullet"/>
+      </w:pPr>
+      <w:r>
+        <w:t>Separate Ribbon1 reference for W5: present whole-number ribbon length 1–12 inclusive with unit cm. Reject a failed contract check with no prediction and a reason, then stop. Accepted values predict long at &gt;=8, short otherwise. Keep original input and Ribbon1 in each record. No comparison labels are supplied. This reference makes W5 self-contained even if you skip the optional full ribbon exercise.</w:t>
+      </w:r>
+    </w:p>
+    <w:p>
+      <w:pPr>
+        <w:pStyle w:val="ListBullet"/>
+      </w:pPr>
+      <w:r>
+        <w:t>Ribbon1 accepts 12 cm and predicts long. No comparison label has been supplied for that record. State what has been checked and what remains unknown. Explain why changing a blank to 1 cm just to produce a category would be a mistake.</w:t>
+      </w:r>
+    </w:p>
+    <w:p>
       <w:pPr>
         <w:pStyle w:val="Heading3"/>
       </w:pPr>
       <w:r>
-        <w:t>Trace Tables</w:t>
-      </w:r>
-    </w:p>
-    <w:p>
-      <w:pPr>
-        <w:spacing w:line="336" w:lineRule="auto" w:after="180"/>
-      </w:pPr>
-      <w:r>
-        <w:rPr>
-          <w:b w:val="0"/>
-        </w:rPr>
-        <w:t>Without opening the old lesson, explain one key idea from Trace Tables. Give an example and a mistake that the idea helps you avoid.</w:t>
-      </w:r>
-    </w:p>
-    <w:p>
-      <w:pPr>
-        <w:pStyle w:val="Heading3"/>
-      </w:pPr>
-      <w:r>
-        <w:t>My remembered idea, example and correction</w:t>
+        <w:t>My reasoning and evidence</w:t>
       </w:r>
     </w:p>
     <w:p>
@@ -171,262 +501,39 @@
       </w:r>
     </w:p>
     <w:p>
+      <w:r>
+        <w:t>________________________________________________________________</w:t>
+      </w:r>
+    </w:p>
+    <w:p>
+      <w:r>
+        <w:t>________________________________________________________________</w:t>
+      </w:r>
+    </w:p>
+    <w:p>
+      <w:r>
+        <w:t>________________________________________________________________</w:t>
+      </w:r>
+    </w:p>
+    <w:p>
       <w:pPr>
         <w:pStyle w:val="Heading1"/>
       </w:pPr>
       <w:r>
-        <w:t>02. Practise with fading help</w:t>
-      </w:r>
-    </w:p>
-    <w:p>
-      <w:r>
-        <w:t>Complete the supported Human Classifier Simulation trace and record the first step you can explain without help.</w:t>
-      </w:r>
-    </w:p>
-    <w:p>
-      <w:pPr>
-        <w:spacing w:line="336" w:lineRule="auto" w:after="180"/>
-      </w:pPr>
-      <w:r>
-        <w:rPr>
-          <w:b w:val="0"/>
-        </w:rPr>
-        <w:t xml:space="preserve">Use W2: Construct both outcome paths for Constructing a </w:t>
-      </w:r>
-      <w:r>
-        <w:rPr>
-          <w:b/>
-        </w:rPr>
-        <w:t>classifier</w:t>
-      </w:r>
-      <w:r>
-        <w:rPr>
-          <w:b w:val="0"/>
-        </w:rPr>
-        <w:t>. Record the answer once; the lesson and workbook refer to the same attempt.</w:t>
-      </w:r>
-    </w:p>
-    <w:tbl>
-      <w:tblPr>
-        <w:tblStyle w:val="LightShading-Accent1"/>
-        <w:tblW w:type="auto" w:w="0"/>
-        <w:tblLook w:firstColumn="1" w:firstRow="1" w:lastColumn="0" w:lastRow="0" w:noHBand="0" w:noVBand="1" w:val="04A0"/>
-      </w:tblPr>
-      <w:tblGrid>
-        <w:gridCol w:w="2556"/>
-        <w:gridCol w:w="2556"/>
-        <w:gridCol w:w="2556"/>
-        <w:gridCol w:w="2556"/>
-      </w:tblGrid>
-      <w:tr>
-        <w:trPr>
-          <w:tblHeader/>
-        </w:trPr>
-        <w:tc>
-          <w:tcPr>
-            <w:tcW w:type="dxa" w:w="2556"/>
-          </w:tcPr>
-          <w:p>
-            <w:r>
-              <w:t>Given inputs</w:t>
-            </w:r>
-          </w:p>
-        </w:tc>
-        <w:tc>
-          <w:tcPr>
-            <w:tcW w:type="dxa" w:w="2556"/>
-          </w:tcPr>
-          <w:p>
-            <w:r>
-              <w:t>Procedure I chose</w:t>
-            </w:r>
-          </w:p>
-        </w:tc>
-        <w:tc>
-          <w:tcPr>
-            <w:tcW w:type="dxa" w:w="2556"/>
-          </w:tcPr>
-          <w:p>
-            <w:r>
-              <w:t>Middle steps</w:t>
-            </w:r>
-          </w:p>
-        </w:tc>
-        <w:tc>
-          <w:tcPr>
-            <w:tcW w:type="dxa" w:w="2556"/>
-          </w:tcPr>
-          <w:p>
-            <w:r>
-              <w:t>Result and check</w:t>
-            </w:r>
-          </w:p>
-        </w:tc>
-      </w:tr>
-      <w:tr>
-        <w:tc>
-          <w:tcPr>
-            <w:tcW w:type="dxa" w:w="2556"/>
-          </w:tcPr>
-          <w:p>
-            <w:r/>
-          </w:p>
-        </w:tc>
-        <w:tc>
-          <w:tcPr>
-            <w:tcW w:type="dxa" w:w="2556"/>
-          </w:tcPr>
-          <w:p>
-            <w:r/>
-          </w:p>
-        </w:tc>
-        <w:tc>
-          <w:tcPr>
-            <w:tcW w:type="dxa" w:w="2556"/>
-          </w:tcPr>
-          <w:p>
-            <w:r/>
-          </w:p>
-        </w:tc>
-        <w:tc>
-          <w:tcPr>
-            <w:tcW w:type="dxa" w:w="2556"/>
-          </w:tcPr>
-          <w:p>
-            <w:r/>
-          </w:p>
-        </w:tc>
-      </w:tr>
-    </w:tbl>
-    <w:p>
-      <w:pPr>
-        <w:pStyle w:val="Heading3"/>
-      </w:pPr>
-      <w:r>
-        <w:t>The step I completed without help, and the hint I needed</w:t>
-      </w:r>
-    </w:p>
-    <w:p>
-      <w:r>
-        <w:t>________________________________________________________________</w:t>
-      </w:r>
-    </w:p>
-    <w:p>
-      <w:r>
-        <w:t>________________________________________________________________</w:t>
-      </w:r>
-    </w:p>
-    <w:p>
-      <w:r>
-        <w:t>________________________________________________________________</w:t>
-      </w:r>
-    </w:p>
-    <w:p>
-      <w:pPr>
-        <w:pStyle w:val="Heading1"/>
-      </w:pPr>
-      <w:r>
-        <w:t>03. Individual reasoning check</w:t>
-      </w:r>
-    </w:p>
-    <w:p>
-      <w:r>
-        <w:t>Check the proposed Human Classifier Simulation explanation against the supplied facts before discussing it.</w:t>
-      </w:r>
-    </w:p>
-    <w:p>
-      <w:pPr>
-        <w:spacing w:line="336" w:lineRule="auto" w:after="180"/>
-      </w:pPr>
-      <w:r>
-        <w:rPr>
-          <w:b w:val="0"/>
-        </w:rPr>
-        <w:t xml:space="preserve">Use the worked case for Constructing a </w:t>
-      </w:r>
-      <w:r>
-        <w:rPr>
-          <w:b/>
-        </w:rPr>
-        <w:t>classifier</w:t>
-      </w:r>
-      <w:r>
-        <w:rPr>
-          <w:b w:val="0"/>
-        </w:rPr>
-        <w:t xml:space="preserve">. Proposed explanation: “Any numeric </w:t>
-      </w:r>
-      <w:r>
-        <w:rPr>
-          <w:b/>
-        </w:rPr>
-        <w:t>input</w:t>
-      </w:r>
-      <w:r>
-        <w:rPr>
-          <w:b w:val="0"/>
-        </w:rPr>
-        <w:t xml:space="preserve"> must receive a category”. Decide whether this explanation is supported.</w:t>
-      </w:r>
-    </w:p>
-    <w:p>
-      <w:pPr>
-        <w:spacing w:line="336" w:lineRule="auto" w:after="180"/>
-      </w:pPr>
-      <w:r>
-        <w:rPr>
-          <w:b w:val="0"/>
-        </w:rPr>
-        <w:t>Point to the step or supplied fact that decides; explain your repair if needed.</w:t>
-      </w:r>
-    </w:p>
-    <w:p>
-      <w:pPr>
-        <w:pStyle w:val="Heading3"/>
-      </w:pPr>
-      <w:r>
-        <w:t>My explanation before partner discussion</w:t>
-      </w:r>
-    </w:p>
-    <w:p>
-      <w:r>
-        <w:t>________________________________________________________________</w:t>
-      </w:r>
-    </w:p>
-    <w:p>
-      <w:r>
-        <w:t>________________________________________________________________</w:t>
-      </w:r>
-    </w:p>
-    <w:p>
-      <w:r>
-        <w:t>________________________________________________________________</w:t>
-      </w:r>
-    </w:p>
-    <w:p>
-      <w:r>
-        <w:t>________________________________________________________________</w:t>
-      </w:r>
-    </w:p>
-    <w:p>
-      <w:pPr>
-        <w:pStyle w:val="Heading1"/>
-      </w:pPr>
-      <w:r>
-        <w:t>04. Independent transfer case</w:t>
-      </w:r>
-    </w:p>
-    <w:p>
-      <w:r>
-        <w:t>Write one first attempt at the reserved independent case before feedback. Repeated copies of that case refer to the same recorded attempt.</w:t>
-      </w:r>
-    </w:p>
-    <w:p>
-      <w:pPr>
-        <w:pStyle w:val="Heading3"/>
-      </w:pPr>
-      <w:r>
-        <w:t>Independent case: Changed independent case</w:t>
+        <w:t>04. W4 · Changed independent case</w:t>
+      </w:r>
+    </w:p>
+    <w:p>
+      <w:r>
+        <w:t>Keep one first attempt before hints or feedback.</w:t>
+      </w:r>
+    </w:p>
+    <w:p>
+      <w:pPr>
+        <w:pStyle w:val="Heading2"/>
+      </w:pPr>
+      <w:r>
+        <w:t>Read and explain independently</w:t>
       </w:r>
     </w:p>
     <w:p>
@@ -497,6 +604,14 @@
     </w:p>
     <w:p>
       <w:pPr>
+        <w:pStyle w:val="Heading2"/>
+      </w:pPr>
+      <w:r>
+        <w:t>Keep a fair record</w:t>
+      </w:r>
+    </w:p>
+    <w:p>
+      <w:pPr>
         <w:spacing w:line="336" w:lineRule="auto" w:after="180"/>
       </w:pPr>
       <w:r>
@@ -508,15 +623,39 @@
     </w:p>
     <w:p>
       <w:pPr>
+        <w:pStyle w:val="Heading2"/>
+      </w:pPr>
+      <w:r>
+        <w:t>Earlier wording, alternatives and picture transcripts · reference / check after trying</w:t>
+      </w:r>
+    </w:p>
+    <w:p>
+      <w:pPr>
+        <w:pStyle w:val="Heading3"/>
+      </w:pPr>
+      <w:r>
+        <w:t>Independent case: Changed independent case</w:t>
+      </w:r>
+    </w:p>
+    <w:p>
+      <w:pPr>
         <w:pStyle w:val="Heading1"/>
       </w:pPr>
       <w:r>
-        <w:t>05. Your learning target</w:t>
-      </w:r>
-    </w:p>
-    <w:p>
-      <w:r>
-        <w:t>Connect the Human Classifier Simulation target to a trace and a justified conclusion.</w:t>
+        <w:t>09. Project · Keep the decision and its evidence</w:t>
+      </w:r>
+    </w:p>
+    <w:p>
+      <w:r>
+        <w:t>Add this week’s change to your existing project record.</w:t>
+      </w:r>
+    </w:p>
+    <w:p>
+      <w:pPr>
+        <w:pStyle w:val="Heading2"/>
+      </w:pPr>
+      <w:r>
+        <w:t>Your evidence record</w:t>
       </w:r>
     </w:p>
     <w:p>
@@ -527,20 +666,7 @@
         <w:rPr>
           <w:b w:val="0"/>
         </w:rPr>
-        <w:t>Recommend a book only if genre is science AND pages&lt;=150. Classify science/150, science/151, mystery/90 and missing-genre/80. State a missing-data policy.</w:t>
-      </w:r>
-    </w:p>
-    <w:p>
-      <w:pPr>
-        <w:pStyle w:val="Heading1"/>
-      </w:pPr>
-      <w:r>
-        <w:t>06. Solve the given case</w:t>
-      </w:r>
-    </w:p>
-    <w:p>
-      <w:r>
-        <w:t>Solve the supplied Human Classifier Simulation case and show the deciding evidence.</w:t>
+        <w:t>Turn score thresholds into visible boundaries such as recommend / maybe / not now.</w:t>
       </w:r>
     </w:p>
     <w:p>
@@ -551,29 +677,7 @@
         <w:rPr>
           <w:b w:val="0"/>
         </w:rPr>
-        <w:t>Recommend if adventure AND pages&lt;150; otherwise Other.</w:t>
-      </w:r>
-    </w:p>
-    <w:p>
-      <w:pPr>
-        <w:spacing w:line="336" w:lineRule="auto" w:after="180"/>
-      </w:pPr>
-      <w:r>
-        <w:rPr>
-          <w:b w:val="0"/>
-        </w:rPr>
-        <w:t>Trace A=(adventure,120), B=(adventure,180), C=(science,90).</w:t>
-      </w:r>
-    </w:p>
-    <w:p>
-      <w:pPr>
-        <w:spacing w:line="336" w:lineRule="auto" w:after="180"/>
-      </w:pPr>
-      <w:r>
-        <w:rPr>
-          <w:b w:val="0"/>
-        </w:rPr>
-        <w:t xml:space="preserve">Show your trace, calculation or </w:t>
+        <w:t xml:space="preserve">The project change and </w:t>
       </w:r>
       <w:r>
         <w:rPr>
@@ -581,344 +685,6 @@
         </w:rPr>
         <w:t>evidence</w:t>
       </w:r>
-    </w:p>
-    <w:p>
-      <w:pPr>
-        <w:pStyle w:val="Heading3"/>
-      </w:pPr>
-      <w:r>
-        <w:t>Write or draw your reasoning and evidence.</w:t>
-      </w:r>
-    </w:p>
-    <w:p>
-      <w:r>
-        <w:t>________________________________________________________________</w:t>
-      </w:r>
-    </w:p>
-    <w:p>
-      <w:r>
-        <w:t>________________________________________________________________</w:t>
-      </w:r>
-    </w:p>
-    <w:p>
-      <w:r>
-        <w:t>________________________________________________________________</w:t>
-      </w:r>
-    </w:p>
-    <w:p>
-      <w:r>
-        <w:t>________________________________________________________________</w:t>
-      </w:r>
-    </w:p>
-    <w:p>
-      <w:r>
-        <w:t>________________________________________________________________</w:t>
-      </w:r>
-    </w:p>
-    <w:p>
-      <w:pPr>
-        <w:pStyle w:val="Heading1"/>
-      </w:pPr>
-      <w:r>
-        <w:t>07. Check a changed case</w:t>
-      </w:r>
-    </w:p>
-    <w:p>
-      <w:r>
-        <w:t>Apply the procedure to the changed case and record why the conclusion follows.</w:t>
-      </w:r>
-    </w:p>
-    <w:p>
-      <w:pPr>
-        <w:spacing w:line="336" w:lineRule="auto" w:after="180"/>
-      </w:pPr>
-      <w:r>
-        <w:rPr>
-          <w:b w:val="0"/>
-        </w:rPr>
-        <w:t xml:space="preserve">A human </w:t>
-      </w:r>
-      <w:r>
-        <w:rPr>
-          <w:b/>
-        </w:rPr>
-        <w:t>classifier</w:t>
-      </w:r>
-      <w:r>
-        <w:rPr>
-          <w:b w:val="0"/>
-        </w:rPr>
-        <w:t xml:space="preserve"> uses sports topic means sports shelf. Classify a sports book and an unreadable cover. State what </w:t>
-      </w:r>
-      <w:r>
-        <w:rPr>
-          <w:b/>
-        </w:rPr>
-        <w:t>evidence</w:t>
-      </w:r>
-      <w:r>
-        <w:rPr>
-          <w:b w:val="0"/>
-        </w:rPr>
-        <w:t xml:space="preserve"> is missing in the second case.</w:t>
-      </w:r>
-    </w:p>
-    <w:p>
-      <w:pPr>
-        <w:spacing w:line="336" w:lineRule="auto" w:after="180"/>
-      </w:pPr>
-      <w:r>
-        <w:rPr>
-          <w:b w:val="0"/>
-        </w:rPr>
-        <w:t>My independent answer and reason</w:t>
-      </w:r>
-    </w:p>
-    <w:p>
-      <w:pPr>
-        <w:pStyle w:val="Heading3"/>
-      </w:pPr>
-      <w:r>
-        <w:t>Write or draw your reasoning and evidence.</w:t>
-      </w:r>
-    </w:p>
-    <w:p>
-      <w:r>
-        <w:t>________________________________________________________________</w:t>
-      </w:r>
-    </w:p>
-    <w:p>
-      <w:r>
-        <w:t>________________________________________________________________</w:t>
-      </w:r>
-    </w:p>
-    <w:p>
-      <w:r>
-        <w:t>________________________________________________________________</w:t>
-      </w:r>
-    </w:p>
-    <w:p>
-      <w:r>
-        <w:t>________________________________________________________________</w:t>
-      </w:r>
-    </w:p>
-    <w:p>
-      <w:r>
-        <w:t>________________________________________________________________</w:t>
-      </w:r>
-    </w:p>
-    <w:p>
-      <w:pPr>
-        <w:pStyle w:val="Heading3"/>
-      </w:pPr>
-      <w:r>
-        <w:t>Week 10 Test and reflect</w:t>
-      </w:r>
-    </w:p>
-    <w:p>
-      <w:pPr>
-        <w:pStyle w:val="Heading1"/>
-      </w:pPr>
-      <w:r>
-        <w:t>08. Design a revealing test</w:t>
-      </w:r>
-    </w:p>
-    <w:p>
-      <w:r>
-        <w:t>Specify a changed input, expected result and observation separately.</w:t>
-      </w:r>
-    </w:p>
-    <w:p>
-      <w:pPr>
-        <w:spacing w:line="336" w:lineRule="auto" w:after="180"/>
-      </w:pPr>
-      <w:r>
-        <w:rPr>
-          <w:b w:val="0"/>
-        </w:rPr>
-        <w:t xml:space="preserve">Create a changed </w:t>
-      </w:r>
-      <w:r>
-        <w:rPr>
-          <w:b/>
-        </w:rPr>
-        <w:t>input</w:t>
-      </w:r>
-      <w:r>
-        <w:rPr>
-          <w:b w:val="0"/>
-        </w:rPr>
-        <w:t xml:space="preserve">, </w:t>
-      </w:r>
-      <w:r>
-        <w:rPr>
-          <w:b/>
-        </w:rPr>
-        <w:t>boundary</w:t>
-      </w:r>
-      <w:r>
-        <w:rPr>
-          <w:b w:val="0"/>
-        </w:rPr>
-        <w:t xml:space="preserve"> case or missing-information case. Write the expected answer or safe response before testing.</w:t>
-      </w:r>
-    </w:p>
-    <w:tbl>
-      <w:tblPr>
-        <w:tblStyle w:val="LightShading-Accent1"/>
-        <w:tblW w:type="auto" w:w="0"/>
-        <w:tblLook w:firstColumn="1" w:firstRow="1" w:lastColumn="0" w:lastRow="0" w:noHBand="0" w:noVBand="1" w:val="04A0"/>
-      </w:tblPr>
-      <w:tblGrid>
-        <w:gridCol w:w="5112"/>
-        <w:gridCol w:w="5112"/>
-      </w:tblGrid>
-      <w:tr>
-        <w:trPr>
-          <w:tblHeader/>
-        </w:trPr>
-        <w:tc>
-          <w:tcPr>
-            <w:tcW w:type="dxa" w:w="5112"/>
-          </w:tcPr>
-          <w:p>
-            <w:r>
-              <w:t>Test record</w:t>
-            </w:r>
-          </w:p>
-        </w:tc>
-        <w:tc>
-          <w:tcPr>
-            <w:tcW w:type="dxa" w:w="5112"/>
-          </w:tcPr>
-          <w:p>
-            <w:r>
-              <w:t>My evidence</w:t>
-            </w:r>
-          </w:p>
-        </w:tc>
-      </w:tr>
-      <w:tr>
-        <w:tc>
-          <w:tcPr>
-            <w:tcW w:type="dxa" w:w="5112"/>
-          </w:tcPr>
-          <w:p>
-            <w:r>
-              <w:t>Changed input or condition</w:t>
-            </w:r>
-          </w:p>
-        </w:tc>
-        <w:tc>
-          <w:tcPr>
-            <w:tcW w:type="dxa" w:w="5112"/>
-          </w:tcPr>
-          <w:p>
-            <w:r/>
-          </w:p>
-        </w:tc>
-      </w:tr>
-      <w:tr>
-        <w:tc>
-          <w:tcPr>
-            <w:tcW w:type="dxa" w:w="5112"/>
-          </w:tcPr>
-          <w:p>
-            <w:r>
-              <w:t>Expected answer or fallback</w:t>
-            </w:r>
-          </w:p>
-        </w:tc>
-        <w:tc>
-          <w:tcPr>
-            <w:tcW w:type="dxa" w:w="5112"/>
-          </w:tcPr>
-          <w:p>
-            <w:r/>
-          </w:p>
-        </w:tc>
-      </w:tr>
-      <w:tr>
-        <w:tc>
-          <w:tcPr>
-            <w:tcW w:type="dxa" w:w="5112"/>
-          </w:tcPr>
-          <w:p>
-            <w:r>
-              <w:t>Observed result</w:t>
-            </w:r>
-          </w:p>
-        </w:tc>
-        <w:tc>
-          <w:tcPr>
-            <w:tcW w:type="dxa" w:w="5112"/>
-          </w:tcPr>
-          <w:p>
-            <w:r/>
-          </w:p>
-        </w:tc>
-      </w:tr>
-      <w:tr>
-        <w:tc>
-          <w:tcPr>
-            <w:tcW w:type="dxa" w:w="5112"/>
-          </w:tcPr>
-          <w:p>
-            <w:r>
-              <w:t>Why the result occurred</w:t>
-            </w:r>
-          </w:p>
-        </w:tc>
-        <w:tc>
-          <w:tcPr>
-            <w:tcW w:type="dxa" w:w="5112"/>
-          </w:tcPr>
-          <w:p>
-            <w:r/>
-          </w:p>
-        </w:tc>
-      </w:tr>
-    </w:tbl>
-    <w:p>
-      <w:pPr>
-        <w:pStyle w:val="Heading1"/>
-      </w:pPr>
-      <w:r>
-        <w:t>09. Project checkpoint</w:t>
-      </w:r>
-    </w:p>
-    <w:p>
-      <w:r>
-        <w:t>Justify what Human Classifier Simulation adds to Transparent Book Recommender and keep the evidence.</w:t>
-      </w:r>
-    </w:p>
-    <w:p>
-      <w:pPr>
-        <w:spacing w:line="336" w:lineRule="auto" w:after="180"/>
-      </w:pPr>
-      <w:r>
-        <w:rPr>
-          <w:b w:val="0"/>
-        </w:rPr>
-        <w:t>Turn score thresholds into visible boundaries such as recommend / maybe / not now.</w:t>
-      </w:r>
-    </w:p>
-    <w:p>
-      <w:pPr>
-        <w:spacing w:line="336" w:lineRule="auto" w:after="180"/>
-      </w:pPr>
-      <w:r>
-        <w:rPr>
-          <w:b w:val="0"/>
-        </w:rPr>
-        <w:t xml:space="preserve">The project change and </w:t>
-      </w:r>
-      <w:r>
-        <w:rPr>
-          <w:b/>
-        </w:rPr>
-        <w:t>evidence</w:t>
-      </w:r>
       <w:r>
         <w:rPr>
           <w:b w:val="0"/>
@@ -964,591 +730,20 @@
         <w:pStyle w:val="Heading1"/>
       </w:pPr>
       <w:r>
-        <w:t>10. Self check</w:t>
-      </w:r>
-    </w:p>
-    <w:p>
-      <w:r>
-        <w:t>Judge explanation, evidence, transfer and limits separately; attach the work behind your judgement.</w:t>
-      </w:r>
-    </w:p>
-    <w:p>
-      <w:pPr>
-        <w:pStyle w:val="ListBullet"/>
-      </w:pPr>
-      <w:r>
-        <w:t>I can explain the mechanism.</w:t>
-      </w:r>
-    </w:p>
-    <w:p>
-      <w:pPr>
-        <w:pStyle w:val="ListBullet"/>
-      </w:pPr>
-      <w:r>
-        <w:t>I can show evidence.</w:t>
-      </w:r>
-    </w:p>
-    <w:p>
-      <w:pPr>
-        <w:pStyle w:val="ListBullet"/>
-      </w:pPr>
-      <w:r>
-        <w:t>I can handle a changed case.</w:t>
-      </w:r>
-    </w:p>
-    <w:p>
-      <w:pPr>
-        <w:pStyle w:val="ListBullet"/>
-      </w:pPr>
-      <w:r>
-        <w:t>I can name a limit.</w:t>
-      </w:r>
-    </w:p>
-    <w:p>
-      <w:r>
-        <w:t>Mark each as not yet, with help or independently, and attach supporting work.</w:t>
-      </w:r>
-    </w:p>
-    <w:p>
-      <w:pPr>
-        <w:spacing w:line="336" w:lineRule="auto" w:after="180"/>
-      </w:pPr>
-      <w:r>
-        <w:rPr>
-          <w:b w:val="0"/>
-        </w:rPr>
-        <w:t>Teacher review ____________________  Next step ____________________</w:t>
-      </w:r>
-    </w:p>
-    <w:p>
-      <w:pPr>
-        <w:pStyle w:val="Heading1"/>
-      </w:pPr>
-      <w:r>
-        <w:t>11. Transfer practice from the original programme</w:t>
-      </w:r>
-    </w:p>
-    <w:p>
-      <w:r>
-        <w:t>Use this earlier case as transfer practice. A case already discussed with feedback is not fresh assessment evidence.</w:t>
-      </w:r>
-    </w:p>
-    <w:p>
-      <w:pPr>
-        <w:spacing w:line="336" w:lineRule="auto" w:after="180"/>
-      </w:pPr>
-      <w:r>
-        <w:rPr>
-          <w:b w:val="0"/>
-        </w:rPr>
-        <w:t>Recommend a book only if genre is science AND pages&lt;=150. Classify science/150, science/151, mystery/90 and missing-genre/80. State a missing-data policy.</w:t>
-      </w:r>
-    </w:p>
-    <w:p>
-      <w:pPr>
-        <w:pStyle w:val="Heading3"/>
-      </w:pPr>
-      <w:r>
-        <w:t>My independently reasoned answer</w:t>
-      </w:r>
-    </w:p>
-    <w:p>
-      <w:r>
-        <w:t>________________________________________________________________</w:t>
-      </w:r>
-    </w:p>
-    <w:p>
-      <w:r>
-        <w:t>________________________________________________________________</w:t>
-      </w:r>
-    </w:p>
-    <w:p>
-      <w:r>
-        <w:t>________________________________________________________________</w:t>
-      </w:r>
-    </w:p>
-    <w:p>
-      <w:r>
-        <w:t>________________________________________________________________</w:t>
-      </w:r>
-    </w:p>
-    <w:p>
-      <w:r>
-        <w:t>________________________________________________________________</w:t>
-      </w:r>
-    </w:p>
-    <w:p>
-      <w:r>
-        <w:t>________________________________________________________________</w:t>
-      </w:r>
-    </w:p>
-    <w:p>
-      <w:r>
-        <w:t>________________________________________________________________</w:t>
-      </w:r>
-    </w:p>
-    <w:p>
-      <w:pPr>
-        <w:spacing w:line="336" w:lineRule="auto" w:after="180"/>
-      </w:pPr>
-      <w:r>
-        <w:rPr>
-          <w:b w:val="0"/>
-        </w:rPr>
-        <w:t>Record support used: none, hint or teacher explanation.</w:t>
-      </w:r>
-    </w:p>
-    <w:p>
-      <w:pPr>
-        <w:pStyle w:val="Heading1"/>
-      </w:pPr>
-      <w:r>
-        <w:t>12. W1 Write an input contract</w:t>
-      </w:r>
-    </w:p>
-    <w:p>
-      <w:r>
-        <w:t>Write an input contract. Apply the supplied Human Classifier Simulation facts and keep your reasoning.</w:t>
-      </w:r>
-    </w:p>
-    <w:p>
-      <w:pPr>
-        <w:spacing w:line="336" w:lineRule="auto" w:after="180"/>
-      </w:pPr>
-      <w:r>
-        <w:rPr>
-          <w:b w:val="0"/>
-        </w:rPr>
-        <w:t xml:space="preserve">Write the complete Tower1 </w:t>
-      </w:r>
-      <w:r>
-        <w:rPr>
-          <w:b/>
-        </w:rPr>
-        <w:t>input contract</w:t>
-      </w:r>
-      <w:r>
-        <w:rPr>
-          <w:b w:val="0"/>
-        </w:rPr>
-        <w:t xml:space="preserve">. Give one accepted example and three different rejected examples, each with its reason. Explain why an accepted </w:t>
-      </w:r>
-      <w:r>
-        <w:rPr>
-          <w:b/>
-        </w:rPr>
-        <w:t>input</w:t>
-      </w:r>
-      <w:r>
-        <w:rPr>
-          <w:b w:val="0"/>
-        </w:rPr>
-        <w:t xml:space="preserve"> does not have to be one of the examples used to fit the threshold.</w:t>
-      </w:r>
-    </w:p>
-    <w:p>
-      <w:pPr>
-        <w:pStyle w:val="Heading3"/>
-      </w:pPr>
-      <w:r>
-        <w:t>My reasoning and evidence</w:t>
-      </w:r>
-    </w:p>
-    <w:p>
-      <w:r>
-        <w:t>________________________________________________________________</w:t>
-      </w:r>
-    </w:p>
-    <w:p>
-      <w:r>
-        <w:t>________________________________________________________________</w:t>
-      </w:r>
-    </w:p>
-    <w:p>
-      <w:r>
-        <w:t>________________________________________________________________</w:t>
-      </w:r>
-    </w:p>
-    <w:p>
-      <w:r>
-        <w:t>________________________________________________________________</w:t>
-      </w:r>
-    </w:p>
-    <w:p>
-      <w:r>
-        <w:t>________________________________________________________________</w:t>
-      </w:r>
-    </w:p>
-    <w:p>
-      <w:r>
-        <w:t>________________________________________________________________</w:t>
-      </w:r>
-    </w:p>
-    <w:p>
-      <w:r>
-        <w:t>________________________________________________________________</w:t>
-      </w:r>
-    </w:p>
-    <w:p>
-      <w:pPr>
-        <w:pStyle w:val="Heading1"/>
-      </w:pPr>
-      <w:r>
-        <w:t>13. W2 Construct both outcome paths</w:t>
-      </w:r>
-    </w:p>
-    <w:p>
-      <w:r>
-        <w:t>Construct both outcome paths. Apply the supplied Human Classifier Simulation facts and keep your reasoning.</w:t>
-      </w:r>
-    </w:p>
-    <w:p>
-      <w:pPr>
-        <w:spacing w:line="336" w:lineRule="auto" w:after="180"/>
-      </w:pPr>
-      <w:r>
-        <w:rPr>
-          <w:b w:val="0"/>
-        </w:rPr>
-        <w:t xml:space="preserve">Write numbered instructions for Tower1, including </w:t>
-      </w:r>
-      <w:r>
-        <w:rPr>
-          <w:b/>
-        </w:rPr>
-        <w:t>input</w:t>
-      </w:r>
-      <w:r>
-        <w:rPr>
-          <w:b w:val="0"/>
-        </w:rPr>
-        <w:t xml:space="preserve"> checks, the stopping path after a failed check, the threshold rule and the record to keep. Your partner must be able to use them without supplying an unstated rule.</w:t>
-      </w:r>
-    </w:p>
-    <w:p>
-      <w:pPr>
-        <w:pStyle w:val="Heading3"/>
-      </w:pPr>
-      <w:r>
-        <w:t>My reasoning and evidence</w:t>
-      </w:r>
-    </w:p>
-    <w:p>
-      <w:r>
-        <w:t>________________________________________________________________</w:t>
-      </w:r>
-    </w:p>
-    <w:p>
-      <w:r>
-        <w:t>________________________________________________________________</w:t>
-      </w:r>
-    </w:p>
-    <w:p>
-      <w:r>
-        <w:t>________________________________________________________________</w:t>
-      </w:r>
-    </w:p>
-    <w:p>
-      <w:r>
-        <w:t>________________________________________________________________</w:t>
-      </w:r>
-    </w:p>
-    <w:p>
-      <w:r>
-        <w:t>________________________________________________________________</w:t>
-      </w:r>
-    </w:p>
-    <w:p>
-      <w:r>
-        <w:t>________________________________________________________________</w:t>
-      </w:r>
-    </w:p>
-    <w:p>
-      <w:r>
-        <w:t>________________________________________________________________</w:t>
-      </w:r>
-    </w:p>
-    <w:p>
-      <w:r>
-        <w:t>________________________________________________________________</w:t>
-      </w:r>
-    </w:p>
-    <w:p>
-      <w:pPr>
-        <w:pStyle w:val="Heading1"/>
-      </w:pPr>
-      <w:r>
-        <w:t>14. W3 Trace boundaries and a broken path</w:t>
-      </w:r>
-    </w:p>
-    <w:p>
-      <w:r>
-        <w:t>Trace boundaries and a broken path. Apply the supplied Human Classifier Simulation facts and keep your reasoning.</w:t>
-      </w:r>
-    </w:p>
-    <w:p>
-      <w:pPr>
-        <w:spacing w:line="336" w:lineRule="auto" w:after="180"/>
-      </w:pPr>
-      <w:r>
-        <w:rPr>
-          <w:b w:val="0"/>
-        </w:rPr>
-        <w:t xml:space="preserve">Trace 1 cm, 5 cm, 6 cm, 10 cm and 11 cm using Tower1. A faulty procedure records </w:t>
-      </w:r>
-      <w:r>
-        <w:rPr>
-          <w:b/>
-        </w:rPr>
-        <w:t>no prediction</w:t>
-      </w:r>
-      <w:r>
-        <w:rPr>
-          <w:b w:val="0"/>
-        </w:rPr>
-        <w:t xml:space="preserve"> for a blank, then continues and treats the blank as zero to report short.</w:t>
-      </w:r>
-    </w:p>
-    <w:p>
-      <w:pPr>
-        <w:spacing w:line="336" w:lineRule="auto" w:after="180"/>
-      </w:pPr>
-      <w:r>
-        <w:rPr>
-          <w:b w:val="0"/>
-        </w:rPr>
-        <w:t>Identify the missing instruction and the proper final outcome.</w:t>
-      </w:r>
-    </w:p>
-    <w:p>
-      <w:pPr>
-        <w:pStyle w:val="Heading3"/>
-      </w:pPr>
-      <w:r>
-        <w:t>My reasoning and evidence</w:t>
-      </w:r>
-    </w:p>
-    <w:p>
-      <w:r>
-        <w:t>________________________________________________________________</w:t>
-      </w:r>
-    </w:p>
-    <w:p>
-      <w:r>
-        <w:t>________________________________________________________________</w:t>
-      </w:r>
-    </w:p>
-    <w:p>
-      <w:r>
-        <w:t>________________________________________________________________</w:t>
-      </w:r>
-    </w:p>
-    <w:p>
-      <w:r>
-        <w:t>________________________________________________________________</w:t>
-      </w:r>
-    </w:p>
-    <w:p>
-      <w:r>
-        <w:t>________________________________________________________________</w:t>
-      </w:r>
-    </w:p>
-    <w:p>
-      <w:r>
-        <w:t>________________________________________________________________</w:t>
-      </w:r>
-    </w:p>
-    <w:p>
-      <w:pPr>
-        <w:pStyle w:val="Heading1"/>
-      </w:pPr>
-      <w:r>
-        <w:t>15. W4 Build an independent ribbon classifier</w:t>
-      </w:r>
-    </w:p>
-    <w:p>
-      <w:r>
-        <w:t>Attempt before feedback. If this repeats the selected independent case, reuse that first attempt; otherwise keep a separate record. Build an independent ribbon classifier. Apply the supplied Human Classifier Simulation facts and keep your reasoning.</w:t>
-      </w:r>
-    </w:p>
-    <w:p>
-      <w:pPr>
-        <w:spacing w:line="336" w:lineRule="auto" w:after="180"/>
-      </w:pPr>
-      <w:r>
-        <w:rPr>
-          <w:b w:val="0"/>
-        </w:rPr>
-        <w:t>Design Ribbon1 for ribbon lengths recorded as whole centimetres from 1 through 12 inclusive, with unit cm required. Predict long at 8 cm or more and short otherwise.</w:t>
-      </w:r>
-    </w:p>
-    <w:p>
-      <w:pPr>
-        <w:spacing w:line="336" w:lineRule="auto" w:after="180"/>
-      </w:pPr>
-      <w:r>
-        <w:rPr>
-          <w:b w:val="0"/>
-        </w:rPr>
-        <w:t xml:space="preserve">Write complete instructions and trace 7 cm, 8 cm, a blank length and 13 cm. Include reasons for </w:t>
-      </w:r>
-      <w:r>
-        <w:rPr>
-          <w:b/>
-        </w:rPr>
-        <w:t>no prediction</w:t>
-      </w:r>
-      <w:r>
-        <w:rPr>
-          <w:b w:val="0"/>
-        </w:rPr>
-        <w:t xml:space="preserve"> and the </w:t>
-      </w:r>
-      <w:r>
-        <w:rPr>
-          <w:b/>
-        </w:rPr>
-        <w:t>model version</w:t>
-      </w:r>
-      <w:r>
-        <w:rPr>
-          <w:b w:val="0"/>
-        </w:rPr>
-        <w:t xml:space="preserve"> in each record.</w:t>
-      </w:r>
-    </w:p>
-    <w:p>
-      <w:pPr>
-        <w:pStyle w:val="Heading3"/>
-      </w:pPr>
-      <w:r>
-        <w:t>My reasoning and evidence</w:t>
-      </w:r>
-    </w:p>
-    <w:p>
-      <w:r>
-        <w:t>________________________________________________________________</w:t>
-      </w:r>
-    </w:p>
-    <w:p>
-      <w:r>
-        <w:t>________________________________________________________________</w:t>
-      </w:r>
-    </w:p>
-    <w:p>
-      <w:r>
-        <w:t>________________________________________________________________</w:t>
-      </w:r>
-    </w:p>
-    <w:p>
-      <w:r>
-        <w:t>________________________________________________________________</w:t>
-      </w:r>
-    </w:p>
-    <w:p>
-      <w:r>
-        <w:t>________________________________________________________________</w:t>
-      </w:r>
-    </w:p>
-    <w:p>
-      <w:r>
-        <w:t>________________________________________________________________</w:t>
-      </w:r>
-    </w:p>
-    <w:p>
-      <w:r>
-        <w:t>________________________________________________________________</w:t>
-      </w:r>
-    </w:p>
-    <w:p>
-      <w:r>
-        <w:t>________________________________________________________________</w:t>
-      </w:r>
-    </w:p>
-    <w:p>
-      <w:pPr>
-        <w:pStyle w:val="Heading1"/>
-      </w:pPr>
-      <w:r>
-        <w:t>16. W5 Explain what your procedure establishes</w:t>
-      </w:r>
-    </w:p>
-    <w:p>
-      <w:r>
-        <w:t>Explain what your procedure establishes. Apply the supplied Human Classifier Simulation facts and keep your reasoning.</w:t>
-      </w:r>
-    </w:p>
-    <w:p>
-      <w:pPr>
-        <w:spacing w:line="336" w:lineRule="auto" w:after="180"/>
-      </w:pPr>
-      <w:r>
-        <w:rPr>
-          <w:b w:val="0"/>
-        </w:rPr>
-        <w:t>Ribbon1 accepts 12 cm and predicts long. No comparison label has been supplied for that record. State what has been checked and what remains unknown.</w:t>
-      </w:r>
-    </w:p>
-    <w:p>
-      <w:pPr>
-        <w:spacing w:line="336" w:lineRule="auto" w:after="180"/>
-      </w:pPr>
-      <w:r>
-        <w:rPr>
-          <w:b w:val="0"/>
-        </w:rPr>
-        <w:t>Explain why changing a blank to 1 cm just to produce a category would be a mistake.</w:t>
-      </w:r>
-    </w:p>
-    <w:p>
-      <w:pPr>
-        <w:pStyle w:val="Heading3"/>
-      </w:pPr>
-      <w:r>
-        <w:t>My reasoning and evidence</w:t>
-      </w:r>
-    </w:p>
-    <w:p>
-      <w:r>
-        <w:t>________________________________________________________________</w:t>
-      </w:r>
-    </w:p>
-    <w:p>
-      <w:r>
-        <w:t>________________________________________________________________</w:t>
-      </w:r>
-    </w:p>
-    <w:p>
-      <w:r>
-        <w:t>________________________________________________________________</w:t>
-      </w:r>
-    </w:p>
-    <w:p>
-      <w:r>
-        <w:t>________________________________________________________________</w:t>
-      </w:r>
-    </w:p>
-    <w:p>
-      <w:r>
-        <w:t>________________________________________________________________</w:t>
-      </w:r>
-    </w:p>
-    <w:p>
-      <w:r>
-        <w:t>________________________________________________________________</w:t>
-      </w:r>
-    </w:p>
-    <w:p>
-      <w:pPr>
-        <w:pStyle w:val="Heading1"/>
-      </w:pPr>
-      <w:r>
-        <w:t>17. Feedback, return check and learning record</w:t>
-      </w:r>
-    </w:p>
-    <w:p>
-      <w:r>
-        <w:t>Record the first repaired step and a different case to revisit after a delay.</w:t>
+        <w:t>17. Feedback · Repair and return</w:t>
+      </w:r>
+    </w:p>
+    <w:p>
+      <w:r>
+        <w:t>Keep the first attempt, the repair and a changed-case return.</w:t>
+      </w:r>
+    </w:p>
+    <w:p>
+      <w:pPr>
+        <w:pStyle w:val="Heading2"/>
+      </w:pPr>
+      <w:r>
+        <w:t>Your evidence record</w:t>
       </w:r>
     </w:p>
     <w:tbl>
@@ -1703,12 +898,919 @@
         <w:pStyle w:val="Heading1"/>
       </w:pPr>
       <w:r>
-        <w:t>18. Pictorial case practice: Human Classifier Simulation</w:t>
-      </w:r>
-    </w:p>
-    <w:p>
-      <w:r>
-        <w:t>A fictional librarian wants illustrated mystery books with at most 100 pages. Explain the labelled step before checking the changed condition.</w:t>
+        <w:t>10. Finish · Judge the evidence in your work</w:t>
+      </w:r>
+    </w:p>
+    <w:p>
+      <w:r>
+        <w:t>Point to work that supports your confidence level.</w:t>
+      </w:r>
+    </w:p>
+    <w:p>
+      <w:pPr>
+        <w:pStyle w:val="Heading2"/>
+      </w:pPr>
+      <w:r>
+        <w:t>Your evidence record</w:t>
+      </w:r>
+    </w:p>
+    <w:p>
+      <w:pPr>
+        <w:pStyle w:val="ListBullet"/>
+      </w:pPr>
+      <w:r>
+        <w:t>I can explain the mechanism.</w:t>
+      </w:r>
+    </w:p>
+    <w:p>
+      <w:pPr>
+        <w:pStyle w:val="ListBullet"/>
+      </w:pPr>
+      <w:r>
+        <w:t>I can show evidence.</w:t>
+      </w:r>
+    </w:p>
+    <w:p>
+      <w:pPr>
+        <w:pStyle w:val="ListBullet"/>
+      </w:pPr>
+      <w:r>
+        <w:t>I can handle a changed case.</w:t>
+      </w:r>
+    </w:p>
+    <w:p>
+      <w:pPr>
+        <w:pStyle w:val="ListBullet"/>
+      </w:pPr>
+      <w:r>
+        <w:t>I can name a limit.</w:t>
+      </w:r>
+    </w:p>
+    <w:p>
+      <w:r>
+        <w:t>Mark each as not yet, with help or independently, and attach supporting work.</w:t>
+      </w:r>
+    </w:p>
+    <w:p>
+      <w:pPr>
+        <w:spacing w:line="336" w:lineRule="auto" w:after="180"/>
+      </w:pPr>
+      <w:r>
+        <w:rPr>
+          <w:b w:val="0"/>
+        </w:rPr>
+        <w:t>Teacher review ____________________  Next step ____________________</w:t>
+      </w:r>
+    </w:p>
+    <w:p>
+      <w:pPr>
+        <w:pStyle w:val="Heading1"/>
+      </w:pPr>
+      <w:r>
+        <w:t>Reference bank and extra practice</w:t>
+      </w:r>
+    </w:p>
+    <w:p>
+      <w:pPr>
+        <w:pStyle w:val="Heading1"/>
+      </w:pPr>
+      <w:r>
+        <w:t>02. Reference · Supported W2 record</w:t>
+      </w:r>
+    </w:p>
+    <w:p>
+      <w:r>
+        <w:t>This is the same W2 attempt. Keep one response record.</w:t>
+      </w:r>
+    </w:p>
+    <w:p>
+      <w:pPr>
+        <w:pStyle w:val="Heading2"/>
+      </w:pPr>
+      <w:r>
+        <w:t>Use this when helpful</w:t>
+      </w:r>
+    </w:p>
+    <w:p>
+      <w:pPr>
+        <w:spacing w:line="336" w:lineRule="auto" w:after="180"/>
+      </w:pPr>
+      <w:r>
+        <w:rPr>
+          <w:b w:val="0"/>
+        </w:rPr>
+        <w:t xml:space="preserve">Use W2: Construct both outcome paths for Constructing a </w:t>
+      </w:r>
+      <w:r>
+        <w:rPr>
+          <w:b/>
+        </w:rPr>
+        <w:t>classifier</w:t>
+      </w:r>
+      <w:r>
+        <w:rPr>
+          <w:b w:val="0"/>
+        </w:rPr>
+        <w:t>. Record the answer once; the lesson and workbook refer to the same attempt.</w:t>
+      </w:r>
+    </w:p>
+    <w:tbl>
+      <w:tblPr>
+        <w:tblStyle w:val="LightShading-Accent1"/>
+        <w:tblW w:type="auto" w:w="0"/>
+        <w:tblLook w:firstColumn="1" w:firstRow="1" w:lastColumn="0" w:lastRow="0" w:noHBand="0" w:noVBand="1" w:val="04A0"/>
+      </w:tblPr>
+      <w:tblGrid>
+        <w:gridCol w:w="2556"/>
+        <w:gridCol w:w="2556"/>
+        <w:gridCol w:w="2556"/>
+        <w:gridCol w:w="2556"/>
+      </w:tblGrid>
+      <w:tr>
+        <w:trPr>
+          <w:tblHeader/>
+        </w:trPr>
+        <w:tc>
+          <w:tcPr>
+            <w:tcW w:type="dxa" w:w="2556"/>
+          </w:tcPr>
+          <w:p>
+            <w:r>
+              <w:t>Given inputs</w:t>
+            </w:r>
+          </w:p>
+        </w:tc>
+        <w:tc>
+          <w:tcPr>
+            <w:tcW w:type="dxa" w:w="2556"/>
+          </w:tcPr>
+          <w:p>
+            <w:r>
+              <w:t>Procedure I chose</w:t>
+            </w:r>
+          </w:p>
+        </w:tc>
+        <w:tc>
+          <w:tcPr>
+            <w:tcW w:type="dxa" w:w="2556"/>
+          </w:tcPr>
+          <w:p>
+            <w:r>
+              <w:t>Middle steps</w:t>
+            </w:r>
+          </w:p>
+        </w:tc>
+        <w:tc>
+          <w:tcPr>
+            <w:tcW w:type="dxa" w:w="2556"/>
+          </w:tcPr>
+          <w:p>
+            <w:r>
+              <w:t>Result and check</w:t>
+            </w:r>
+          </w:p>
+        </w:tc>
+      </w:tr>
+      <w:tr>
+        <w:tc>
+          <w:tcPr>
+            <w:tcW w:type="dxa" w:w="2556"/>
+          </w:tcPr>
+          <w:p>
+            <w:r/>
+          </w:p>
+        </w:tc>
+        <w:tc>
+          <w:tcPr>
+            <w:tcW w:type="dxa" w:w="2556"/>
+          </w:tcPr>
+          <w:p>
+            <w:r/>
+          </w:p>
+        </w:tc>
+        <w:tc>
+          <w:tcPr>
+            <w:tcW w:type="dxa" w:w="2556"/>
+          </w:tcPr>
+          <w:p>
+            <w:r/>
+          </w:p>
+        </w:tc>
+        <w:tc>
+          <w:tcPr>
+            <w:tcW w:type="dxa" w:w="2556"/>
+          </w:tcPr>
+          <w:p>
+            <w:r/>
+          </w:p>
+        </w:tc>
+      </w:tr>
+    </w:tbl>
+    <w:p>
+      <w:pPr>
+        <w:pStyle w:val="Heading3"/>
+      </w:pPr>
+      <w:r>
+        <w:t>The step I completed without help, and the hint I needed</w:t>
+      </w:r>
+    </w:p>
+    <w:p>
+      <w:r>
+        <w:t>________________________________________________________________</w:t>
+      </w:r>
+    </w:p>
+    <w:p>
+      <w:r>
+        <w:t>________________________________________________________________</w:t>
+      </w:r>
+    </w:p>
+    <w:p>
+      <w:r>
+        <w:t>________________________________________________________________</w:t>
+      </w:r>
+    </w:p>
+    <w:p>
+      <w:pPr>
+        <w:pStyle w:val="Heading1"/>
+      </w:pPr>
+      <w:r>
+        <w:t>03. Extra practice · Repair the explanation</w:t>
+      </w:r>
+    </w:p>
+    <w:p>
+      <w:r>
+        <w:t>Explain the deciding fact before discussing the answer.</w:t>
+      </w:r>
+    </w:p>
+    <w:p>
+      <w:pPr>
+        <w:pStyle w:val="Heading2"/>
+      </w:pPr>
+      <w:r>
+        <w:t>Use this when helpful</w:t>
+      </w:r>
+    </w:p>
+    <w:p>
+      <w:pPr>
+        <w:spacing w:line="336" w:lineRule="auto" w:after="180"/>
+      </w:pPr>
+      <w:r>
+        <w:rPr>
+          <w:b w:val="0"/>
+        </w:rPr>
+        <w:t xml:space="preserve">Use the worked case for Constructing a </w:t>
+      </w:r>
+      <w:r>
+        <w:rPr>
+          <w:b/>
+        </w:rPr>
+        <w:t>classifier</w:t>
+      </w:r>
+      <w:r>
+        <w:rPr>
+          <w:b w:val="0"/>
+        </w:rPr>
+        <w:t xml:space="preserve">. Proposed explanation: “Any numeric </w:t>
+      </w:r>
+      <w:r>
+        <w:rPr>
+          <w:b/>
+        </w:rPr>
+        <w:t>input</w:t>
+      </w:r>
+      <w:r>
+        <w:rPr>
+          <w:b w:val="0"/>
+        </w:rPr>
+        <w:t xml:space="preserve"> must receive a category”. Decide whether this explanation is supported.</w:t>
+      </w:r>
+    </w:p>
+    <w:p>
+      <w:pPr>
+        <w:spacing w:line="336" w:lineRule="auto" w:after="180"/>
+      </w:pPr>
+      <w:r>
+        <w:rPr>
+          <w:b w:val="0"/>
+        </w:rPr>
+        <w:t>Point to the step or supplied fact that decides; explain your repair if needed.</w:t>
+      </w:r>
+    </w:p>
+    <w:p>
+      <w:pPr>
+        <w:pStyle w:val="Heading3"/>
+      </w:pPr>
+      <w:r>
+        <w:t>My explanation before partner discussion</w:t>
+      </w:r>
+    </w:p>
+    <w:p>
+      <w:r>
+        <w:t>________________________________________________________________</w:t>
+      </w:r>
+    </w:p>
+    <w:p>
+      <w:r>
+        <w:t>________________________________________________________________</w:t>
+      </w:r>
+    </w:p>
+    <w:p>
+      <w:r>
+        <w:t>________________________________________________________________</w:t>
+      </w:r>
+    </w:p>
+    <w:p>
+      <w:r>
+        <w:t>________________________________________________________________</w:t>
+      </w:r>
+    </w:p>
+    <w:p>
+      <w:pPr>
+        <w:pStyle w:val="Heading1"/>
+      </w:pPr>
+      <w:r>
+        <w:t>05. Reference · Original learning target</w:t>
+      </w:r>
+    </w:p>
+    <w:p>
+      <w:r>
+        <w:t>Use this target to inspect an explanation.</w:t>
+      </w:r>
+    </w:p>
+    <w:p>
+      <w:pPr>
+        <w:pStyle w:val="Heading2"/>
+      </w:pPr>
+      <w:r>
+        <w:t>Use this when helpful</w:t>
+      </w:r>
+    </w:p>
+    <w:p>
+      <w:pPr>
+        <w:spacing w:line="336" w:lineRule="auto" w:after="180"/>
+      </w:pPr>
+      <w:r>
+        <w:rPr>
+          <w:b w:val="0"/>
+        </w:rPr>
+        <w:t>Recommend a book only if genre is science AND pages&lt;=150. Classify science/150, science/151, mystery/90 and missing-genre/80. State a missing-data policy.</w:t>
+      </w:r>
+    </w:p>
+    <w:p>
+      <w:pPr>
+        <w:pStyle w:val="Heading1"/>
+      </w:pPr>
+      <w:r>
+        <w:t>06. Extra practice · A complete case</w:t>
+      </w:r>
+    </w:p>
+    <w:p>
+      <w:r>
+        <w:t>Try the question before checking the worked explanation.</w:t>
+      </w:r>
+    </w:p>
+    <w:p>
+      <w:pPr>
+        <w:pStyle w:val="Heading2"/>
+      </w:pPr>
+      <w:r>
+        <w:t>Use this when helpful</w:t>
+      </w:r>
+    </w:p>
+    <w:p>
+      <w:pPr>
+        <w:spacing w:line="336" w:lineRule="auto" w:after="180"/>
+      </w:pPr>
+      <w:r>
+        <w:rPr>
+          <w:b w:val="0"/>
+        </w:rPr>
+        <w:t>Recommend if adventure AND pages&lt;150; otherwise Other.</w:t>
+      </w:r>
+    </w:p>
+    <w:p>
+      <w:pPr>
+        <w:spacing w:line="336" w:lineRule="auto" w:after="180"/>
+      </w:pPr>
+      <w:r>
+        <w:rPr>
+          <w:b w:val="0"/>
+        </w:rPr>
+        <w:t>Trace A=(adventure,120), B=(adventure,180), C=(science,90).</w:t>
+      </w:r>
+    </w:p>
+    <w:p>
+      <w:pPr>
+        <w:spacing w:line="336" w:lineRule="auto" w:after="180"/>
+      </w:pPr>
+      <w:r>
+        <w:rPr>
+          <w:b w:val="0"/>
+        </w:rPr>
+        <w:t xml:space="preserve">Show your trace, calculation or </w:t>
+      </w:r>
+      <w:r>
+        <w:rPr>
+          <w:b/>
+        </w:rPr>
+        <w:t>evidence</w:t>
+      </w:r>
+    </w:p>
+    <w:p>
+      <w:pPr>
+        <w:pStyle w:val="Heading3"/>
+      </w:pPr>
+      <w:r>
+        <w:t>Write or draw your reasoning and evidence.</w:t>
+      </w:r>
+    </w:p>
+    <w:p>
+      <w:r>
+        <w:t>________________________________________________________________</w:t>
+      </w:r>
+    </w:p>
+    <w:p>
+      <w:r>
+        <w:t>________________________________________________________________</w:t>
+      </w:r>
+    </w:p>
+    <w:p>
+      <w:r>
+        <w:t>________________________________________________________________</w:t>
+      </w:r>
+    </w:p>
+    <w:p>
+      <w:r>
+        <w:t>________________________________________________________________</w:t>
+      </w:r>
+    </w:p>
+    <w:p>
+      <w:r>
+        <w:t>________________________________________________________________</w:t>
+      </w:r>
+    </w:p>
+    <w:p>
+      <w:pPr>
+        <w:pStyle w:val="Heading1"/>
+      </w:pPr>
+      <w:r>
+        <w:t>07. Extra practice · A changed case</w:t>
+      </w:r>
+    </w:p>
+    <w:p>
+      <w:r>
+        <w:t>Keep this practice separate from the reserved independent attempt.</w:t>
+      </w:r>
+    </w:p>
+    <w:p>
+      <w:pPr>
+        <w:pStyle w:val="Heading2"/>
+      </w:pPr>
+      <w:r>
+        <w:t>Use this when helpful</w:t>
+      </w:r>
+    </w:p>
+    <w:p>
+      <w:pPr>
+        <w:spacing w:line="336" w:lineRule="auto" w:after="180"/>
+      </w:pPr>
+      <w:r>
+        <w:rPr>
+          <w:b w:val="0"/>
+        </w:rPr>
+        <w:t xml:space="preserve">A human </w:t>
+      </w:r>
+      <w:r>
+        <w:rPr>
+          <w:b/>
+        </w:rPr>
+        <w:t>classifier</w:t>
+      </w:r>
+      <w:r>
+        <w:rPr>
+          <w:b w:val="0"/>
+        </w:rPr>
+        <w:t xml:space="preserve"> uses sports topic means sports shelf. Classify a sports book and an unreadable cover. State what </w:t>
+      </w:r>
+      <w:r>
+        <w:rPr>
+          <w:b/>
+        </w:rPr>
+        <w:t>evidence</w:t>
+      </w:r>
+      <w:r>
+        <w:rPr>
+          <w:b w:val="0"/>
+        </w:rPr>
+        <w:t xml:space="preserve"> is missing in the second case.</w:t>
+      </w:r>
+    </w:p>
+    <w:p>
+      <w:pPr>
+        <w:spacing w:line="336" w:lineRule="auto" w:after="180"/>
+      </w:pPr>
+      <w:r>
+        <w:rPr>
+          <w:b w:val="0"/>
+        </w:rPr>
+        <w:t>My practice answer and reason</w:t>
+      </w:r>
+    </w:p>
+    <w:p>
+      <w:pPr>
+        <w:pStyle w:val="Heading3"/>
+      </w:pPr>
+      <w:r>
+        <w:t>Write or draw your reasoning and evidence.</w:t>
+      </w:r>
+    </w:p>
+    <w:p>
+      <w:r>
+        <w:t>________________________________________________________________</w:t>
+      </w:r>
+    </w:p>
+    <w:p>
+      <w:r>
+        <w:t>________________________________________________________________</w:t>
+      </w:r>
+    </w:p>
+    <w:p>
+      <w:r>
+        <w:t>________________________________________________________________</w:t>
+      </w:r>
+    </w:p>
+    <w:p>
+      <w:r>
+        <w:t>________________________________________________________________</w:t>
+      </w:r>
+    </w:p>
+    <w:p>
+      <w:r>
+        <w:t>________________________________________________________________</w:t>
+      </w:r>
+    </w:p>
+    <w:p>
+      <w:pPr>
+        <w:pStyle w:val="Heading3"/>
+      </w:pPr>
+      <w:r>
+        <w:t>Week 10 Test and reflect</w:t>
+      </w:r>
+    </w:p>
+    <w:p>
+      <w:pPr>
+        <w:pStyle w:val="Heading1"/>
+      </w:pPr>
+      <w:r>
+        <w:t>08. Extra practice · Design a revealing test</w:t>
+      </w:r>
+    </w:p>
+    <w:p>
+      <w:r>
+        <w:t>Predict before tracing or testing.</w:t>
+      </w:r>
+    </w:p>
+    <w:p>
+      <w:pPr>
+        <w:pStyle w:val="Heading2"/>
+      </w:pPr>
+      <w:r>
+        <w:t>Use this when helpful</w:t>
+      </w:r>
+    </w:p>
+    <w:p>
+      <w:pPr>
+        <w:spacing w:line="336" w:lineRule="auto" w:after="180"/>
+      </w:pPr>
+      <w:r>
+        <w:rPr>
+          <w:b w:val="0"/>
+        </w:rPr>
+        <w:t xml:space="preserve">Create a changed </w:t>
+      </w:r>
+      <w:r>
+        <w:rPr>
+          <w:b/>
+        </w:rPr>
+        <w:t>input</w:t>
+      </w:r>
+      <w:r>
+        <w:rPr>
+          <w:b w:val="0"/>
+        </w:rPr>
+        <w:t xml:space="preserve">, </w:t>
+      </w:r>
+      <w:r>
+        <w:rPr>
+          <w:b/>
+        </w:rPr>
+        <w:t>boundary</w:t>
+      </w:r>
+      <w:r>
+        <w:rPr>
+          <w:b w:val="0"/>
+        </w:rPr>
+        <w:t xml:space="preserve"> case or missing-information case. Write the expected answer or safe response before testing.</w:t>
+      </w:r>
+    </w:p>
+    <w:tbl>
+      <w:tblPr>
+        <w:tblStyle w:val="LightShading-Accent1"/>
+        <w:tblW w:type="auto" w:w="0"/>
+        <w:tblLook w:firstColumn="1" w:firstRow="1" w:lastColumn="0" w:lastRow="0" w:noHBand="0" w:noVBand="1" w:val="04A0"/>
+      </w:tblPr>
+      <w:tblGrid>
+        <w:gridCol w:w="5112"/>
+        <w:gridCol w:w="5112"/>
+      </w:tblGrid>
+      <w:tr>
+        <w:trPr>
+          <w:tblHeader/>
+        </w:trPr>
+        <w:tc>
+          <w:tcPr>
+            <w:tcW w:type="dxa" w:w="5112"/>
+          </w:tcPr>
+          <w:p>
+            <w:r>
+              <w:t>Test record</w:t>
+            </w:r>
+          </w:p>
+        </w:tc>
+        <w:tc>
+          <w:tcPr>
+            <w:tcW w:type="dxa" w:w="5112"/>
+          </w:tcPr>
+          <w:p>
+            <w:r>
+              <w:t>My evidence</w:t>
+            </w:r>
+          </w:p>
+        </w:tc>
+      </w:tr>
+      <w:tr>
+        <w:tc>
+          <w:tcPr>
+            <w:tcW w:type="dxa" w:w="5112"/>
+          </w:tcPr>
+          <w:p>
+            <w:r>
+              <w:t>Changed input or condition</w:t>
+            </w:r>
+          </w:p>
+        </w:tc>
+        <w:tc>
+          <w:tcPr>
+            <w:tcW w:type="dxa" w:w="5112"/>
+          </w:tcPr>
+          <w:p>
+            <w:r/>
+          </w:p>
+        </w:tc>
+      </w:tr>
+      <w:tr>
+        <w:tc>
+          <w:tcPr>
+            <w:tcW w:type="dxa" w:w="5112"/>
+          </w:tcPr>
+          <w:p>
+            <w:r>
+              <w:t>Expected answer or fallback</w:t>
+            </w:r>
+          </w:p>
+        </w:tc>
+        <w:tc>
+          <w:tcPr>
+            <w:tcW w:type="dxa" w:w="5112"/>
+          </w:tcPr>
+          <w:p>
+            <w:r/>
+          </w:p>
+        </w:tc>
+      </w:tr>
+      <w:tr>
+        <w:tc>
+          <w:tcPr>
+            <w:tcW w:type="dxa" w:w="5112"/>
+          </w:tcPr>
+          <w:p>
+            <w:r>
+              <w:t>Observed result</w:t>
+            </w:r>
+          </w:p>
+        </w:tc>
+        <w:tc>
+          <w:tcPr>
+            <w:tcW w:type="dxa" w:w="5112"/>
+          </w:tcPr>
+          <w:p>
+            <w:r/>
+          </w:p>
+        </w:tc>
+      </w:tr>
+      <w:tr>
+        <w:tc>
+          <w:tcPr>
+            <w:tcW w:type="dxa" w:w="5112"/>
+          </w:tcPr>
+          <w:p>
+            <w:r>
+              <w:t>Why the result occurred</w:t>
+            </w:r>
+          </w:p>
+        </w:tc>
+        <w:tc>
+          <w:tcPr>
+            <w:tcW w:type="dxa" w:w="5112"/>
+          </w:tcPr>
+          <w:p>
+            <w:r/>
+          </w:p>
+        </w:tc>
+      </w:tr>
+    </w:tbl>
+    <w:p>
+      <w:pPr>
+        <w:pStyle w:val="Heading1"/>
+      </w:pPr>
+      <w:r>
+        <w:t>11. Reference · Original target response space</w:t>
+      </w:r>
+    </w:p>
+    <w:p>
+      <w:r>
+        <w:t>This teaching case is practice rather than a fresh assessment.</w:t>
+      </w:r>
+    </w:p>
+    <w:p>
+      <w:pPr>
+        <w:pStyle w:val="Heading2"/>
+      </w:pPr>
+      <w:r>
+        <w:t>Use this when helpful</w:t>
+      </w:r>
+    </w:p>
+    <w:p>
+      <w:pPr>
+        <w:spacing w:line="336" w:lineRule="auto" w:after="180"/>
+      </w:pPr>
+      <w:r>
+        <w:rPr>
+          <w:b w:val="0"/>
+        </w:rPr>
+        <w:t>Recommend a book only if genre is science AND pages&lt;=150. Classify science/150, science/151, mystery/90 and missing-genre/80. State a missing-data policy.</w:t>
+      </w:r>
+    </w:p>
+    <w:p>
+      <w:pPr>
+        <w:pStyle w:val="Heading3"/>
+      </w:pPr>
+      <w:r>
+        <w:t>My explanation after practice</w:t>
+      </w:r>
+    </w:p>
+    <w:p>
+      <w:r>
+        <w:t>________________________________________________________________</w:t>
+      </w:r>
+    </w:p>
+    <w:p>
+      <w:r>
+        <w:t>________________________________________________________________</w:t>
+      </w:r>
+    </w:p>
+    <w:p>
+      <w:r>
+        <w:t>________________________________________________________________</w:t>
+      </w:r>
+    </w:p>
+    <w:p>
+      <w:r>
+        <w:t>________________________________________________________________</w:t>
+      </w:r>
+    </w:p>
+    <w:p>
+      <w:r>
+        <w:t>________________________________________________________________</w:t>
+      </w:r>
+    </w:p>
+    <w:p>
+      <w:r>
+        <w:t>________________________________________________________________</w:t>
+      </w:r>
+    </w:p>
+    <w:p>
+      <w:r>
+        <w:t>________________________________________________________________</w:t>
+      </w:r>
+    </w:p>
+    <w:p>
+      <w:pPr>
+        <w:spacing w:line="336" w:lineRule="auto" w:after="180"/>
+      </w:pPr>
+      <w:r>
+        <w:rPr>
+          <w:b w:val="0"/>
+        </w:rPr>
+        <w:t>Record support used: none, hint or teacher explanation.</w:t>
+      </w:r>
+    </w:p>
+    <w:p>
+      <w:pPr>
+        <w:pStyle w:val="Heading1"/>
+      </w:pPr>
+      <w:r>
+        <w:t>15. Extra practice · Construct Ribbon1</w:t>
+      </w:r>
+    </w:p>
+    <w:p>
+      <w:r>
+        <w:t>This is a separate optional construction task, not a copy of selected W4.</w:t>
+      </w:r>
+    </w:p>
+    <w:p>
+      <w:pPr>
+        <w:pStyle w:val="Heading2"/>
+      </w:pPr>
+      <w:r>
+        <w:t>The ribbon contract, rule and trace request</w:t>
+      </w:r>
+    </w:p>
+    <w:p>
+      <w:pPr>
+        <w:pStyle w:val="ListBullet"/>
+      </w:pPr>
+      <w:r>
+        <w:t>Design Ribbon1 for ribbon lengths recorded as whole centimetres from 1 through 12 inclusive, with unit cm required. Predict long at 8 cm or more and short otherwise. Write complete instructions and trace 7 cm, 8 cm, a blank length and 13 cm. Include reasons for no prediction and the model version in each record.</w:t>
+      </w:r>
+    </w:p>
+    <w:p>
+      <w:pPr>
+        <w:pStyle w:val="Heading3"/>
+      </w:pPr>
+      <w:r>
+        <w:t>My reasoning and evidence</w:t>
+      </w:r>
+    </w:p>
+    <w:p>
+      <w:r>
+        <w:t>________________________________________________________________</w:t>
+      </w:r>
+    </w:p>
+    <w:p>
+      <w:r>
+        <w:t>________________________________________________________________</w:t>
+      </w:r>
+    </w:p>
+    <w:p>
+      <w:r>
+        <w:t>________________________________________________________________</w:t>
+      </w:r>
+    </w:p>
+    <w:p>
+      <w:r>
+        <w:t>________________________________________________________________</w:t>
+      </w:r>
+    </w:p>
+    <w:p>
+      <w:r>
+        <w:t>________________________________________________________________</w:t>
+      </w:r>
+    </w:p>
+    <w:p>
+      <w:r>
+        <w:t>________________________________________________________________</w:t>
+      </w:r>
+    </w:p>
+    <w:p>
+      <w:r>
+        <w:t>________________________________________________________________</w:t>
+      </w:r>
+    </w:p>
+    <w:p>
+      <w:r>
+        <w:t>________________________________________________________________</w:t>
+      </w:r>
+    </w:p>
+    <w:p>
+      <w:pPr>
+        <w:pStyle w:val="Heading1"/>
+      </w:pPr>
+      <w:r>
+        <w:t>18. Extra practice · Use the worked picture</w:t>
+      </w:r>
+    </w:p>
+    <w:p>
+      <w:r>
+        <w:t>Keep the explanation and the support you used.</w:t>
+      </w:r>
+    </w:p>
+    <w:p>
+      <w:pPr>
+        <w:pStyle w:val="Heading2"/>
+      </w:pPr>
+      <w:r>
+        <w:t>Use this when helpful</w:t>
       </w:r>
     </w:p>
     <w:p>
@@ -1789,7 +1891,6 @@
     <w:p>
       <w:pPr>
         <w:spacing w:line="336" w:lineRule="auto" w:after="180"/>
-        <w:shd w:fill="F5F1FB"/>
       </w:pPr>
       <w:r>
         <w:rPr>
@@ -1838,16 +1939,7 @@
     </w:p>
     <w:p>
       <w:pPr>
-        <w:pStyle w:val="Heading3"/>
-      </w:pPr>
-      <w:r>
-        <w:t>Record the help used</w:t>
-      </w:r>
-    </w:p>
-    <w:p>
-      <w:pPr>
         <w:spacing w:line="336" w:lineRule="auto" w:after="180"/>
-        <w:shd w:fill="F1F6F8"/>
       </w:pPr>
       <w:r>
         <w:rPr>
@@ -1884,12 +1976,20 @@
         <w:pStyle w:val="Heading1"/>
       </w:pPr>
       <w:r>
-        <w:t>19. Project portfolio milestone</w:t>
-      </w:r>
-    </w:p>
-    <w:p>
-      <w:r>
-        <w:t>Keep this week’s input, deciding step, result and limit together in the Transparent Book Recommender record.</w:t>
+        <w:t>19. Reference · Project portfolio record</w:t>
+      </w:r>
+    </w:p>
+    <w:p>
+      <w:r>
+        <w:t>Extend your main project response when helpful.</w:t>
+      </w:r>
+    </w:p>
+    <w:p>
+      <w:pPr>
+        <w:pStyle w:val="Heading2"/>
+      </w:pPr>
+      <w:r>
+        <w:t>Use this when helpful</w:t>
       </w:r>
     </w:p>
     <w:p>
@@ -2103,12 +2203,405 @@
         <w:pStyle w:val="Heading1"/>
       </w:pPr>
       <w:r>
-        <w:t>20. Supported practice and learning evidence</w:t>
-      </w:r>
-    </w:p>
-    <w:p>
-      <w:r>
-        <w:t>Try the supported questions before comparing with hints and feedback. Record what you repaired and the evidence you retained.</w:t>
+        <w:t>20. Extra practice: pictures, repair and feedback</w:t>
+      </w:r>
+    </w:p>
+    <w:p>
+      <w:r>
+        <w:t>Attempt each question before opening its explanation. Use one browser or paper copy.</w:t>
+      </w:r>
+    </w:p>
+    <w:p>
+      <w:pPr>
+        <w:pStyle w:val="Heading2"/>
+      </w:pPr>
+      <w:r>
+        <w:t>First supported question</w:t>
+      </w:r>
+    </w:p>
+    <w:p>
+      <w:pPr>
+        <w:pStyle w:val="ListBullet"/>
+      </w:pPr>
+      <w:r>
+        <w:t>A fictional librarian wants illustrated mystery books with at most 100 pages.</w:t>
+      </w:r>
+    </w:p>
+    <w:p>
+      <w:pPr>
+        <w:pStyle w:val="Heading3"/>
+      </w:pPr>
+      <w:r>
+        <w:t>Practice 1: explain the deciding evidence</w:t>
+      </w:r>
+    </w:p>
+    <w:p>
+      <w:pPr>
+        <w:pStyle w:val="ListBullet"/>
+      </w:pPr>
+      <w:r>
+        <w:t>Which labelled step matches this detail? Missing pages means review rather than assuming it is short.</w:t>
+      </w:r>
+    </w:p>
+    <w:p>
+      <w:pPr>
+        <w:pStyle w:val="ListBullet"/>
+      </w:pPr>
+      <w:r>
+        <w:t>1. Read all conditions</w:t>
+      </w:r>
+    </w:p>
+    <w:p>
+      <w:pPr>
+        <w:pStyle w:val="ListBullet"/>
+      </w:pPr>
+      <w:r>
+        <w:t>2. Trace M</w:t>
+      </w:r>
+    </w:p>
+    <w:p>
+      <w:pPr>
+        <w:pStyle w:val="ListBullet"/>
+      </w:pPr>
+      <w:r>
+        <w:t>3. Trace J</w:t>
+      </w:r>
+    </w:p>
+    <w:p>
+      <w:pPr>
+        <w:pStyle w:val="ListBullet"/>
+      </w:pPr>
+      <w:r>
+        <w:t>4. Trace K and L</w:t>
+      </w:r>
+    </w:p>
+    <w:p>
+      <w:pPr>
+        <w:pStyle w:val="Heading3"/>
+      </w:pPr>
+      <w:r>
+        <w:t>My selected conclusion, deciding fact and explanation</w:t>
+      </w:r>
+    </w:p>
+    <w:p>
+      <w:r>
+        <w:t>________________________________________________________________</w:t>
+      </w:r>
+    </w:p>
+    <w:p>
+      <w:r>
+        <w:t>________________________________________________________________</w:t>
+      </w:r>
+    </w:p>
+    <w:p>
+      <w:r>
+        <w:t>________________________________________________________________</w:t>
+      </w:r>
+    </w:p>
+    <w:p>
+      <w:r>
+        <w:t>________________________________________________________________</w:t>
+      </w:r>
+    </w:p>
+    <w:p>
+      <w:r>
+        <w:t>________________________________________________________________</w:t>
+      </w:r>
+    </w:p>
+    <w:p>
+      <w:pPr>
+        <w:pStyle w:val="ListBullet"/>
+      </w:pPr>
+      <w:r>
+        <w:t>Hint if needed: Read the steps in the pictorial case. Match the supplied detail to the stage that performs or records it.</w:t>
+      </w:r>
+    </w:p>
+    <w:p>
+      <w:pPr>
+        <w:pStyle w:val="Heading2"/>
+      </w:pPr>
+      <w:r>
+        <w:t>Check the first explanation · reference / check after trying</w:t>
+      </w:r>
+    </w:p>
+    <w:p>
+      <w:pPr>
+        <w:spacing w:line="336" w:lineRule="auto" w:after="180"/>
+      </w:pPr>
+      <w:r>
+        <w:rPr>
+          <w:b w:val="0"/>
+        </w:rPr>
+        <w:t>After your attempt, compare with the supported explanation: Trace M Missing pages means review rather than assuming it is short. This human simulation lets students inspect every decision without needing a trained model.</w:t>
+      </w:r>
+    </w:p>
+    <w:p>
+      <w:pPr>
+        <w:spacing w:line="336" w:lineRule="auto" w:after="180"/>
+      </w:pPr>
+      <w:r>
+        <w:rPr>
+          <w:b w:val="0"/>
+        </w:rPr>
+        <w:t>Equality matters at 100. Known failures give reasons for rejection; M lacks enough information for the page check. The order should not turn blank into zero or quietly ignore a required field.</w:t>
+      </w:r>
+    </w:p>
+    <w:p>
+      <w:pPr>
+        <w:pStyle w:val="Heading2"/>
+      </w:pPr>
+      <w:r>
+        <w:t>Changed-case question</w:t>
+      </w:r>
+    </w:p>
+    <w:p>
+      <w:pPr>
+        <w:pStyle w:val="Heading3"/>
+      </w:pPr>
+      <w:r>
+        <w:t>Practice 2: explain the deciding evidence</w:t>
+      </w:r>
+    </w:p>
+    <w:p>
+      <w:pPr>
+        <w:pStyle w:val="ListBullet"/>
+      </w:pPr>
+      <w:r>
+        <w:t>Changed-case practice: Supply M’s pages as 101. Which conclusion is supported by the supplied facts?</w:t>
+      </w:r>
+    </w:p>
+    <w:p>
+      <w:pPr>
+        <w:pStyle w:val="ListBullet"/>
+      </w:pPr>
+      <w:r>
+        <w:t>1. M is now rejected rather than awaiting page review.</w:t>
+      </w:r>
+    </w:p>
+    <w:p>
+      <w:pPr>
+        <w:pStyle w:val="ListBullet"/>
+      </w:pPr>
+      <w:r>
+        <w:t>2. We can decide the result without examining the changed input or the procedure.</w:t>
+      </w:r>
+    </w:p>
+    <w:p>
+      <w:pPr>
+        <w:pStyle w:val="ListBullet"/>
+      </w:pPr>
+      <w:r>
+        <w:t>3. This one example guarantees correct results for every future input.</w:t>
+      </w:r>
+    </w:p>
+    <w:p>
+      <w:pPr>
+        <w:pStyle w:val="Heading3"/>
+      </w:pPr>
+      <w:r>
+        <w:t>My selected conclusion, deciding fact and explanation</w:t>
+      </w:r>
+    </w:p>
+    <w:p>
+      <w:r>
+        <w:t>________________________________________________________________</w:t>
+      </w:r>
+    </w:p>
+    <w:p>
+      <w:r>
+        <w:t>________________________________________________________________</w:t>
+      </w:r>
+    </w:p>
+    <w:p>
+      <w:r>
+        <w:t>________________________________________________________________</w:t>
+      </w:r>
+    </w:p>
+    <w:p>
+      <w:r>
+        <w:t>________________________________________________________________</w:t>
+      </w:r>
+    </w:p>
+    <w:p>
+      <w:r>
+        <w:t>________________________________________________________________</w:t>
+      </w:r>
+    </w:p>
+    <w:p>
+      <w:pPr>
+        <w:pStyle w:val="ListBullet"/>
+      </w:pPr>
+      <w:r>
+        <w:t>Hint if needed: Use the changed condition and the deciding step in the pictorial trace. The answer must say what follows from those facts.</w:t>
+      </w:r>
+    </w:p>
+    <w:p>
+      <w:pPr>
+        <w:pStyle w:val="Heading2"/>
+      </w:pPr>
+      <w:r>
+        <w:t>Check the changed case · reference / check after trying</w:t>
+      </w:r>
+    </w:p>
+    <w:p>
+      <w:pPr>
+        <w:spacing w:line="336" w:lineRule="auto" w:after="180"/>
+      </w:pPr>
+      <w:r>
+        <w:rPr>
+          <w:b w:val="0"/>
+        </w:rPr>
+        <w:t>After your attempt, compare with the supported explanation: M is now rejected rather than awaiting page review. The required field is known but fails the maximum-length condition.</w:t>
+      </w:r>
+    </w:p>
+    <w:p>
+      <w:pPr>
+        <w:pStyle w:val="Heading2"/>
+      </w:pPr>
+      <w:r>
+        <w:t>Repair and save your work</w:t>
+      </w:r>
+    </w:p>
+    <w:p>
+      <w:pPr>
+        <w:spacing w:line="336" w:lineRule="auto" w:after="180"/>
+      </w:pPr>
+      <w:r>
+        <w:rPr>
+          <w:b w:val="0"/>
+        </w:rPr>
+        <w:t xml:space="preserve">Review Features and Distractors (ai-2/9). Goal: Choose recorded properties that preserve distinctions needed for a stated task. Short practice: Does this one pair prove the </w:t>
+      </w:r>
+      <w:r>
+        <w:rPr>
+          <w:b/>
+        </w:rPr>
+        <w:t>classifier</w:t>
+      </w:r>
+      <w:r>
+        <w:rPr>
+          <w:b w:val="0"/>
+        </w:rPr>
+        <w:t xml:space="preserve"> always ignores subject?</w:t>
+      </w:r>
+    </w:p>
+    <w:p>
+      <w:pPr>
+        <w:spacing w:line="336" w:lineRule="auto" w:after="180"/>
+      </w:pPr>
+      <w:r>
+        <w:rPr>
+          <w:b w:val="0"/>
+        </w:rPr>
+        <w:t>Explain a narrower claim.. Return to this week and explain what you changed.</w:t>
+      </w:r>
+    </w:p>
+    <w:p>
+      <w:pPr>
+        <w:spacing w:line="336" w:lineRule="auto" w:after="180"/>
+      </w:pPr>
+      <w:r>
+        <w:rPr>
+          <w:b w:val="0"/>
+        </w:rPr>
+        <w:t>Review Rows Columns and Data Types (ai-2/7). Goal: Specify a table schema. Short practice: Which two rows originally fail, and do they fail for the same reason?. Return to this week and explain what you changed.</w:t>
+      </w:r>
+    </w:p>
+    <w:p>
+      <w:pPr>
+        <w:spacing w:line="336" w:lineRule="auto" w:after="180"/>
+      </w:pPr>
+      <w:r>
+        <w:rPr>
+          <w:b w:val="0"/>
+        </w:rPr>
+        <w:t>Review Trace Tables (ai-2/4). Goal: Trace variable values before and after each loop iteration. Short practice: Move print inside the original loop. What sequence is displayed?.</w:t>
+      </w:r>
+    </w:p>
+    <w:p>
+      <w:pPr>
+        <w:spacing w:line="336" w:lineRule="auto" w:after="180"/>
+      </w:pPr>
+      <w:r>
+        <w:rPr>
+          <w:b w:val="0"/>
+        </w:rPr>
+        <w:t>Return to this week and explain what you changed.</w:t>
+      </w:r>
+    </w:p>
+    <w:p>
+      <w:pPr>
+        <w:spacing w:line="336" w:lineRule="auto" w:after="180"/>
+      </w:pPr>
+      <w:r>
+        <w:rPr>
+          <w:b w:val="0"/>
+        </w:rPr>
+        <w:t xml:space="preserve">Use Download completed work in the hosted lesson to export your answers, reflections, practice feedback and code-run </w:t>
+      </w:r>
+      <w:r>
+        <w:rPr>
+          <w:b/>
+        </w:rPr>
+        <w:t>evidence</w:t>
+      </w:r>
+      <w:r>
+        <w:rPr>
+          <w:b w:val="0"/>
+        </w:rPr>
+        <w:t>. Open the HTML copy to read or print it.</w:t>
+      </w:r>
+    </w:p>
+    <w:p>
+      <w:pPr>
+        <w:spacing w:line="336" w:lineRule="auto" w:after="180"/>
+      </w:pPr>
+      <w:r>
+        <w:rPr>
+          <w:b w:val="0"/>
+        </w:rPr>
+        <w:t>Drafts stay in this browser when storage is available; clear drafts on a shared device.</w:t>
+      </w:r>
+    </w:p>
+    <w:p>
+      <w:pPr>
+        <w:pStyle w:val="Heading3"/>
+      </w:pPr>
+      <w:r>
+        <w:t>What I repaired, the evidence I kept and the next test</w:t>
+      </w:r>
+    </w:p>
+    <w:p>
+      <w:r>
+        <w:t>________________________________________________________________</w:t>
+      </w:r>
+    </w:p>
+    <w:p>
+      <w:r>
+        <w:t>________________________________________________________________</w:t>
+      </w:r>
+    </w:p>
+    <w:p>
+      <w:r>
+        <w:t>________________________________________________________________</w:t>
+      </w:r>
+    </w:p>
+    <w:p>
+      <w:r>
+        <w:t>________________________________________________________________</w:t>
+      </w:r>
+    </w:p>
+    <w:p>
+      <w:r>
+        <w:t>________________________________________________________________</w:t>
+      </w:r>
+    </w:p>
+    <w:p>
+      <w:pPr>
+        <w:pStyle w:val="Heading2"/>
+      </w:pPr>
+      <w:r>
+        <w:t>Earlier wording, alternatives and picture transcripts · reference / check after trying</w:t>
       </w:r>
     </w:p>
     <w:p>
@@ -2124,80 +2617,10 @@
     </w:p>
     <w:p>
       <w:pPr>
-        <w:spacing w:line="336" w:lineRule="auto" w:after="180"/>
-      </w:pPr>
-      <w:r>
-        <w:rPr>
-          <w:b w:val="0"/>
-        </w:rPr>
-        <w:t>A fictional librarian wants illustrated mystery books with at most 100 pages.</w:t>
-      </w:r>
-    </w:p>
-    <w:p>
-      <w:pPr>
         <w:pStyle w:val="Heading3"/>
       </w:pPr>
       <w:r>
-        <w:t>Practice 1: explain the deciding evidence</w:t>
-      </w:r>
-    </w:p>
-    <w:p>
-      <w:pPr>
-        <w:spacing w:line="336" w:lineRule="auto" w:after="180"/>
-      </w:pPr>
-      <w:r>
-        <w:rPr>
-          <w:b w:val="0"/>
-        </w:rPr>
-        <w:t>Which labelled step matches this detail? Missing pages means review rather than assuming it is short.</w:t>
-      </w:r>
-    </w:p>
-    <w:p>
-      <w:pPr>
-        <w:spacing w:line="336" w:lineRule="auto" w:after="180"/>
-        <w:shd w:fill="F4F9FC"/>
-      </w:pPr>
-      <w:r>
-        <w:rPr>
-          <w:b w:val="0"/>
-        </w:rPr>
-        <w:t>1. Read all conditions</w:t>
-      </w:r>
-    </w:p>
-    <w:p>
-      <w:pPr>
-        <w:spacing w:line="336" w:lineRule="auto" w:after="180"/>
-        <w:shd w:fill="F4F9FC"/>
-      </w:pPr>
-      <w:r>
-        <w:rPr>
-          <w:b w:val="0"/>
-        </w:rPr>
-        <w:t>2. Trace M</w:t>
-      </w:r>
-    </w:p>
-    <w:p>
-      <w:pPr>
-        <w:spacing w:line="336" w:lineRule="auto" w:after="180"/>
-        <w:shd w:fill="F4F9FC"/>
-      </w:pPr>
-      <w:r>
-        <w:rPr>
-          <w:b w:val="0"/>
-        </w:rPr>
-        <w:t>3. Trace J</w:t>
-      </w:r>
-    </w:p>
-    <w:p>
-      <w:pPr>
-        <w:spacing w:line="336" w:lineRule="auto" w:after="180"/>
-        <w:shd w:fill="F4F9FC"/>
-      </w:pPr>
-      <w:r>
-        <w:rPr>
-          <w:b w:val="0"/>
-        </w:rPr>
-        <w:t>4. Trace K and L</w:t>
+        <w:t>Repair a missing building block</w:t>
       </w:r>
     </w:p>
     <w:p>
@@ -2205,413 +2628,25 @@
         <w:pStyle w:val="Heading3"/>
       </w:pPr>
       <w:r>
-        <w:t>My selected conclusion, deciding fact and explanation</w:t>
-      </w:r>
-    </w:p>
-    <w:p>
-      <w:r>
-        <w:t>________________________________________________________________</w:t>
-      </w:r>
-    </w:p>
-    <w:p>
-      <w:r>
-        <w:t>________________________________________________________________</w:t>
-      </w:r>
-    </w:p>
-    <w:p>
-      <w:r>
-        <w:t>________________________________________________________________</w:t>
-      </w:r>
-    </w:p>
-    <w:p>
-      <w:r>
-        <w:t>________________________________________________________________</w:t>
-      </w:r>
-    </w:p>
-    <w:p>
-      <w:r>
-        <w:t>________________________________________________________________</w:t>
-      </w:r>
-    </w:p>
-    <w:p>
-      <w:pPr>
-        <w:pStyle w:val="Heading3"/>
-      </w:pPr>
-      <w:r>
-        <w:t>Hint · try first</w:t>
-      </w:r>
-    </w:p>
-    <w:p>
-      <w:pPr>
-        <w:spacing w:line="336" w:lineRule="auto" w:after="180"/>
-        <w:shd w:fill="F1F6F8"/>
-      </w:pPr>
-      <w:r>
-        <w:rPr>
-          <w:b w:val="0"/>
-        </w:rPr>
-        <w:t>Hint if needed: Read the steps in the pictorial case. Match the supplied detail to the stage that performs or records it.</w:t>
-      </w:r>
-    </w:p>
-    <w:p>
-      <w:pPr>
-        <w:pStyle w:val="Heading3"/>
-      </w:pPr>
-      <w:r>
-        <w:t>Feedback · compare after trying</w:t>
-      </w:r>
-    </w:p>
-    <w:p>
-      <w:pPr>
-        <w:spacing w:line="336" w:lineRule="auto" w:after="180"/>
-        <w:shd w:fill="F1F6FC"/>
-      </w:pPr>
-      <w:r>
-        <w:rPr>
-          <w:b w:val="0"/>
-        </w:rPr>
-        <w:t>After your attempt, compare with the supported explanation: Trace M Missing pages means review rather than assuming it is short. This human simulation lets students inspect every decision without needing a trained model.</w:t>
-      </w:r>
-    </w:p>
-    <w:p>
-      <w:pPr>
-        <w:spacing w:line="336" w:lineRule="auto" w:after="180"/>
-        <w:shd w:fill="F1F6FC"/>
-      </w:pPr>
-      <w:r>
-        <w:rPr>
-          <w:b w:val="0"/>
-        </w:rPr>
-        <w:t>Equality matters at 100. Known failures give reasons for rejection; M lacks enough information for the page check. The order should not turn blank into zero or quietly ignore a required field.</w:t>
-      </w:r>
-    </w:p>
-    <w:p>
-      <w:pPr>
-        <w:pStyle w:val="Heading3"/>
-      </w:pPr>
-      <w:r>
-        <w:t>Practice 2: explain the deciding evidence</w:t>
-      </w:r>
-    </w:p>
-    <w:p>
-      <w:pPr>
-        <w:pStyle w:val="Heading3"/>
-      </w:pPr>
-      <w:r>
-        <w:t>Changed case · predict first</w:t>
-      </w:r>
-    </w:p>
-    <w:p>
-      <w:pPr>
-        <w:spacing w:line="336" w:lineRule="auto" w:after="180"/>
-        <w:shd w:fill="F5F1FB"/>
-      </w:pPr>
-      <w:r>
-        <w:rPr>
-          <w:b w:val="0"/>
-        </w:rPr>
-        <w:t>Changed-case practice: Supply M’s pages as 101. Which conclusion is supported by the supplied facts?</w:t>
-      </w:r>
-    </w:p>
-    <w:p>
-      <w:pPr>
-        <w:spacing w:line="336" w:lineRule="auto" w:after="180"/>
-        <w:shd w:fill="F4F9FC"/>
-      </w:pPr>
-      <w:r>
-        <w:rPr>
-          <w:b w:val="0"/>
-        </w:rPr>
-        <w:t>1. M is now rejected rather than awaiting page review.</w:t>
-      </w:r>
-    </w:p>
-    <w:p>
-      <w:pPr>
-        <w:spacing w:line="336" w:lineRule="auto" w:after="180"/>
-        <w:shd w:fill="F4F9FC"/>
-      </w:pPr>
-      <w:r>
-        <w:rPr>
-          <w:b w:val="0"/>
-        </w:rPr>
-        <w:t xml:space="preserve">2. We can decide the result without examining the changed </w:t>
-      </w:r>
-      <w:r>
-        <w:rPr>
-          <w:b/>
-        </w:rPr>
-        <w:t>input</w:t>
-      </w:r>
-      <w:r>
-        <w:rPr>
-          <w:b w:val="0"/>
-        </w:rPr>
-        <w:t xml:space="preserve"> or the procedure.</w:t>
-      </w:r>
-    </w:p>
-    <w:p>
-      <w:pPr>
-        <w:spacing w:line="336" w:lineRule="auto" w:after="180"/>
-        <w:shd w:fill="F4F9FC"/>
-      </w:pPr>
-      <w:r>
-        <w:rPr>
-          <w:b w:val="0"/>
-        </w:rPr>
-        <w:t xml:space="preserve">3. This one example guarantees correct results for every future </w:t>
-      </w:r>
-      <w:r>
-        <w:rPr>
-          <w:b/>
-        </w:rPr>
-        <w:t>input</w:t>
-      </w:r>
-      <w:r>
-        <w:rPr>
-          <w:b w:val="0"/>
-        </w:rPr>
-        <w:t>.</w:t>
-      </w:r>
-    </w:p>
-    <w:p>
-      <w:pPr>
-        <w:pStyle w:val="Heading3"/>
-      </w:pPr>
-      <w:r>
-        <w:t>My selected conclusion, deciding fact and explanation</w:t>
-      </w:r>
-    </w:p>
-    <w:p>
-      <w:r>
-        <w:t>________________________________________________________________</w:t>
-      </w:r>
-    </w:p>
-    <w:p>
-      <w:r>
-        <w:t>________________________________________________________________</w:t>
-      </w:r>
-    </w:p>
-    <w:p>
-      <w:r>
-        <w:t>________________________________________________________________</w:t>
-      </w:r>
-    </w:p>
-    <w:p>
-      <w:r>
-        <w:t>________________________________________________________________</w:t>
-      </w:r>
-    </w:p>
-    <w:p>
-      <w:r>
-        <w:t>________________________________________________________________</w:t>
-      </w:r>
-    </w:p>
-    <w:p>
-      <w:pPr>
-        <w:pStyle w:val="Heading3"/>
-      </w:pPr>
-      <w:r>
-        <w:t>Hint · try first</w:t>
-      </w:r>
-    </w:p>
-    <w:p>
-      <w:pPr>
-        <w:spacing w:line="336" w:lineRule="auto" w:after="180"/>
-        <w:shd w:fill="F1F6F8"/>
-      </w:pPr>
-      <w:r>
-        <w:rPr>
-          <w:b w:val="0"/>
-        </w:rPr>
-        <w:t>Hint if needed: Use the changed condition and the deciding step in the pictorial trace. The answer must say what follows from those facts.</w:t>
-      </w:r>
-    </w:p>
-    <w:p>
-      <w:pPr>
-        <w:pStyle w:val="Heading3"/>
-      </w:pPr>
-      <w:r>
-        <w:t>Feedback · compare after trying</w:t>
-      </w:r>
-    </w:p>
-    <w:p>
-      <w:pPr>
-        <w:spacing w:line="336" w:lineRule="auto" w:after="180"/>
-        <w:shd w:fill="F1F6FC"/>
-      </w:pPr>
-      <w:r>
-        <w:rPr>
-          <w:b w:val="0"/>
-        </w:rPr>
-        <w:t>After your attempt, compare with the supported explanation: M is now rejected rather than awaiting page review. The required field is known but fails the maximum-length condition.</w:t>
-      </w:r>
-    </w:p>
-    <w:p>
-      <w:pPr>
-        <w:pStyle w:val="Heading3"/>
-      </w:pPr>
-      <w:r>
-        <w:t>Repair a missing building block</w:t>
-      </w:r>
-    </w:p>
-    <w:p>
-      <w:pPr>
-        <w:spacing w:line="336" w:lineRule="auto" w:after="180"/>
-      </w:pPr>
-      <w:r>
-        <w:rPr>
-          <w:b w:val="0"/>
-        </w:rPr>
-        <w:t xml:space="preserve">Review Features and Distractors (ai-2/9). Goal: Choose recorded properties that preserve distinctions needed for a stated task. Short practice: Does this one pair prove the </w:t>
-      </w:r>
-      <w:r>
-        <w:rPr>
-          <w:b/>
-        </w:rPr>
-        <w:t>classifier</w:t>
-      </w:r>
-      <w:r>
-        <w:rPr>
-          <w:b w:val="0"/>
-        </w:rPr>
-        <w:t xml:space="preserve"> always ignores subject?</w:t>
-      </w:r>
-    </w:p>
-    <w:p>
-      <w:pPr>
-        <w:spacing w:line="336" w:lineRule="auto" w:after="180"/>
-      </w:pPr>
-      <w:r>
-        <w:rPr>
-          <w:b w:val="0"/>
-        </w:rPr>
-        <w:t>Explain a narrower claim.. Return to this week and explain what you changed.</w:t>
-      </w:r>
-    </w:p>
-    <w:p>
-      <w:pPr>
-        <w:spacing w:line="336" w:lineRule="auto" w:after="180"/>
-      </w:pPr>
-      <w:r>
-        <w:rPr>
-          <w:b w:val="0"/>
-        </w:rPr>
-        <w:t>Review Rows Columns and Data Types (ai-2/7). Goal: Specify a table schema. Short practice: Which two rows originally fail, and do they fail for the same reason?. Return to this week and explain what you changed.</w:t>
-      </w:r>
-    </w:p>
-    <w:p>
-      <w:pPr>
-        <w:spacing w:line="336" w:lineRule="auto" w:after="180"/>
-      </w:pPr>
-      <w:r>
-        <w:rPr>
-          <w:b w:val="0"/>
-        </w:rPr>
-        <w:t>Review Trace Tables (ai-2/4). Goal: Trace variable values before and after each loop iteration. Short practice: Move print inside the original loop. What sequence is displayed?.</w:t>
-      </w:r>
-    </w:p>
-    <w:p>
-      <w:pPr>
-        <w:spacing w:line="336" w:lineRule="auto" w:after="180"/>
-      </w:pPr>
-      <w:r>
-        <w:rPr>
-          <w:b w:val="0"/>
-        </w:rPr>
-        <w:t>Return to this week and explain what you changed.</w:t>
-      </w:r>
-    </w:p>
-    <w:p>
-      <w:pPr>
-        <w:pStyle w:val="Heading3"/>
-      </w:pPr>
-      <w:r>
         <w:t>Keep your completed work</w:t>
       </w:r>
     </w:p>
     <w:p>
       <w:pPr>
-        <w:spacing w:line="336" w:lineRule="auto" w:after="180"/>
-      </w:pPr>
-      <w:r>
-        <w:rPr>
-          <w:b w:val="0"/>
-        </w:rPr>
-        <w:t xml:space="preserve">Use Download completed work in the hosted lesson to export your answers, reflections, practice feedback and code-run </w:t>
-      </w:r>
-      <w:r>
-        <w:rPr>
-          <w:b/>
-        </w:rPr>
-        <w:t>evidence</w:t>
-      </w:r>
-      <w:r>
-        <w:rPr>
-          <w:b w:val="0"/>
-        </w:rPr>
-        <w:t>. Open the HTML copy to read or print it.</w:t>
-      </w:r>
-    </w:p>
-    <w:p>
-      <w:pPr>
-        <w:spacing w:line="336" w:lineRule="auto" w:after="180"/>
-      </w:pPr>
-      <w:r>
-        <w:rPr>
-          <w:b w:val="0"/>
-        </w:rPr>
-        <w:t>Drafts stay in this browser when storage is available; clear drafts on a shared device.</w:t>
-      </w:r>
-    </w:p>
-    <w:p>
-      <w:pPr>
-        <w:pStyle w:val="Heading3"/>
-      </w:pPr>
-      <w:r>
-        <w:t>What I repaired, the evidence I kept and the next test</w:t>
-      </w:r>
-    </w:p>
-    <w:p>
-      <w:r>
-        <w:t>________________________________________________________________</w:t>
-      </w:r>
-    </w:p>
-    <w:p>
-      <w:r>
-        <w:t>________________________________________________________________</w:t>
-      </w:r>
-    </w:p>
-    <w:p>
-      <w:r>
-        <w:t>________________________________________________________________</w:t>
-      </w:r>
-    </w:p>
-    <w:p>
-      <w:r>
-        <w:t>________________________________________________________________</w:t>
-      </w:r>
-    </w:p>
-    <w:p>
-      <w:r>
-        <w:t>________________________________________________________________</w:t>
-      </w:r>
-    </w:p>
-    <w:p>
-      <w:pPr>
         <w:pStyle w:val="Heading1"/>
       </w:pPr>
       <w:r>
-        <w:t>21. Visual concept journey</w:t>
-      </w:r>
-    </w:p>
-    <w:p>
-      <w:r>
-        <w:t>Explain each Human Classifier Simulation picture from its labels, then record a relevant limit.</w:t>
-      </w:r>
-    </w:p>
-    <w:p>
-      <w:pPr>
-        <w:pStyle w:val="Heading3"/>
+        <w:t>21. Reference · Six-picture response sheets</w:t>
+      </w:r>
+    </w:p>
+    <w:p>
+      <w:r>
+        <w:t>Choose the image that helps rather than repeating all six.</w:t>
+      </w:r>
+    </w:p>
+    <w:p>
+      <w:pPr>
+        <w:pStyle w:val="Heading2"/>
       </w:pPr>
       <w:r>
         <w:t>01. Human Classifier Simulation: the case</w:t>
@@ -2690,7 +2725,6 @@
     <w:p>
       <w:pPr>
         <w:spacing w:line="336" w:lineRule="auto" w:after="180"/>
-        <w:shd w:fill="F5F1FB"/>
       </w:pPr>
       <w:r>
         <w:rPr>
@@ -2729,7 +2763,7 @@
     </w:p>
     <w:p>
       <w:pPr>
-        <w:pStyle w:val="Heading3"/>
+        <w:pStyle w:val="Heading2"/>
       </w:pPr>
       <w:r>
         <w:t>02. Follow the deciding steps</w:t>
@@ -2785,7 +2819,6 @@
     <w:p>
       <w:pPr>
         <w:spacing w:line="336" w:lineRule="auto" w:after="180"/>
-        <w:shd w:fill="F5F1FB"/>
       </w:pPr>
       <w:r>
         <w:rPr>
@@ -2836,7 +2869,7 @@
     </w:p>
     <w:p>
       <w:pPr>
-        <w:pStyle w:val="Heading3"/>
+        <w:pStyle w:val="Heading2"/>
       </w:pPr>
       <w:r>
         <w:t>03. Three records through the Tower1 classifier</w:t>
@@ -2921,7 +2954,6 @@
     <w:p>
       <w:pPr>
         <w:spacing w:line="336" w:lineRule="auto" w:after="180"/>
-        <w:shd w:fill="F5F1FB"/>
       </w:pPr>
       <w:r>
         <w:rPr>
@@ -2960,7 +2992,7 @@
     </w:p>
     <w:p>
       <w:pPr>
-        <w:pStyle w:val="Heading3"/>
+        <w:pStyle w:val="Heading2"/>
       </w:pPr>
       <w:r>
         <w:t>04. Change one thing. Trace what follows.</w:t>
@@ -3027,7 +3059,6 @@
     <w:p>
       <w:pPr>
         <w:spacing w:line="336" w:lineRule="auto" w:after="180"/>
-        <w:shd w:fill="F5F1FB"/>
       </w:pPr>
       <w:r>
         <w:rPr>
@@ -3066,7 +3097,7 @@
     </w:p>
     <w:p>
       <w:pPr>
-        <w:pStyle w:val="Heading3"/>
+        <w:pStyle w:val="Heading2"/>
       </w:pPr>
       <w:r>
         <w:t>05. Connect the explanation to its limit</w:t>
@@ -3133,7 +3164,6 @@
     <w:p>
       <w:pPr>
         <w:spacing w:line="336" w:lineRule="auto" w:after="180"/>
-        <w:shd w:fill="F5F1FB"/>
       </w:pPr>
       <w:r>
         <w:rPr>
@@ -3172,7 +3202,7 @@
     </w:p>
     <w:p>
       <w:pPr>
-        <w:pStyle w:val="Heading3"/>
+        <w:pStyle w:val="Heading2"/>
       </w:pPr>
       <w:r>
         <w:t>06. Make the idea visible in your project</w:t>
@@ -3251,7 +3281,6 @@
     <w:p>
       <w:pPr>
         <w:spacing w:line="336" w:lineRule="auto" w:after="180"/>
-        <w:shd w:fill="F5F1FB"/>
       </w:pPr>
       <w:r>
         <w:rPr>
@@ -3298,6 +3327,62 @@
     <w:p>
       <w:r>
         <w:t>________________________________________________________________</w:t>
+      </w:r>
+    </w:p>
+    <w:p>
+      <w:pPr>
+        <w:pStyle w:val="Heading2"/>
+      </w:pPr>
+      <w:r>
+        <w:t>Earlier wording, alternatives and picture transcripts · reference / check after trying</w:t>
+      </w:r>
+    </w:p>
+    <w:p>
+      <w:pPr>
+        <w:pStyle w:val="Heading3"/>
+      </w:pPr>
+      <w:r>
+        <w:t>01. Human Classifier Simulation: the case</w:t>
+      </w:r>
+    </w:p>
+    <w:p>
+      <w:pPr>
+        <w:pStyle w:val="Heading3"/>
+      </w:pPr>
+      <w:r>
+        <w:t>02. Follow the deciding steps</w:t>
+      </w:r>
+    </w:p>
+    <w:p>
+      <w:pPr>
+        <w:pStyle w:val="Heading3"/>
+      </w:pPr>
+      <w:r>
+        <w:t>03. Three records through the Tower1 classifier</w:t>
+      </w:r>
+    </w:p>
+    <w:p>
+      <w:pPr>
+        <w:pStyle w:val="Heading3"/>
+      </w:pPr>
+      <w:r>
+        <w:t>04. Change one thing. Trace what follows.</w:t>
+      </w:r>
+    </w:p>
+    <w:p>
+      <w:pPr>
+        <w:pStyle w:val="Heading3"/>
+      </w:pPr>
+      <w:r>
+        <w:t>05. Connect the explanation to its limit</w:t>
+      </w:r>
+    </w:p>
+    <w:p>
+      <w:pPr>
+        <w:pStyle w:val="Heading3"/>
+      </w:pPr>
+      <w:r>
+        <w:t>06. Make the idea visible in your project</w:t>
       </w:r>
     </w:p>
     <w:sectPr>
